--- a/results/10_iterations/canary/canaries_analysis_softimpute.docx
+++ b/results/10_iterations/canary/canaries_analysis_softimpute.docx
@@ -12,14 +12,25 @@
           <w:lang w:val="en-US"/>
         </w:rPr>
       </w:pPr>
-      <w:r>
-        <w:rPr>
-          <w:rFonts w:ascii="David" w:hAnsi="David" w:cs="David"/>
-          <w:b/>
-          <w:bCs/>
-          <w:lang w:val="en-US"/>
-        </w:rPr>
-        <w:t xml:space="preserve">Softimpute – </w:t>
+      <w:proofErr w:type="spellStart"/>
+      <w:r>
+        <w:rPr>
+          <w:rFonts w:ascii="David" w:hAnsi="David" w:cs="David"/>
+          <w:b/>
+          <w:bCs/>
+          <w:lang w:val="en-US"/>
+        </w:rPr>
+        <w:t>Softimpute</w:t>
+      </w:r>
+      <w:proofErr w:type="spellEnd"/>
+      <w:r>
+        <w:rPr>
+          <w:rFonts w:ascii="David" w:hAnsi="David" w:cs="David"/>
+          <w:b/>
+          <w:bCs/>
+          <w:lang w:val="en-US"/>
+        </w:rPr>
+        <w:t xml:space="preserve"> – </w:t>
       </w:r>
       <w:r>
         <w:rPr>
@@ -63,7 +74,64 @@
           <w:rFonts w:ascii="David" w:hAnsi="David" w:cs="David"/>
           <w:lang w:val="en-US"/>
         </w:rPr>
-        <w:t>Working code: softimpute_bootstrap.R in the softimpute github repository</w:t>
+        <w:t xml:space="preserve">Working code: </w:t>
+      </w:r>
+      <w:proofErr w:type="spellStart"/>
+      <w:r>
+        <w:rPr>
+          <w:rFonts w:ascii="David" w:hAnsi="David" w:cs="David"/>
+          <w:lang w:val="en-US"/>
+        </w:rPr>
+        <w:t>softimpute_</w:t>
+      </w:r>
+      <w:proofErr w:type="gramStart"/>
+      <w:r>
+        <w:rPr>
+          <w:rFonts w:ascii="David" w:hAnsi="David" w:cs="David"/>
+          <w:lang w:val="en-US"/>
+        </w:rPr>
+        <w:t>bootstrap.R</w:t>
+      </w:r>
+      <w:proofErr w:type="spellEnd"/>
+      <w:proofErr w:type="gramEnd"/>
+      <w:r>
+        <w:rPr>
+          <w:rFonts w:ascii="David" w:hAnsi="David" w:cs="David"/>
+          <w:lang w:val="en-US"/>
+        </w:rPr>
+        <w:t xml:space="preserve"> in the </w:t>
+      </w:r>
+      <w:proofErr w:type="spellStart"/>
+      <w:r>
+        <w:rPr>
+          <w:rFonts w:ascii="David" w:hAnsi="David" w:cs="David"/>
+          <w:lang w:val="en-US"/>
+        </w:rPr>
+        <w:t>softimpute</w:t>
+      </w:r>
+      <w:proofErr w:type="spellEnd"/>
+      <w:r>
+        <w:rPr>
+          <w:rFonts w:ascii="David" w:hAnsi="David" w:cs="David"/>
+          <w:lang w:val="en-US"/>
+        </w:rPr>
+        <w:t xml:space="preserve"> </w:t>
+      </w:r>
+      <w:proofErr w:type="spellStart"/>
+      <w:r>
+        <w:rPr>
+          <w:rFonts w:ascii="David" w:hAnsi="David" w:cs="David"/>
+          <w:lang w:val="en-US"/>
+        </w:rPr>
+        <w:t>github</w:t>
+      </w:r>
+      <w:proofErr w:type="spellEnd"/>
+      <w:r>
+        <w:rPr>
+          <w:rFonts w:ascii="David" w:hAnsi="David" w:cs="David"/>
+          <w:lang w:val="en-US"/>
+        </w:rPr>
+        <w:t xml:space="preserve"> repository</w:t>
       </w:r>
     </w:p>
     <w:p>
@@ -92,22 +160,86 @@
           <w:rFonts w:ascii="David" w:hAnsi="David" w:cs="David"/>
           <w:lang w:val="en-US"/>
         </w:rPr>
-        <w:t xml:space="preserve"> very large csv files for the pollination networks inthe Canary Islands (in the Google Drive Research folder), with 100 iterations for removing zeros.</w:t>
-      </w:r>
-    </w:p>
-    <w:p>
-      <w:pPr>
-        <w:rPr>
-          <w:rFonts w:ascii="David" w:hAnsi="David" w:cs="David"/>
-          <w:lang w:val="en-US"/>
-        </w:rPr>
-      </w:pPr>
-      <w:r>
-        <w:rPr>
-          <w:rFonts w:ascii="David" w:hAnsi="David" w:cs="David"/>
-          <w:lang w:val="en-US"/>
-        </w:rPr>
-        <w:t>The amount of removed zeros is equal to the amount of ones removed (which are 20% of ones). Otherwise the amount of removed zeros i</w:t>
+        <w:t xml:space="preserve"> very large csv </w:t>
+      </w:r>
+      <w:proofErr w:type="gramStart"/>
+      <w:r>
+        <w:rPr>
+          <w:rFonts w:ascii="David" w:hAnsi="David" w:cs="David"/>
+          <w:lang w:val="en-US"/>
+        </w:rPr>
+        <w:t>files</w:t>
+      </w:r>
+      <w:proofErr w:type="gramEnd"/>
+      <w:r>
+        <w:rPr>
+          <w:rFonts w:ascii="David" w:hAnsi="David" w:cs="David"/>
+          <w:lang w:val="en-US"/>
+        </w:rPr>
+        <w:t xml:space="preserve"> for the pollination networks </w:t>
+      </w:r>
+      <w:proofErr w:type="spellStart"/>
+      <w:r>
+        <w:rPr>
+          <w:rFonts w:ascii="David" w:hAnsi="David" w:cs="David"/>
+          <w:lang w:val="en-US"/>
+        </w:rPr>
+        <w:t>inthe</w:t>
+      </w:r>
+      <w:proofErr w:type="spellEnd"/>
+      <w:r>
+        <w:rPr>
+          <w:rFonts w:ascii="David" w:hAnsi="David" w:cs="David"/>
+          <w:lang w:val="en-US"/>
+        </w:rPr>
+        <w:t xml:space="preserve"> Canary Islands (in the Google Drive Research folder), with 100 iterations for removing zeros.</w:t>
+      </w:r>
+    </w:p>
+    <w:p>
+      <w:pPr>
+        <w:rPr>
+          <w:rFonts w:ascii="David" w:hAnsi="David" w:cs="David"/>
+          <w:lang w:val="en-US"/>
+        </w:rPr>
+      </w:pPr>
+      <w:r>
+        <w:rPr>
+          <w:rFonts w:ascii="David" w:hAnsi="David" w:cs="David"/>
+          <w:lang w:val="en-US"/>
+        </w:rPr>
+        <w:t xml:space="preserve">The amount of removed zeros is equal to the </w:t>
+      </w:r>
+      <w:proofErr w:type="gramStart"/>
+      <w:r>
+        <w:rPr>
+          <w:rFonts w:ascii="David" w:hAnsi="David" w:cs="David"/>
+          <w:lang w:val="en-US"/>
+        </w:rPr>
+        <w:t>amount</w:t>
+      </w:r>
+      <w:proofErr w:type="gramEnd"/>
+      <w:r>
+        <w:rPr>
+          <w:rFonts w:ascii="David" w:hAnsi="David" w:cs="David"/>
+          <w:lang w:val="en-US"/>
+        </w:rPr>
+        <w:t xml:space="preserve"> of ones removed (which are 20% of ones). </w:t>
+      </w:r>
+      <w:proofErr w:type="gramStart"/>
+      <w:r>
+        <w:rPr>
+          <w:rFonts w:ascii="David" w:hAnsi="David" w:cs="David"/>
+          <w:lang w:val="en-US"/>
+        </w:rPr>
+        <w:t>Otherwise</w:t>
+      </w:r>
+      <w:proofErr w:type="gramEnd"/>
+      <w:r>
+        <w:rPr>
+          <w:rFonts w:ascii="David" w:hAnsi="David" w:cs="David"/>
+          <w:lang w:val="en-US"/>
+        </w:rPr>
+        <w:t xml:space="preserve"> the amount of removed zeros i</w:t>
       </w:r>
       <w:r>
         <w:rPr>
@@ -136,7 +268,48 @@
           <w:rFonts w:ascii="David" w:hAnsi="David" w:cs="David"/>
           <w:lang w:val="en-US"/>
         </w:rPr>
-        <w:t xml:space="preserve">Analysis code: brazil_canary_analysis.R in the github repository. </w:t>
+        <w:t xml:space="preserve">Analysis code: </w:t>
+      </w:r>
+      <w:proofErr w:type="spellStart"/>
+      <w:r>
+        <w:rPr>
+          <w:rFonts w:ascii="David" w:hAnsi="David" w:cs="David"/>
+          <w:lang w:val="en-US"/>
+        </w:rPr>
+        <w:t>brazil_canary_</w:t>
+      </w:r>
+      <w:proofErr w:type="gramStart"/>
+      <w:r>
+        <w:rPr>
+          <w:rFonts w:ascii="David" w:hAnsi="David" w:cs="David"/>
+          <w:lang w:val="en-US"/>
+        </w:rPr>
+        <w:t>analysis.R</w:t>
+      </w:r>
+      <w:proofErr w:type="spellEnd"/>
+      <w:proofErr w:type="gramEnd"/>
+      <w:r>
+        <w:rPr>
+          <w:rFonts w:ascii="David" w:hAnsi="David" w:cs="David"/>
+          <w:lang w:val="en-US"/>
+        </w:rPr>
+        <w:t xml:space="preserve"> in the </w:t>
+      </w:r>
+      <w:proofErr w:type="spellStart"/>
+      <w:r>
+        <w:rPr>
+          <w:rFonts w:ascii="David" w:hAnsi="David" w:cs="David"/>
+          <w:lang w:val="en-US"/>
+        </w:rPr>
+        <w:t>github</w:t>
+      </w:r>
+      <w:proofErr w:type="spellEnd"/>
+      <w:r>
+        <w:rPr>
+          <w:rFonts w:ascii="David" w:hAnsi="David" w:cs="David"/>
+          <w:lang w:val="en-US"/>
+        </w:rPr>
+        <w:t xml:space="preserve"> repository. </w:t>
       </w:r>
     </w:p>
     <w:p>
@@ -315,7 +488,23 @@
           <w:rFonts w:ascii="David" w:hAnsi="David" w:cs="David"/>
           <w:lang w:val="en-US"/>
         </w:rPr>
-        <w:t>The same trends were observed for both Brazil and the Canary Islands; therefore I continued the analysis using only these values of k and lambda.</w:t>
+        <w:t xml:space="preserve">The same trends were observed for both Brazil and the Canary Islands; </w:t>
+      </w:r>
+      <w:proofErr w:type="gramStart"/>
+      <w:r>
+        <w:rPr>
+          <w:rFonts w:ascii="David" w:hAnsi="David" w:cs="David"/>
+          <w:lang w:val="en-US"/>
+        </w:rPr>
+        <w:t>therefore</w:t>
+      </w:r>
+      <w:proofErr w:type="gramEnd"/>
+      <w:r>
+        <w:rPr>
+          <w:rFonts w:ascii="David" w:hAnsi="David" w:cs="David"/>
+          <w:lang w:val="en-US"/>
+        </w:rPr>
+        <w:t xml:space="preserve"> I continued the analysis using only these values of k and lambda.</w:t>
       </w:r>
     </w:p>
     <w:p>
@@ -508,7 +697,23 @@
           <w:rFonts w:ascii="David" w:hAnsi="David" w:cs="David"/>
           <w:lang w:val="en-US"/>
         </w:rPr>
-        <w:t>Sigmoid = converting the predicted values using sigmoid function, than probabilities over 0.5 are considered links.</w:t>
+        <w:t xml:space="preserve">Sigmoid = converting the predicted values using sigmoid function, </w:t>
+      </w:r>
+      <w:proofErr w:type="gramStart"/>
+      <w:r>
+        <w:rPr>
+          <w:rFonts w:ascii="David" w:hAnsi="David" w:cs="David"/>
+          <w:lang w:val="en-US"/>
+        </w:rPr>
+        <w:t>than</w:t>
+      </w:r>
+      <w:proofErr w:type="gramEnd"/>
+      <w:r>
+        <w:rPr>
+          <w:rFonts w:ascii="David" w:hAnsi="David" w:cs="David"/>
+          <w:lang w:val="en-US"/>
+        </w:rPr>
+        <w:t xml:space="preserve"> probabilities over 0.5 are considered links.</w:t>
       </w:r>
     </w:p>
     <w:p>
@@ -594,7 +799,7 @@
         </w:rPr>
         <w:lastRenderedPageBreak/>
         <w:drawing>
-          <wp:inline distT="0" distB="0" distL="0" distR="0" wp14:anchorId="7018F8A3" wp14:editId="09076B0C">
+          <wp:inline distT="0" distB="0" distL="0" distR="0" wp14:anchorId="7018F8A3" wp14:editId="5275A67F">
             <wp:extent cx="7277864" cy="3699644"/>
             <wp:effectExtent l="0" t="0" r="0" b="0"/>
             <wp:docPr id="946855315" name="Picture 2"/>
@@ -661,7 +866,7 @@
           <w:lang w:val="en-US"/>
         </w:rPr>
         <w:drawing>
-          <wp:inline distT="0" distB="0" distL="0" distR="0" wp14:anchorId="7CA25923" wp14:editId="7B42933D">
+          <wp:inline distT="0" distB="0" distL="0" distR="0" wp14:anchorId="7CA25923" wp14:editId="738F106A">
             <wp:extent cx="7301012" cy="3711411"/>
             <wp:effectExtent l="0" t="0" r="0" b="3810"/>
             <wp:docPr id="1522771385" name="Picture 4"/>
@@ -711,23 +916,64 @@
           <w:rFonts w:ascii="David" w:hAnsi="David" w:cs="David"/>
           <w:lang w:val="en-US"/>
         </w:rPr>
-        <w:t xml:space="preserve">the min-max looks like the worse option since it cannot calculate the f1 score in some cases. The sigmoid and prob above 0 have similar results, with higher maximal f1 than sigmoid 0.5 . </w:t>
-      </w:r>
-    </w:p>
-    <w:p>
-      <w:pPr>
-        <w:rPr>
-          <w:rFonts w:ascii="David" w:hAnsi="David" w:cs="David"/>
-          <w:lang w:val="en-US"/>
-        </w:rPr>
-      </w:pPr>
-      <w:r>
-        <w:rPr>
-          <w:rFonts w:ascii="David" w:hAnsi="David" w:cs="David"/>
-          <w:lang w:val="en-US"/>
-        </w:rPr>
-        <w:t>Max f1 for sigm and &gt; 0 are the same (checked on 1 iteration in the Canaries): 0.72 .</w:t>
-      </w:r>
+        <w:t xml:space="preserve">the min-max looks like the worse option since it cannot calculate the f1 score in some cases. The sigmoid and prob above 0 have similar results, with higher maximal f1 than sigmoid </w:t>
+      </w:r>
+      <w:proofErr w:type="gramStart"/>
+      <w:r>
+        <w:rPr>
+          <w:rFonts w:ascii="David" w:hAnsi="David" w:cs="David"/>
+          <w:lang w:val="en-US"/>
+        </w:rPr>
+        <w:t>0.5 .</w:t>
+      </w:r>
+      <w:proofErr w:type="gramEnd"/>
+      <w:r>
+        <w:rPr>
+          <w:rFonts w:ascii="David" w:hAnsi="David" w:cs="David"/>
+          <w:lang w:val="en-US"/>
+        </w:rPr>
+        <w:t xml:space="preserve"> </w:t>
+      </w:r>
+    </w:p>
+    <w:p>
+      <w:pPr>
+        <w:rPr>
+          <w:rFonts w:ascii="David" w:hAnsi="David" w:cs="David"/>
+          <w:lang w:val="en-US"/>
+        </w:rPr>
+      </w:pPr>
+      <w:r>
+        <w:rPr>
+          <w:rFonts w:ascii="David" w:hAnsi="David" w:cs="David"/>
+          <w:lang w:val="en-US"/>
+        </w:rPr>
+        <w:t xml:space="preserve">Max f1 for </w:t>
+      </w:r>
+      <w:proofErr w:type="spellStart"/>
+      <w:r>
+        <w:rPr>
+          <w:rFonts w:ascii="David" w:hAnsi="David" w:cs="David"/>
+          <w:lang w:val="en-US"/>
+        </w:rPr>
+        <w:t>sigm</w:t>
+      </w:r>
+      <w:proofErr w:type="spellEnd"/>
+      <w:r>
+        <w:rPr>
+          <w:rFonts w:ascii="David" w:hAnsi="David" w:cs="David"/>
+          <w:lang w:val="en-US"/>
+        </w:rPr>
+        <w:t xml:space="preserve"> and &gt; 0 are the same (checked on 1 iteration in the Canaries): </w:t>
+      </w:r>
+      <w:proofErr w:type="gramStart"/>
+      <w:r>
+        <w:rPr>
+          <w:rFonts w:ascii="David" w:hAnsi="David" w:cs="David"/>
+          <w:lang w:val="en-US"/>
+        </w:rPr>
+        <w:t>0.72 .</w:t>
+      </w:r>
+      <w:proofErr w:type="gramEnd"/>
     </w:p>
     <w:p>
       <w:pPr>
@@ -742,7 +988,23 @@
           <w:lang w:val="en-US"/>
         </w:rPr>
         <w:lastRenderedPageBreak/>
-        <w:t xml:space="preserve">Average f1 sigm = 0.468, average f1 &gt; 0 = 0.476. </w:t>
+        <w:t xml:space="preserve">Average f1 </w:t>
+      </w:r>
+      <w:proofErr w:type="spellStart"/>
+      <w:r>
+        <w:rPr>
+          <w:rFonts w:ascii="David" w:hAnsi="David" w:cs="David"/>
+          <w:lang w:val="en-US"/>
+        </w:rPr>
+        <w:t>sigm</w:t>
+      </w:r>
+      <w:proofErr w:type="spellEnd"/>
+      <w:r>
+        <w:rPr>
+          <w:rFonts w:ascii="David" w:hAnsi="David" w:cs="David"/>
+          <w:lang w:val="en-US"/>
+        </w:rPr>
+        <w:t xml:space="preserve"> = 0.468, average f1 &gt; 0 = 0.476. </w:t>
       </w:r>
       <w:r>
         <w:rPr>
@@ -792,7 +1054,7 @@
           <w:lang w:val="en-US"/>
         </w:rPr>
         <w:drawing>
-          <wp:inline distT="0" distB="0" distL="0" distR="0" wp14:anchorId="4417915B" wp14:editId="5730362F">
+          <wp:inline distT="0" distB="0" distL="0" distR="0" wp14:anchorId="4417915B" wp14:editId="26F72D3C">
             <wp:extent cx="6318220" cy="3211817"/>
             <wp:effectExtent l="0" t="0" r="6985" b="8255"/>
             <wp:docPr id="1800440249" name="Picture 6"/>
@@ -858,7 +1120,23 @@
           <w:rFonts w:ascii="David" w:hAnsi="David" w:cs="David"/>
           <w:lang w:val="en-US"/>
         </w:rPr>
-        <w:t>The predictions for the off-diagonals are actually better than for the diagonal.</w:t>
+        <w:t xml:space="preserve">The predictions for the </w:t>
+      </w:r>
+      <w:proofErr w:type="gramStart"/>
+      <w:r>
+        <w:rPr>
+          <w:rFonts w:ascii="David" w:hAnsi="David" w:cs="David"/>
+          <w:lang w:val="en-US"/>
+        </w:rPr>
+        <w:t>off-diagonals</w:t>
+      </w:r>
+      <w:proofErr w:type="gramEnd"/>
+      <w:r>
+        <w:rPr>
+          <w:rFonts w:ascii="David" w:hAnsi="David" w:cs="David"/>
+          <w:lang w:val="en-US"/>
+        </w:rPr>
+        <w:t xml:space="preserve"> are actually better than for the diagonal.</w:t>
       </w:r>
     </w:p>
     <w:p>
@@ -915,7 +1193,23 @@
           <w:rFonts w:ascii="David" w:hAnsi="David" w:cs="David"/>
           <w:lang w:val="en-US"/>
         </w:rPr>
-        <w:t>We reduced the number of bootstrapping iterations from 100 to 10 since 100 iterations yield huge csvs.</w:t>
+        <w:t xml:space="preserve">We reduced the number of bootstrapping iterations from 100 to 10 since 100 iterations yield huge </w:t>
+      </w:r>
+      <w:proofErr w:type="spellStart"/>
+      <w:r>
+        <w:rPr>
+          <w:rFonts w:ascii="David" w:hAnsi="David" w:cs="David"/>
+          <w:lang w:val="en-US"/>
+        </w:rPr>
+        <w:t>csvs</w:t>
+      </w:r>
+      <w:proofErr w:type="spellEnd"/>
+      <w:r>
+        <w:rPr>
+          <w:rFonts w:ascii="David" w:hAnsi="David" w:cs="David"/>
+          <w:lang w:val="en-US"/>
+        </w:rPr>
+        <w:t>.</w:t>
       </w:r>
     </w:p>
     <w:p>
@@ -993,8 +1287,39 @@
           <w:bCs/>
           <w:lang w:val="en-US"/>
         </w:rPr>
-        <w:t>Links are considered as ones if sigmoid prob based on the predicted svd value is larger than 0.5 .</w:t>
-      </w:r>
+        <w:t xml:space="preserve">Links are considered as ones if sigmoid prob based on the predicted </w:t>
+      </w:r>
+      <w:proofErr w:type="spellStart"/>
+      <w:r>
+        <w:rPr>
+          <w:rFonts w:ascii="David" w:hAnsi="David" w:cs="David"/>
+          <w:b/>
+          <w:bCs/>
+          <w:lang w:val="en-US"/>
+        </w:rPr>
+        <w:t>svd</w:t>
+      </w:r>
+      <w:proofErr w:type="spellEnd"/>
+      <w:r>
+        <w:rPr>
+          <w:rFonts w:ascii="David" w:hAnsi="David" w:cs="David"/>
+          <w:b/>
+          <w:bCs/>
+          <w:lang w:val="en-US"/>
+        </w:rPr>
+        <w:t xml:space="preserve"> value is larger than </w:t>
+      </w:r>
+      <w:proofErr w:type="gramStart"/>
+      <w:r>
+        <w:rPr>
+          <w:rFonts w:ascii="David" w:hAnsi="David" w:cs="David"/>
+          <w:b/>
+          <w:bCs/>
+          <w:lang w:val="en-US"/>
+        </w:rPr>
+        <w:t>0.5 .</w:t>
+      </w:r>
+      <w:proofErr w:type="gramEnd"/>
     </w:p>
     <w:p>
       <w:pPr>
@@ -1025,12 +1350,21 @@
         </w:rPr>
         <w:t xml:space="preserve">what appears to be, at first, </w:t>
       </w:r>
-      <w:r>
-        <w:rPr>
-          <w:rFonts w:ascii="David" w:hAnsi="David" w:cs="David"/>
-          <w:lang w:val="en-US"/>
-        </w:rPr>
-        <w:t>non intuitive results.</w:t>
+      <w:proofErr w:type="spellStart"/>
+      <w:r>
+        <w:rPr>
+          <w:rFonts w:ascii="David" w:hAnsi="David" w:cs="David"/>
+          <w:lang w:val="en-US"/>
+        </w:rPr>
+        <w:t>non intuitive</w:t>
+      </w:r>
+      <w:proofErr w:type="spellEnd"/>
+      <w:r>
+        <w:rPr>
+          <w:rFonts w:ascii="David" w:hAnsi="David" w:cs="David"/>
+          <w:lang w:val="en-US"/>
+        </w:rPr>
+        <w:t xml:space="preserve"> results.</w:t>
       </w:r>
     </w:p>
     <w:p>
@@ -1364,7 +1698,23 @@
           <w:rFonts w:ascii="David" w:hAnsi="David" w:cs="David"/>
           <w:lang w:val="en-US"/>
         </w:rPr>
-        <w:t>It shows marginally significant results, that in my opinion is actually meaningful.</w:t>
+        <w:t xml:space="preserve">It shows marginally significant results, that in my opinion is </w:t>
+      </w:r>
+      <w:proofErr w:type="gramStart"/>
+      <w:r>
+        <w:rPr>
+          <w:rFonts w:ascii="David" w:hAnsi="David" w:cs="David"/>
+          <w:lang w:val="en-US"/>
+        </w:rPr>
+        <w:t>actually meaningful</w:t>
+      </w:r>
+      <w:proofErr w:type="gramEnd"/>
+      <w:r>
+        <w:rPr>
+          <w:rFonts w:ascii="David" w:hAnsi="David" w:cs="David"/>
+          <w:lang w:val="en-US"/>
+        </w:rPr>
+        <w:t>.</w:t>
       </w:r>
     </w:p>
     <w:p>
@@ -1403,7 +1753,29 @@
           <w:color w:val="FF0000"/>
           <w:lang w:val="en-US"/>
         </w:rPr>
-        <w:t xml:space="preserve"> (make sure that you used the same off-diagonal in all)</w:t>
+        <w:t xml:space="preserve"> (make sure that you used the same </w:t>
+      </w:r>
+      <w:proofErr w:type="gramStart"/>
+      <w:r>
+        <w:rPr>
+          <w:rFonts w:ascii="David" w:hAnsi="David" w:cs="David"/>
+          <w:b/>
+          <w:bCs/>
+          <w:color w:val="FF0000"/>
+          <w:lang w:val="en-US"/>
+        </w:rPr>
+        <w:t>off-diagonal</w:t>
+      </w:r>
+      <w:proofErr w:type="gramEnd"/>
+      <w:r>
+        <w:rPr>
+          <w:rFonts w:ascii="David" w:hAnsi="David" w:cs="David"/>
+          <w:b/>
+          <w:bCs/>
+          <w:color w:val="FF0000"/>
+          <w:lang w:val="en-US"/>
+        </w:rPr>
+        <w:t xml:space="preserve"> in all)</w:t>
       </w:r>
     </w:p>
     <w:p>
@@ -1695,6 +2067,7 @@
         </w:rPr>
         <w:t xml:space="preserve">predictive capacity for the </w:t>
       </w:r>
+      <w:proofErr w:type="gramStart"/>
       <w:r>
         <w:rPr>
           <w:rFonts w:ascii="David" w:hAnsi="David" w:cs="David"/>
@@ -1707,7 +2080,15 @@
           <w:rFonts w:ascii="David" w:hAnsi="David" w:cs="David"/>
           <w:lang w:val="en-US"/>
         </w:rPr>
-        <w:t xml:space="preserve"> is lower in comparison to the off-diagonals</w:t>
+        <w:t xml:space="preserve"> is</w:t>
+      </w:r>
+      <w:proofErr w:type="gramEnd"/>
+      <w:r>
+        <w:rPr>
+          <w:rFonts w:ascii="David" w:hAnsi="David" w:cs="David"/>
+          <w:lang w:val="en-US"/>
+        </w:rPr>
+        <w:t xml:space="preserve"> lower in comparison to the off-diagonals</w:t>
       </w:r>
       <w:r>
         <w:rPr>
@@ -1734,7 +2115,29 @@
           <w:rtl/>
           <w:lang w:val="en-US"/>
         </w:rPr>
-        <w:t>יש חשיבות לאילו לינקים מורידים. לכן טוב עשינו כשמיצענו איטרציות.</w:t>
+        <w:t xml:space="preserve">יש חשיבות לאילו לינקים מורידים. לכן טוב עשינו כשמיצענו </w:t>
+      </w:r>
+      <w:proofErr w:type="spellStart"/>
+      <w:r>
+        <w:rPr>
+          <w:rFonts w:ascii="David" w:hAnsi="David" w:cs="David" w:hint="cs"/>
+          <w:b/>
+          <w:bCs/>
+          <w:rtl/>
+          <w:lang w:val="en-US"/>
+        </w:rPr>
+        <w:t>איטרציות</w:t>
+      </w:r>
+      <w:proofErr w:type="spellEnd"/>
+      <w:r>
+        <w:rPr>
+          <w:rFonts w:ascii="David" w:hAnsi="David" w:cs="David" w:hint="cs"/>
+          <w:b/>
+          <w:bCs/>
+          <w:rtl/>
+          <w:lang w:val="en-US"/>
+        </w:rPr>
+        <w:t>.</w:t>
       </w:r>
     </w:p>
     <w:p>
@@ -2238,16 +2641,9 @@
           <w:rtl/>
           <w:lang w:val="en-US"/>
         </w:rPr>
-        <w:t xml:space="preserve">להכין פלוטים על </w:t>
-      </w:r>
-      <w:r>
-        <w:rPr>
-          <w:rFonts w:ascii="David" w:hAnsi="David" w:cs="David"/>
-          <w:color w:val="FF0000"/>
-          <w:lang w:val="en-US"/>
-        </w:rPr>
-        <w:t>facets</w:t>
-      </w:r>
+        <w:t xml:space="preserve">להכין </w:t>
+      </w:r>
+      <w:proofErr w:type="spellStart"/>
       <w:r>
         <w:rPr>
           <w:rFonts w:ascii="David" w:hAnsi="David" w:cs="David" w:hint="cs"/>
@@ -2255,26 +2651,9 @@
           <w:rtl/>
           <w:lang w:val="en-US"/>
         </w:rPr>
-        <w:t xml:space="preserve"> של: </w:t>
-      </w:r>
-      <w:r>
-        <w:rPr>
-          <w:rFonts w:ascii="David" w:hAnsi="David" w:cs="David"/>
-          <w:color w:val="FF0000"/>
-          <w:lang w:val="en-US"/>
-        </w:rPr>
-        <w:t>size P, size C, density P, density C</w:t>
-      </w:r>
-    </w:p>
-    <w:p>
-      <w:pPr>
-        <w:bidi/>
-        <w:rPr>
-          <w:rFonts w:ascii="David" w:hAnsi="David" w:cs="David"/>
-          <w:color w:val="FF0000"/>
-          <w:lang w:val="en-US"/>
-        </w:rPr>
-      </w:pPr>
+        <w:t>פלוטים</w:t>
+      </w:r>
+      <w:proofErr w:type="spellEnd"/>
       <w:r>
         <w:rPr>
           <w:rFonts w:ascii="David" w:hAnsi="David" w:cs="David" w:hint="cs"/>
@@ -2282,7 +2661,7 @@
           <w:rtl/>
           <w:lang w:val="en-US"/>
         </w:rPr>
-        <w:t xml:space="preserve">עבור </w:t>
+        <w:t xml:space="preserve"> על </w:t>
       </w:r>
       <w:r>
         <w:rPr>
@@ -2290,26 +2669,126 @@
           <w:color w:val="FF0000"/>
           <w:lang w:val="en-US"/>
         </w:rPr>
-        <w:t>1 diag+ diag</w:t>
-      </w:r>
-    </w:p>
-    <w:p>
-      <w:pPr>
-        <w:bidi/>
+        <w:t>facets</w:t>
+      </w:r>
+      <w:r>
         <w:rPr>
           <w:rFonts w:ascii="David" w:hAnsi="David" w:cs="David" w:hint="cs"/>
           <w:color w:val="FF0000"/>
-          <w:lang w:val="en-US"/>
-        </w:rPr>
-      </w:pPr>
+          <w:rtl/>
+          <w:lang w:val="en-US"/>
+        </w:rPr>
+        <w:t xml:space="preserve"> של: </w:t>
+      </w:r>
       <w:r>
         <w:rPr>
           <w:rFonts w:ascii="David" w:hAnsi="David" w:cs="David"/>
           <w:color w:val="FF0000"/>
           <w:lang w:val="en-US"/>
         </w:rPr>
-        <w:t>1 diag no diag</w:t>
-      </w:r>
+        <w:t>size P, size C, density P, density C</w:t>
+      </w:r>
+    </w:p>
+    <w:p>
+      <w:pPr>
+        <w:bidi/>
+        <w:rPr>
+          <w:rFonts w:ascii="David" w:hAnsi="David" w:cs="David"/>
+          <w:color w:val="FF0000"/>
+          <w:lang w:val="en-US"/>
+        </w:rPr>
+      </w:pPr>
+      <w:r>
+        <w:rPr>
+          <w:rFonts w:ascii="David" w:hAnsi="David" w:cs="David" w:hint="cs"/>
+          <w:color w:val="FF0000"/>
+          <w:rtl/>
+          <w:lang w:val="en-US"/>
+        </w:rPr>
+        <w:t xml:space="preserve">עבור </w:t>
+      </w:r>
+      <w:r>
+        <w:rPr>
+          <w:rFonts w:ascii="David" w:hAnsi="David" w:cs="David"/>
+          <w:color w:val="FF0000"/>
+          <w:lang w:val="en-US"/>
+        </w:rPr>
+        <w:t xml:space="preserve">1 </w:t>
+      </w:r>
+      <w:proofErr w:type="spellStart"/>
+      <w:r>
+        <w:rPr>
+          <w:rFonts w:ascii="David" w:hAnsi="David" w:cs="David"/>
+          <w:color w:val="FF0000"/>
+          <w:lang w:val="en-US"/>
+        </w:rPr>
+        <w:t>diag</w:t>
+      </w:r>
+      <w:proofErr w:type="spellEnd"/>
+      <w:r>
+        <w:rPr>
+          <w:rFonts w:ascii="David" w:hAnsi="David" w:cs="David"/>
+          <w:color w:val="FF0000"/>
+          <w:lang w:val="en-US"/>
+        </w:rPr>
+        <w:t xml:space="preserve">+ </w:t>
+      </w:r>
+      <w:proofErr w:type="spellStart"/>
+      <w:r>
+        <w:rPr>
+          <w:rFonts w:ascii="David" w:hAnsi="David" w:cs="David"/>
+          <w:color w:val="FF0000"/>
+          <w:lang w:val="en-US"/>
+        </w:rPr>
+        <w:t>diag</w:t>
+      </w:r>
+      <w:proofErr w:type="spellEnd"/>
+    </w:p>
+    <w:p>
+      <w:pPr>
+        <w:bidi/>
+        <w:rPr>
+          <w:rFonts w:ascii="David" w:hAnsi="David" w:cs="David"/>
+          <w:color w:val="FF0000"/>
+          <w:lang w:val="en-US"/>
+        </w:rPr>
+      </w:pPr>
+      <w:r>
+        <w:rPr>
+          <w:rFonts w:ascii="David" w:hAnsi="David" w:cs="David"/>
+          <w:color w:val="FF0000"/>
+          <w:lang w:val="en-US"/>
+        </w:rPr>
+        <w:t xml:space="preserve">1 </w:t>
+      </w:r>
+      <w:proofErr w:type="spellStart"/>
+      <w:r>
+        <w:rPr>
+          <w:rFonts w:ascii="David" w:hAnsi="David" w:cs="David"/>
+          <w:color w:val="FF0000"/>
+          <w:lang w:val="en-US"/>
+        </w:rPr>
+        <w:t>diag</w:t>
+      </w:r>
+      <w:proofErr w:type="spellEnd"/>
+      <w:r>
+        <w:rPr>
+          <w:rFonts w:ascii="David" w:hAnsi="David" w:cs="David"/>
+          <w:color w:val="FF0000"/>
+          <w:lang w:val="en-US"/>
+        </w:rPr>
+        <w:t xml:space="preserve"> no </w:t>
+      </w:r>
+      <w:proofErr w:type="spellStart"/>
+      <w:r>
+        <w:rPr>
+          <w:rFonts w:ascii="David" w:hAnsi="David" w:cs="David"/>
+          <w:color w:val="FF0000"/>
+          <w:lang w:val="en-US"/>
+        </w:rPr>
+        <w:t>diag</w:t>
+      </w:r>
+      <w:proofErr w:type="spellEnd"/>
     </w:p>
     <w:p>
       <w:pPr>
@@ -2439,12 +2918,21 @@
           <w:lang w:val="en-US"/>
         </w:rPr>
       </w:pPr>
-      <w:r>
-        <w:rPr>
-          <w:rFonts w:ascii="David" w:hAnsi="David" w:cs="David"/>
-          <w:lang w:val="en-US"/>
-        </w:rPr>
-        <w:t>Overall Bray-Curtis similarity (all layer-to layer predictions, plants and pollinators combined):</w:t>
+      <w:proofErr w:type="gramStart"/>
+      <w:r>
+        <w:rPr>
+          <w:rFonts w:ascii="David" w:hAnsi="David" w:cs="David"/>
+          <w:lang w:val="en-US"/>
+        </w:rPr>
+        <w:t>Overall</w:t>
+      </w:r>
+      <w:proofErr w:type="gramEnd"/>
+      <w:r>
+        <w:rPr>
+          <w:rFonts w:ascii="David" w:hAnsi="David" w:cs="David"/>
+          <w:lang w:val="en-US"/>
+        </w:rPr>
+        <w:t xml:space="preserve"> Bray-Curtis similarity (all layer-to layer predictions, plants and pollinators combined):</w:t>
       </w:r>
     </w:p>
     <w:p>
@@ -2839,12 +3327,29 @@
       <w:pPr>
         <w:bidi/>
         <w:rPr>
+          <w:rFonts w:ascii="David" w:hAnsi="David" w:cs="David"/>
+          <w:color w:val="FF0000"/>
+          <w:lang w:val="en-US"/>
+        </w:rPr>
+      </w:pPr>
+      <w:r>
+        <w:rPr>
           <w:rFonts w:ascii="David" w:hAnsi="David" w:cs="David" w:hint="cs"/>
           <w:color w:val="FF0000"/>
           <w:rtl/>
           <w:lang w:val="en-US"/>
         </w:rPr>
-      </w:pPr>
+        <w:lastRenderedPageBreak/>
+        <w:t xml:space="preserve">לאחד צירי </w:t>
+      </w:r>
+      <w:r>
+        <w:rPr>
+          <w:rFonts w:ascii="David" w:hAnsi="David" w:cs="David"/>
+          <w:color w:val="FF0000"/>
+          <w:lang w:val="en-US"/>
+        </w:rPr>
+        <w:t>x</w:t>
+      </w:r>
       <w:r>
         <w:rPr>
           <w:rFonts w:ascii="David" w:hAnsi="David" w:cs="David" w:hint="cs"/>
@@ -2852,17 +3357,9 @@
           <w:rtl/>
           <w:lang w:val="en-US"/>
         </w:rPr>
-        <w:lastRenderedPageBreak/>
-        <w:t xml:space="preserve">לאחד צירי </w:t>
-      </w:r>
-      <w:r>
-        <w:rPr>
-          <w:rFonts w:ascii="David" w:hAnsi="David" w:cs="David"/>
-          <w:color w:val="FF0000"/>
-          <w:lang w:val="en-US"/>
-        </w:rPr>
-        <w:t>x</w:t>
-      </w:r>
+        <w:t xml:space="preserve"> בכל </w:t>
+      </w:r>
+      <w:proofErr w:type="spellStart"/>
       <w:r>
         <w:rPr>
           <w:rFonts w:ascii="David" w:hAnsi="David" w:cs="David" w:hint="cs"/>
@@ -2870,8 +3367,587 @@
           <w:rtl/>
           <w:lang w:val="en-US"/>
         </w:rPr>
-        <w:t xml:space="preserve"> בכל הפלוטים ומספר ספרות. להוסיף שנתות.</w:t>
-      </w:r>
+        <w:t>הפלוטים</w:t>
+      </w:r>
+      <w:proofErr w:type="spellEnd"/>
+      <w:r>
+        <w:rPr>
+          <w:rFonts w:ascii="David" w:hAnsi="David" w:cs="David" w:hint="cs"/>
+          <w:color w:val="FF0000"/>
+          <w:rtl/>
+          <w:lang w:val="en-US"/>
+        </w:rPr>
+        <w:t xml:space="preserve"> ומספר ספרות. להוסיף שנתות.</w:t>
+      </w:r>
+    </w:p>
+    <w:p>
+      <w:pPr>
+        <w:bidi/>
+        <w:rPr>
+          <w:rFonts w:ascii="David" w:hAnsi="David" w:cs="David"/>
+          <w:color w:val="FF0000"/>
+          <w:lang w:val="en-US"/>
+        </w:rPr>
+      </w:pPr>
+    </w:p>
+    <w:p>
+      <w:pPr>
+        <w:rPr>
+          <w:rFonts w:ascii="David" w:hAnsi="David" w:cs="David"/>
+          <w:color w:val="000000" w:themeColor="text1"/>
+          <w:lang w:val="en-US"/>
+        </w:rPr>
+      </w:pPr>
+      <w:r>
+        <w:rPr>
+          <w:rFonts w:ascii="David" w:hAnsi="David" w:cs="David"/>
+          <w:color w:val="000000" w:themeColor="text1"/>
+          <w:lang w:val="en-US"/>
+        </w:rPr>
+        <w:t xml:space="preserve">Checking relationship </w:t>
+      </w:r>
+      <w:r>
+        <w:rPr>
+          <w:rFonts w:ascii="David" w:hAnsi="David" w:cs="David"/>
+          <w:color w:val="000000" w:themeColor="text1"/>
+          <w:lang w:val="en-US"/>
+        </w:rPr>
+        <w:t xml:space="preserve">of sigmoid predicted values </w:t>
+      </w:r>
+      <w:r>
+        <w:rPr>
+          <w:rFonts w:ascii="David" w:hAnsi="David" w:cs="David"/>
+          <w:color w:val="000000" w:themeColor="text1"/>
+          <w:lang w:val="en-US"/>
+        </w:rPr>
+        <w:t>with original interaction weights</w:t>
+      </w:r>
+      <w:r>
+        <w:rPr>
+          <w:rFonts w:ascii="David" w:hAnsi="David" w:cs="David"/>
+          <w:color w:val="000000" w:themeColor="text1"/>
+          <w:lang w:val="en-US"/>
+        </w:rPr>
+        <w:t xml:space="preserve"> (only best k and lambda)</w:t>
+      </w:r>
+      <w:r>
+        <w:rPr>
+          <w:rFonts w:ascii="David" w:hAnsi="David" w:cs="David"/>
+          <w:color w:val="000000" w:themeColor="text1"/>
+          <w:lang w:val="en-US"/>
+        </w:rPr>
+        <w:t>:</w:t>
+      </w:r>
+    </w:p>
+    <w:p>
+      <w:pPr>
+        <w:rPr>
+          <w:rFonts w:ascii="David" w:hAnsi="David" w:cs="David"/>
+          <w:color w:val="000000" w:themeColor="text1"/>
+          <w:lang w:val="en-US"/>
+        </w:rPr>
+      </w:pPr>
+      <w:r>
+        <w:rPr>
+          <w:rFonts w:ascii="David" w:hAnsi="David" w:cs="David"/>
+          <w:noProof/>
+          <w:color w:val="000000" w:themeColor="text1"/>
+          <w:rtl/>
+          <w:lang w:val="he-IL"/>
+        </w:rPr>
+        <w:drawing>
+          <wp:inline distT="0" distB="0" distL="0" distR="0" wp14:anchorId="6E7004C4" wp14:editId="480A5929">
+            <wp:extent cx="3027751" cy="2721574"/>
+            <wp:effectExtent l="0" t="0" r="0" b="0"/>
+            <wp:docPr id="1288558978" name="Picture 1"/>
+            <wp:cNvGraphicFramePr>
+              <a:graphicFrameLocks xmlns:a="http://schemas.openxmlformats.org/drawingml/2006/main" noChangeAspect="1"/>
+            </wp:cNvGraphicFramePr>
+            <a:graphic xmlns:a="http://schemas.openxmlformats.org/drawingml/2006/main">
+              <a:graphicData uri="http://schemas.openxmlformats.org/drawingml/2006/picture">
+                <pic:pic xmlns:pic="http://schemas.openxmlformats.org/drawingml/2006/picture">
+                  <pic:nvPicPr>
+                    <pic:cNvPr id="1288558978" name="Picture 1"/>
+                    <pic:cNvPicPr/>
+                  </pic:nvPicPr>
+                  <pic:blipFill>
+                    <a:blip r:embed="rId24">
+                      <a:extLst>
+                        <a:ext uri="{28A0092B-C50C-407E-A947-70E740481C1C}">
+                          <a14:useLocalDpi xmlns:a14="http://schemas.microsoft.com/office/drawing/2010/main" val="0"/>
+                        </a:ext>
+                      </a:extLst>
+                    </a:blip>
+                    <a:stretch>
+                      <a:fillRect/>
+                    </a:stretch>
+                  </pic:blipFill>
+                  <pic:spPr>
+                    <a:xfrm>
+                      <a:off x="0" y="0"/>
+                      <a:ext cx="3027751" cy="2721574"/>
+                    </a:xfrm>
+                    <a:prstGeom prst="rect">
+                      <a:avLst/>
+                    </a:prstGeom>
+                  </pic:spPr>
+                </pic:pic>
+              </a:graphicData>
+            </a:graphic>
+          </wp:inline>
+        </w:drawing>
+      </w:r>
+    </w:p>
+    <w:p>
+      <w:pPr>
+        <w:rPr>
+          <w:rFonts w:ascii="David" w:hAnsi="David" w:cs="David"/>
+          <w:color w:val="000000" w:themeColor="text1"/>
+          <w:lang w:val="en-US"/>
+        </w:rPr>
+      </w:pPr>
+      <w:r>
+        <w:rPr>
+          <w:rFonts w:ascii="David" w:hAnsi="David" w:cs="David"/>
+          <w:color w:val="000000" w:themeColor="text1"/>
+          <w:lang w:val="en-US"/>
+        </w:rPr>
+        <w:t>Average Pearson’s correlation of the iterations for each train and test layer combination between the sigmoid predicted values and original weights:</w:t>
+      </w:r>
+    </w:p>
+    <w:p>
+      <w:pPr>
+        <w:rPr>
+          <w:rFonts w:ascii="David" w:hAnsi="David" w:cs="David"/>
+          <w:color w:val="000000" w:themeColor="text1"/>
+          <w:lang w:val="en-US"/>
+        </w:rPr>
+      </w:pPr>
+      <w:r>
+        <w:rPr>
+          <w:rFonts w:ascii="David" w:hAnsi="David" w:cs="David"/>
+          <w:noProof/>
+          <w:color w:val="000000" w:themeColor="text1"/>
+          <w:lang w:val="en-US"/>
+        </w:rPr>
+        <w:drawing>
+          <wp:inline distT="0" distB="0" distL="0" distR="0" wp14:anchorId="487D7FBB" wp14:editId="333B7F0A">
+            <wp:extent cx="3619585" cy="3253560"/>
+            <wp:effectExtent l="0" t="0" r="0" b="0"/>
+            <wp:docPr id="539227064" name="Picture 2"/>
+            <wp:cNvGraphicFramePr>
+              <a:graphicFrameLocks xmlns:a="http://schemas.openxmlformats.org/drawingml/2006/main" noChangeAspect="1"/>
+            </wp:cNvGraphicFramePr>
+            <a:graphic xmlns:a="http://schemas.openxmlformats.org/drawingml/2006/main">
+              <a:graphicData uri="http://schemas.openxmlformats.org/drawingml/2006/picture">
+                <pic:pic xmlns:pic="http://schemas.openxmlformats.org/drawingml/2006/picture">
+                  <pic:nvPicPr>
+                    <pic:cNvPr id="539227064" name="Picture 2"/>
+                    <pic:cNvPicPr/>
+                  </pic:nvPicPr>
+                  <pic:blipFill>
+                    <a:blip r:embed="rId25">
+                      <a:extLst>
+                        <a:ext uri="{28A0092B-C50C-407E-A947-70E740481C1C}">
+                          <a14:useLocalDpi xmlns:a14="http://schemas.microsoft.com/office/drawing/2010/main" val="0"/>
+                        </a:ext>
+                      </a:extLst>
+                    </a:blip>
+                    <a:stretch>
+                      <a:fillRect/>
+                    </a:stretch>
+                  </pic:blipFill>
+                  <pic:spPr>
+                    <a:xfrm>
+                      <a:off x="0" y="0"/>
+                      <a:ext cx="3619585" cy="3253560"/>
+                    </a:xfrm>
+                    <a:prstGeom prst="rect">
+                      <a:avLst/>
+                    </a:prstGeom>
+                  </pic:spPr>
+                </pic:pic>
+              </a:graphicData>
+            </a:graphic>
+          </wp:inline>
+        </w:drawing>
+      </w:r>
+    </w:p>
+    <w:p>
+      <w:pPr>
+        <w:rPr>
+          <w:rFonts w:ascii="David" w:hAnsi="David" w:cs="David"/>
+          <w:color w:val="000000" w:themeColor="text1"/>
+          <w:lang w:val="en-US"/>
+        </w:rPr>
+      </w:pPr>
+      <w:r>
+        <w:rPr>
+          <w:rFonts w:ascii="David" w:hAnsi="David" w:cs="David"/>
+          <w:color w:val="000000" w:themeColor="text1"/>
+          <w:lang w:val="en-US"/>
+        </w:rPr>
+        <w:t>Sometimes there is a strong correlation, especially positive correlation, and there is a variance according to the instance.</w:t>
+      </w:r>
+    </w:p>
+    <w:p>
+      <w:pPr>
+        <w:rPr>
+          <w:rFonts w:ascii="David" w:hAnsi="David" w:cs="David"/>
+          <w:color w:val="000000" w:themeColor="text1"/>
+          <w:lang w:val="en-US"/>
+        </w:rPr>
+      </w:pPr>
+    </w:p>
+    <w:p>
+      <w:pPr>
+        <w:rPr>
+          <w:rFonts w:ascii="David" w:hAnsi="David" w:cs="David"/>
+          <w:b/>
+          <w:bCs/>
+          <w:color w:val="000000" w:themeColor="text1"/>
+          <w:lang w:val="en-US"/>
+        </w:rPr>
+      </w:pPr>
+      <w:r>
+        <w:rPr>
+          <w:rFonts w:ascii="David" w:hAnsi="David" w:cs="David"/>
+          <w:b/>
+          <w:bCs/>
+          <w:color w:val="000000" w:themeColor="text1"/>
+          <w:lang w:val="en-US"/>
+        </w:rPr>
+        <w:t>Partner fidelity</w:t>
+      </w:r>
+    </w:p>
+    <w:p>
+      <w:pPr>
+        <w:rPr>
+          <w:rFonts w:ascii="David" w:hAnsi="David" w:cs="David"/>
+          <w:color w:val="000000" w:themeColor="text1"/>
+          <w:lang w:val="en-US"/>
+        </w:rPr>
+      </w:pPr>
+      <w:r>
+        <w:rPr>
+          <w:rFonts w:ascii="David" w:hAnsi="David" w:cs="David"/>
+          <w:color w:val="000000" w:themeColor="text1"/>
+          <w:lang w:val="en-US"/>
+        </w:rPr>
+        <w:t>Here iterations are not averaged. Results for only one off-diagonal (no diagonal)</w:t>
+      </w:r>
+      <w:r>
+        <w:rPr>
+          <w:rFonts w:ascii="David" w:hAnsi="David" w:cs="David"/>
+          <w:color w:val="000000" w:themeColor="text1"/>
+          <w:lang w:val="en-US"/>
+        </w:rPr>
+        <w:t>. The results are similar when adding the diagonal.</w:t>
+      </w:r>
+    </w:p>
+    <w:p>
+      <w:pPr>
+        <w:rPr>
+          <w:rFonts w:ascii="David" w:hAnsi="David" w:cs="David"/>
+          <w:color w:val="000000" w:themeColor="text1"/>
+          <w:lang w:val="en-US"/>
+        </w:rPr>
+      </w:pPr>
+      <w:r>
+        <w:rPr>
+          <w:rFonts w:ascii="David" w:hAnsi="David" w:cs="David"/>
+          <w:color w:val="000000" w:themeColor="text1"/>
+          <w:lang w:val="en-US"/>
+        </w:rPr>
+        <w:t>Plants:</w:t>
+      </w:r>
+    </w:p>
+    <w:p>
+      <w:pPr>
+        <w:rPr>
+          <w:rFonts w:ascii="David" w:hAnsi="David" w:cs="David"/>
+          <w:b/>
+          <w:bCs/>
+          <w:color w:val="000000" w:themeColor="text1"/>
+          <w:lang w:val="en-US"/>
+        </w:rPr>
+      </w:pPr>
+      <w:r>
+        <w:rPr>
+          <w:rFonts w:ascii="David" w:hAnsi="David" w:cs="David"/>
+          <w:b/>
+          <w:bCs/>
+          <w:noProof/>
+          <w:color w:val="000000" w:themeColor="text1"/>
+          <w:lang w:val="en-US"/>
+        </w:rPr>
+        <w:lastRenderedPageBreak/>
+        <w:drawing>
+          <wp:inline distT="0" distB="0" distL="0" distR="0" wp14:anchorId="054EB1A5" wp14:editId="0866D7AF">
+            <wp:extent cx="3594004" cy="3230380"/>
+            <wp:effectExtent l="0" t="0" r="635" b="0"/>
+            <wp:docPr id="726903772" name="Picture 3"/>
+            <wp:cNvGraphicFramePr>
+              <a:graphicFrameLocks xmlns:a="http://schemas.openxmlformats.org/drawingml/2006/main" noChangeAspect="1"/>
+            </wp:cNvGraphicFramePr>
+            <a:graphic xmlns:a="http://schemas.openxmlformats.org/drawingml/2006/main">
+              <a:graphicData uri="http://schemas.openxmlformats.org/drawingml/2006/picture">
+                <pic:pic xmlns:pic="http://schemas.openxmlformats.org/drawingml/2006/picture">
+                  <pic:nvPicPr>
+                    <pic:cNvPr id="726903772" name="Picture 726903772"/>
+                    <pic:cNvPicPr/>
+                  </pic:nvPicPr>
+                  <pic:blipFill>
+                    <a:blip r:embed="rId26">
+                      <a:extLst>
+                        <a:ext uri="{28A0092B-C50C-407E-A947-70E740481C1C}">
+                          <a14:useLocalDpi xmlns:a14="http://schemas.microsoft.com/office/drawing/2010/main" val="0"/>
+                        </a:ext>
+                      </a:extLst>
+                    </a:blip>
+                    <a:stretch>
+                      <a:fillRect/>
+                    </a:stretch>
+                  </pic:blipFill>
+                  <pic:spPr>
+                    <a:xfrm>
+                      <a:off x="0" y="0"/>
+                      <a:ext cx="3623107" cy="3256539"/>
+                    </a:xfrm>
+                    <a:prstGeom prst="rect">
+                      <a:avLst/>
+                    </a:prstGeom>
+                  </pic:spPr>
+                </pic:pic>
+              </a:graphicData>
+            </a:graphic>
+          </wp:inline>
+        </w:drawing>
+      </w:r>
+    </w:p>
+    <w:p>
+      <w:pPr>
+        <w:rPr>
+          <w:rFonts w:ascii="David" w:hAnsi="David" w:cs="David"/>
+          <w:color w:val="000000" w:themeColor="text1"/>
+          <w:lang w:val="en-US"/>
+        </w:rPr>
+      </w:pPr>
+      <w:r>
+        <w:rPr>
+          <w:rFonts w:ascii="David" w:hAnsi="David" w:cs="David"/>
+          <w:color w:val="000000" w:themeColor="text1"/>
+          <w:lang w:val="en-US"/>
+        </w:rPr>
+        <w:t>With diagonal:</w:t>
+      </w:r>
+    </w:p>
+    <w:p>
+      <w:pPr>
+        <w:rPr>
+          <w:rFonts w:ascii="David" w:hAnsi="David" w:cs="David"/>
+          <w:b/>
+          <w:bCs/>
+          <w:color w:val="000000" w:themeColor="text1"/>
+          <w:lang w:val="en-US"/>
+        </w:rPr>
+      </w:pPr>
+      <w:r>
+        <w:rPr>
+          <w:rFonts w:ascii="David" w:hAnsi="David" w:cs="David"/>
+          <w:b/>
+          <w:bCs/>
+          <w:noProof/>
+          <w:color w:val="000000" w:themeColor="text1"/>
+          <w:lang w:val="en-US"/>
+        </w:rPr>
+        <w:drawing>
+          <wp:inline distT="0" distB="0" distL="0" distR="0" wp14:anchorId="3F537679" wp14:editId="4455528D">
+            <wp:extent cx="3568988" cy="3207895"/>
+            <wp:effectExtent l="0" t="0" r="0" b="5715"/>
+            <wp:docPr id="1077470917" name="Picture 4"/>
+            <wp:cNvGraphicFramePr>
+              <a:graphicFrameLocks xmlns:a="http://schemas.openxmlformats.org/drawingml/2006/main" noChangeAspect="1"/>
+            </wp:cNvGraphicFramePr>
+            <a:graphic xmlns:a="http://schemas.openxmlformats.org/drawingml/2006/main">
+              <a:graphicData uri="http://schemas.openxmlformats.org/drawingml/2006/picture">
+                <pic:pic xmlns:pic="http://schemas.openxmlformats.org/drawingml/2006/picture">
+                  <pic:nvPicPr>
+                    <pic:cNvPr id="1077470917" name="Picture 1077470917"/>
+                    <pic:cNvPicPr/>
+                  </pic:nvPicPr>
+                  <pic:blipFill>
+                    <a:blip r:embed="rId27">
+                      <a:extLst>
+                        <a:ext uri="{28A0092B-C50C-407E-A947-70E740481C1C}">
+                          <a14:useLocalDpi xmlns:a14="http://schemas.microsoft.com/office/drawing/2010/main" val="0"/>
+                        </a:ext>
+                      </a:extLst>
+                    </a:blip>
+                    <a:stretch>
+                      <a:fillRect/>
+                    </a:stretch>
+                  </pic:blipFill>
+                  <pic:spPr>
+                    <a:xfrm>
+                      <a:off x="0" y="0"/>
+                      <a:ext cx="3582843" cy="3220348"/>
+                    </a:xfrm>
+                    <a:prstGeom prst="rect">
+                      <a:avLst/>
+                    </a:prstGeom>
+                  </pic:spPr>
+                </pic:pic>
+              </a:graphicData>
+            </a:graphic>
+          </wp:inline>
+        </w:drawing>
+      </w:r>
+    </w:p>
+    <w:p>
+      <w:pPr>
+        <w:rPr>
+          <w:rFonts w:ascii="David" w:hAnsi="David" w:cs="David"/>
+          <w:color w:val="000000" w:themeColor="text1"/>
+          <w:lang w:val="en-US"/>
+        </w:rPr>
+      </w:pPr>
+      <w:r>
+        <w:rPr>
+          <w:rFonts w:ascii="David" w:hAnsi="David" w:cs="David"/>
+          <w:color w:val="000000" w:themeColor="text1"/>
+          <w:lang w:val="en-US"/>
+        </w:rPr>
+        <w:t>The variance in prediction</w:t>
+      </w:r>
+      <w:r>
+        <w:rPr>
+          <w:rFonts w:ascii="David" w:hAnsi="David" w:cs="David"/>
+          <w:color w:val="000000" w:themeColor="text1"/>
+          <w:lang w:val="en-US"/>
+        </w:rPr>
+        <w:t xml:space="preserve">s is decreasing with higher partner fidelity but this may arise from sampling size. </w:t>
+      </w:r>
+    </w:p>
+    <w:p>
+      <w:pPr>
+        <w:rPr>
+          <w:rFonts w:ascii="David" w:hAnsi="David" w:cs="David"/>
+          <w:color w:val="000000" w:themeColor="text1"/>
+          <w:lang w:val="en-US"/>
+        </w:rPr>
+      </w:pPr>
+      <w:r>
+        <w:rPr>
+          <w:rFonts w:ascii="David" w:hAnsi="David" w:cs="David"/>
+          <w:color w:val="000000" w:themeColor="text1"/>
+          <w:lang w:val="en-US"/>
+        </w:rPr>
+        <w:t>Pollinators</w:t>
+      </w:r>
+      <w:r>
+        <w:rPr>
+          <w:rFonts w:ascii="David" w:hAnsi="David" w:cs="David"/>
+          <w:color w:val="000000" w:themeColor="text1"/>
+          <w:lang w:val="en-US"/>
+        </w:rPr>
+        <w:t xml:space="preserve"> </w:t>
+      </w:r>
+      <w:r>
+        <w:rPr>
+          <w:rFonts w:ascii="David" w:hAnsi="David" w:cs="David"/>
+          <w:color w:val="000000" w:themeColor="text1"/>
+          <w:lang w:val="en-US"/>
+        </w:rPr>
+        <w:t>(with diagonal):</w:t>
+      </w:r>
+    </w:p>
+    <w:p>
+      <w:pPr>
+        <w:rPr>
+          <w:rFonts w:ascii="David" w:hAnsi="David" w:cs="David"/>
+          <w:color w:val="000000" w:themeColor="text1"/>
+          <w:lang w:val="en-US"/>
+        </w:rPr>
+      </w:pPr>
+      <w:r>
+        <w:rPr>
+          <w:rFonts w:ascii="David" w:hAnsi="David" w:cs="David"/>
+          <w:noProof/>
+          <w:color w:val="000000" w:themeColor="text1"/>
+          <w:lang w:val="en-US"/>
+        </w:rPr>
+        <w:lastRenderedPageBreak/>
+        <w:drawing>
+          <wp:inline distT="0" distB="0" distL="0" distR="0" wp14:anchorId="37CC7B11" wp14:editId="25C6CB17">
+            <wp:extent cx="3702408" cy="3327816"/>
+            <wp:effectExtent l="0" t="0" r="0" b="0"/>
+            <wp:docPr id="1652613440" name="Picture 5"/>
+            <wp:cNvGraphicFramePr>
+              <a:graphicFrameLocks xmlns:a="http://schemas.openxmlformats.org/drawingml/2006/main" noChangeAspect="1"/>
+            </wp:cNvGraphicFramePr>
+            <a:graphic xmlns:a="http://schemas.openxmlformats.org/drawingml/2006/main">
+              <a:graphicData uri="http://schemas.openxmlformats.org/drawingml/2006/picture">
+                <pic:pic xmlns:pic="http://schemas.openxmlformats.org/drawingml/2006/picture">
+                  <pic:nvPicPr>
+                    <pic:cNvPr id="1652613440" name="Picture 1652613440"/>
+                    <pic:cNvPicPr/>
+                  </pic:nvPicPr>
+                  <pic:blipFill>
+                    <a:blip r:embed="rId28">
+                      <a:extLst>
+                        <a:ext uri="{28A0092B-C50C-407E-A947-70E740481C1C}">
+                          <a14:useLocalDpi xmlns:a14="http://schemas.microsoft.com/office/drawing/2010/main" val="0"/>
+                        </a:ext>
+                      </a:extLst>
+                    </a:blip>
+                    <a:stretch>
+                      <a:fillRect/>
+                    </a:stretch>
+                  </pic:blipFill>
+                  <pic:spPr>
+                    <a:xfrm>
+                      <a:off x="0" y="0"/>
+                      <a:ext cx="3738169" cy="3359959"/>
+                    </a:xfrm>
+                    <a:prstGeom prst="rect">
+                      <a:avLst/>
+                    </a:prstGeom>
+                  </pic:spPr>
+                </pic:pic>
+              </a:graphicData>
+            </a:graphic>
+          </wp:inline>
+        </w:drawing>
+      </w:r>
+    </w:p>
+    <w:p>
+      <w:pPr>
+        <w:rPr>
+          <w:rFonts w:ascii="David" w:hAnsi="David" w:cs="David"/>
+          <w:color w:val="000000" w:themeColor="text1"/>
+          <w:lang w:val="en-US"/>
+        </w:rPr>
+      </w:pPr>
+    </w:p>
+    <w:p>
+      <w:pPr>
+        <w:rPr>
+          <w:rFonts w:ascii="David" w:hAnsi="David" w:cs="David"/>
+          <w:color w:val="000000" w:themeColor="text1"/>
+          <w:lang w:val="en-US"/>
+        </w:rPr>
+      </w:pPr>
+    </w:p>
+    <w:p>
+      <w:pPr>
+        <w:rPr>
+          <w:rFonts w:ascii="David" w:hAnsi="David" w:cs="David"/>
+          <w:color w:val="000000" w:themeColor="text1"/>
+          <w:rtl/>
+          <w:lang w:val="en-US"/>
+        </w:rPr>
+      </w:pPr>
     </w:p>
     <w:sectPr>
       <w:pgSz w:w="12240" w:h="15840"/>

--- a/results/10_iterations/canary/canaries_analysis_softimpute.docx
+++ b/results/10_iterations/canary/canaries_analysis_softimpute.docx
@@ -3762,8 +3762,8 @@
           <w:lang w:val="en-US"/>
         </w:rPr>
         <w:drawing>
-          <wp:inline distT="0" distB="0" distL="0" distR="0" wp14:anchorId="3F537679" wp14:editId="4455528D">
-            <wp:extent cx="3568988" cy="3207895"/>
+          <wp:inline distT="0" distB="0" distL="0" distR="0" wp14:anchorId="3F537679" wp14:editId="236BCE0D">
+            <wp:extent cx="3582637" cy="3220348"/>
             <wp:effectExtent l="0" t="0" r="0" b="5715"/>
             <wp:docPr id="1077470917" name="Picture 4"/>
             <wp:cNvGraphicFramePr>
@@ -3773,7 +3773,7 @@
               <a:graphicData uri="http://schemas.openxmlformats.org/drawingml/2006/picture">
                 <pic:pic xmlns:pic="http://schemas.openxmlformats.org/drawingml/2006/picture">
                   <pic:nvPicPr>
-                    <pic:cNvPr id="1077470917" name="Picture 1077470917"/>
+                    <pic:cNvPr id="1077470917" name="Picture 4"/>
                     <pic:cNvPicPr/>
                   </pic:nvPicPr>
                   <pic:blipFill>
@@ -3791,7 +3791,7 @@
                   <pic:spPr>
                     <a:xfrm>
                       <a:off x="0" y="0"/>
-                      <a:ext cx="3582843" cy="3220348"/>
+                      <a:ext cx="3582637" cy="3220348"/>
                     </a:xfrm>
                     <a:prstGeom prst="rect">
                       <a:avLst/>

--- a/results/10_iterations/canary/canaries_analysis_softimpute.docx
+++ b/results/10_iterations/canary/canaries_analysis_softimpute.docx
@@ -12,25 +12,14 @@
           <w:lang w:val="en-US"/>
         </w:rPr>
       </w:pPr>
-      <w:proofErr w:type="spellStart"/>
-      <w:r>
-        <w:rPr>
-          <w:rFonts w:ascii="David" w:hAnsi="David" w:cs="David"/>
-          <w:b/>
-          <w:bCs/>
-          <w:lang w:val="en-US"/>
-        </w:rPr>
-        <w:t>Softimpute</w:t>
-      </w:r>
-      <w:proofErr w:type="spellEnd"/>
-      <w:r>
-        <w:rPr>
-          <w:rFonts w:ascii="David" w:hAnsi="David" w:cs="David"/>
-          <w:b/>
-          <w:bCs/>
-          <w:lang w:val="en-US"/>
-        </w:rPr>
-        <w:t xml:space="preserve"> – </w:t>
+      <w:r>
+        <w:rPr>
+          <w:rFonts w:ascii="David" w:hAnsi="David" w:cs="David"/>
+          <w:b/>
+          <w:bCs/>
+          <w:lang w:val="en-US"/>
+        </w:rPr>
+        <w:t xml:space="preserve">Softimpute – </w:t>
       </w:r>
       <w:r>
         <w:rPr>
@@ -74,64 +63,7 @@
           <w:rFonts w:ascii="David" w:hAnsi="David" w:cs="David"/>
           <w:lang w:val="en-US"/>
         </w:rPr>
-        <w:t xml:space="preserve">Working code: </w:t>
-      </w:r>
-      <w:proofErr w:type="spellStart"/>
-      <w:r>
-        <w:rPr>
-          <w:rFonts w:ascii="David" w:hAnsi="David" w:cs="David"/>
-          <w:lang w:val="en-US"/>
-        </w:rPr>
-        <w:t>softimpute_</w:t>
-      </w:r>
-      <w:proofErr w:type="gramStart"/>
-      <w:r>
-        <w:rPr>
-          <w:rFonts w:ascii="David" w:hAnsi="David" w:cs="David"/>
-          <w:lang w:val="en-US"/>
-        </w:rPr>
-        <w:t>bootstrap.R</w:t>
-      </w:r>
-      <w:proofErr w:type="spellEnd"/>
-      <w:proofErr w:type="gramEnd"/>
-      <w:r>
-        <w:rPr>
-          <w:rFonts w:ascii="David" w:hAnsi="David" w:cs="David"/>
-          <w:lang w:val="en-US"/>
-        </w:rPr>
-        <w:t xml:space="preserve"> in the </w:t>
-      </w:r>
-      <w:proofErr w:type="spellStart"/>
-      <w:r>
-        <w:rPr>
-          <w:rFonts w:ascii="David" w:hAnsi="David" w:cs="David"/>
-          <w:lang w:val="en-US"/>
-        </w:rPr>
-        <w:t>softimpute</w:t>
-      </w:r>
-      <w:proofErr w:type="spellEnd"/>
-      <w:r>
-        <w:rPr>
-          <w:rFonts w:ascii="David" w:hAnsi="David" w:cs="David"/>
-          <w:lang w:val="en-US"/>
-        </w:rPr>
-        <w:t xml:space="preserve"> </w:t>
-      </w:r>
-      <w:proofErr w:type="spellStart"/>
-      <w:r>
-        <w:rPr>
-          <w:rFonts w:ascii="David" w:hAnsi="David" w:cs="David"/>
-          <w:lang w:val="en-US"/>
-        </w:rPr>
-        <w:t>github</w:t>
-      </w:r>
-      <w:proofErr w:type="spellEnd"/>
-      <w:r>
-        <w:rPr>
-          <w:rFonts w:ascii="David" w:hAnsi="David" w:cs="David"/>
-          <w:lang w:val="en-US"/>
-        </w:rPr>
-        <w:t xml:space="preserve"> repository</w:t>
+        <w:t>Working code: softimpute_bootstrap.R in the softimpute github repository</w:t>
       </w:r>
     </w:p>
     <w:p>
@@ -160,86 +92,22 @@
           <w:rFonts w:ascii="David" w:hAnsi="David" w:cs="David"/>
           <w:lang w:val="en-US"/>
         </w:rPr>
-        <w:t xml:space="preserve"> very large csv </w:t>
-      </w:r>
-      <w:proofErr w:type="gramStart"/>
-      <w:r>
-        <w:rPr>
-          <w:rFonts w:ascii="David" w:hAnsi="David" w:cs="David"/>
-          <w:lang w:val="en-US"/>
-        </w:rPr>
-        <w:t>files</w:t>
-      </w:r>
-      <w:proofErr w:type="gramEnd"/>
-      <w:r>
-        <w:rPr>
-          <w:rFonts w:ascii="David" w:hAnsi="David" w:cs="David"/>
-          <w:lang w:val="en-US"/>
-        </w:rPr>
-        <w:t xml:space="preserve"> for the pollination networks </w:t>
-      </w:r>
-      <w:proofErr w:type="spellStart"/>
-      <w:r>
-        <w:rPr>
-          <w:rFonts w:ascii="David" w:hAnsi="David" w:cs="David"/>
-          <w:lang w:val="en-US"/>
-        </w:rPr>
-        <w:t>inthe</w:t>
-      </w:r>
-      <w:proofErr w:type="spellEnd"/>
-      <w:r>
-        <w:rPr>
-          <w:rFonts w:ascii="David" w:hAnsi="David" w:cs="David"/>
-          <w:lang w:val="en-US"/>
-        </w:rPr>
-        <w:t xml:space="preserve"> Canary Islands (in the Google Drive Research folder), with 100 iterations for removing zeros.</w:t>
-      </w:r>
-    </w:p>
-    <w:p>
-      <w:pPr>
-        <w:rPr>
-          <w:rFonts w:ascii="David" w:hAnsi="David" w:cs="David"/>
-          <w:lang w:val="en-US"/>
-        </w:rPr>
-      </w:pPr>
-      <w:r>
-        <w:rPr>
-          <w:rFonts w:ascii="David" w:hAnsi="David" w:cs="David"/>
-          <w:lang w:val="en-US"/>
-        </w:rPr>
-        <w:t xml:space="preserve">The amount of removed zeros is equal to the </w:t>
-      </w:r>
-      <w:proofErr w:type="gramStart"/>
-      <w:r>
-        <w:rPr>
-          <w:rFonts w:ascii="David" w:hAnsi="David" w:cs="David"/>
-          <w:lang w:val="en-US"/>
-        </w:rPr>
-        <w:t>amount</w:t>
-      </w:r>
-      <w:proofErr w:type="gramEnd"/>
-      <w:r>
-        <w:rPr>
-          <w:rFonts w:ascii="David" w:hAnsi="David" w:cs="David"/>
-          <w:lang w:val="en-US"/>
-        </w:rPr>
-        <w:t xml:space="preserve"> of ones removed (which are 20% of ones). </w:t>
-      </w:r>
-      <w:proofErr w:type="gramStart"/>
-      <w:r>
-        <w:rPr>
-          <w:rFonts w:ascii="David" w:hAnsi="David" w:cs="David"/>
-          <w:lang w:val="en-US"/>
-        </w:rPr>
-        <w:t>Otherwise</w:t>
-      </w:r>
-      <w:proofErr w:type="gramEnd"/>
-      <w:r>
-        <w:rPr>
-          <w:rFonts w:ascii="David" w:hAnsi="David" w:cs="David"/>
-          <w:lang w:val="en-US"/>
-        </w:rPr>
-        <w:t xml:space="preserve"> the amount of removed zeros i</w:t>
+        <w:t xml:space="preserve"> very large csv files for the pollination networks inthe Canary Islands (in the Google Drive Research folder), with 100 iterations for removing zeros.</w:t>
+      </w:r>
+    </w:p>
+    <w:p>
+      <w:pPr>
+        <w:rPr>
+          <w:rFonts w:ascii="David" w:hAnsi="David" w:cs="David"/>
+          <w:lang w:val="en-US"/>
+        </w:rPr>
+      </w:pPr>
+      <w:r>
+        <w:rPr>
+          <w:rFonts w:ascii="David" w:hAnsi="David" w:cs="David"/>
+          <w:lang w:val="en-US"/>
+        </w:rPr>
+        <w:t>The amount of removed zeros is equal to the amount of ones removed (which are 20% of ones). Otherwise the amount of removed zeros i</w:t>
       </w:r>
       <w:r>
         <w:rPr>
@@ -268,48 +136,7 @@
           <w:rFonts w:ascii="David" w:hAnsi="David" w:cs="David"/>
           <w:lang w:val="en-US"/>
         </w:rPr>
-        <w:t xml:space="preserve">Analysis code: </w:t>
-      </w:r>
-      <w:proofErr w:type="spellStart"/>
-      <w:r>
-        <w:rPr>
-          <w:rFonts w:ascii="David" w:hAnsi="David" w:cs="David"/>
-          <w:lang w:val="en-US"/>
-        </w:rPr>
-        <w:t>brazil_canary_</w:t>
-      </w:r>
-      <w:proofErr w:type="gramStart"/>
-      <w:r>
-        <w:rPr>
-          <w:rFonts w:ascii="David" w:hAnsi="David" w:cs="David"/>
-          <w:lang w:val="en-US"/>
-        </w:rPr>
-        <w:t>analysis.R</w:t>
-      </w:r>
-      <w:proofErr w:type="spellEnd"/>
-      <w:proofErr w:type="gramEnd"/>
-      <w:r>
-        <w:rPr>
-          <w:rFonts w:ascii="David" w:hAnsi="David" w:cs="David"/>
-          <w:lang w:val="en-US"/>
-        </w:rPr>
-        <w:t xml:space="preserve"> in the </w:t>
-      </w:r>
-      <w:proofErr w:type="spellStart"/>
-      <w:r>
-        <w:rPr>
-          <w:rFonts w:ascii="David" w:hAnsi="David" w:cs="David"/>
-          <w:lang w:val="en-US"/>
-        </w:rPr>
-        <w:t>github</w:t>
-      </w:r>
-      <w:proofErr w:type="spellEnd"/>
-      <w:r>
-        <w:rPr>
-          <w:rFonts w:ascii="David" w:hAnsi="David" w:cs="David"/>
-          <w:lang w:val="en-US"/>
-        </w:rPr>
-        <w:t xml:space="preserve"> repository. </w:t>
+        <w:t xml:space="preserve">Analysis code: brazil_canary_analysis.R in the github repository. </w:t>
       </w:r>
     </w:p>
     <w:p>
@@ -488,23 +315,7 @@
           <w:rFonts w:ascii="David" w:hAnsi="David" w:cs="David"/>
           <w:lang w:val="en-US"/>
         </w:rPr>
-        <w:t xml:space="preserve">The same trends were observed for both Brazil and the Canary Islands; </w:t>
-      </w:r>
-      <w:proofErr w:type="gramStart"/>
-      <w:r>
-        <w:rPr>
-          <w:rFonts w:ascii="David" w:hAnsi="David" w:cs="David"/>
-          <w:lang w:val="en-US"/>
-        </w:rPr>
-        <w:t>therefore</w:t>
-      </w:r>
-      <w:proofErr w:type="gramEnd"/>
-      <w:r>
-        <w:rPr>
-          <w:rFonts w:ascii="David" w:hAnsi="David" w:cs="David"/>
-          <w:lang w:val="en-US"/>
-        </w:rPr>
-        <w:t xml:space="preserve"> I continued the analysis using only these values of k and lambda.</w:t>
+        <w:t>The same trends were observed for both Brazil and the Canary Islands; therefore I continued the analysis using only these values of k and lambda.</w:t>
       </w:r>
     </w:p>
     <w:p>
@@ -697,23 +508,7 @@
           <w:rFonts w:ascii="David" w:hAnsi="David" w:cs="David"/>
           <w:lang w:val="en-US"/>
         </w:rPr>
-        <w:t xml:space="preserve">Sigmoid = converting the predicted values using sigmoid function, </w:t>
-      </w:r>
-      <w:proofErr w:type="gramStart"/>
-      <w:r>
-        <w:rPr>
-          <w:rFonts w:ascii="David" w:hAnsi="David" w:cs="David"/>
-          <w:lang w:val="en-US"/>
-        </w:rPr>
-        <w:t>than</w:t>
-      </w:r>
-      <w:proofErr w:type="gramEnd"/>
-      <w:r>
-        <w:rPr>
-          <w:rFonts w:ascii="David" w:hAnsi="David" w:cs="David"/>
-          <w:lang w:val="en-US"/>
-        </w:rPr>
-        <w:t xml:space="preserve"> probabilities over 0.5 are considered links.</w:t>
+        <w:t>Sigmoid = converting the predicted values using sigmoid function, than probabilities over 0.5 are considered links.</w:t>
       </w:r>
     </w:p>
     <w:p>
@@ -799,7 +594,7 @@
         </w:rPr>
         <w:lastRenderedPageBreak/>
         <w:drawing>
-          <wp:inline distT="0" distB="0" distL="0" distR="0" wp14:anchorId="7018F8A3" wp14:editId="5275A67F">
+          <wp:inline distT="0" distB="0" distL="0" distR="0" wp14:anchorId="7018F8A3" wp14:editId="6F20A14F">
             <wp:extent cx="7277864" cy="3699644"/>
             <wp:effectExtent l="0" t="0" r="0" b="0"/>
             <wp:docPr id="946855315" name="Picture 2"/>
@@ -866,7 +661,7 @@
           <w:lang w:val="en-US"/>
         </w:rPr>
         <w:drawing>
-          <wp:inline distT="0" distB="0" distL="0" distR="0" wp14:anchorId="7CA25923" wp14:editId="738F106A">
+          <wp:inline distT="0" distB="0" distL="0" distR="0" wp14:anchorId="7CA25923" wp14:editId="4FF7C3D5">
             <wp:extent cx="7301012" cy="3711411"/>
             <wp:effectExtent l="0" t="0" r="0" b="3810"/>
             <wp:docPr id="1522771385" name="Picture 4"/>
@@ -916,64 +711,23 @@
           <w:rFonts w:ascii="David" w:hAnsi="David" w:cs="David"/>
           <w:lang w:val="en-US"/>
         </w:rPr>
-        <w:t xml:space="preserve">the min-max looks like the worse option since it cannot calculate the f1 score in some cases. The sigmoid and prob above 0 have similar results, with higher maximal f1 than sigmoid </w:t>
-      </w:r>
-      <w:proofErr w:type="gramStart"/>
-      <w:r>
-        <w:rPr>
-          <w:rFonts w:ascii="David" w:hAnsi="David" w:cs="David"/>
-          <w:lang w:val="en-US"/>
-        </w:rPr>
-        <w:t>0.5 .</w:t>
-      </w:r>
-      <w:proofErr w:type="gramEnd"/>
-      <w:r>
-        <w:rPr>
-          <w:rFonts w:ascii="David" w:hAnsi="David" w:cs="David"/>
-          <w:lang w:val="en-US"/>
-        </w:rPr>
-        <w:t xml:space="preserve"> </w:t>
-      </w:r>
-    </w:p>
-    <w:p>
-      <w:pPr>
-        <w:rPr>
-          <w:rFonts w:ascii="David" w:hAnsi="David" w:cs="David"/>
-          <w:lang w:val="en-US"/>
-        </w:rPr>
-      </w:pPr>
-      <w:r>
-        <w:rPr>
-          <w:rFonts w:ascii="David" w:hAnsi="David" w:cs="David"/>
-          <w:lang w:val="en-US"/>
-        </w:rPr>
-        <w:t xml:space="preserve">Max f1 for </w:t>
-      </w:r>
-      <w:proofErr w:type="spellStart"/>
-      <w:r>
-        <w:rPr>
-          <w:rFonts w:ascii="David" w:hAnsi="David" w:cs="David"/>
-          <w:lang w:val="en-US"/>
-        </w:rPr>
-        <w:t>sigm</w:t>
-      </w:r>
-      <w:proofErr w:type="spellEnd"/>
-      <w:r>
-        <w:rPr>
-          <w:rFonts w:ascii="David" w:hAnsi="David" w:cs="David"/>
-          <w:lang w:val="en-US"/>
-        </w:rPr>
-        <w:t xml:space="preserve"> and &gt; 0 are the same (checked on 1 iteration in the Canaries): </w:t>
-      </w:r>
-      <w:proofErr w:type="gramStart"/>
-      <w:r>
-        <w:rPr>
-          <w:rFonts w:ascii="David" w:hAnsi="David" w:cs="David"/>
-          <w:lang w:val="en-US"/>
-        </w:rPr>
-        <w:t>0.72 .</w:t>
-      </w:r>
-      <w:proofErr w:type="gramEnd"/>
+        <w:t xml:space="preserve">the min-max looks like the worse option since it cannot calculate the f1 score in some cases. The sigmoid and prob above 0 have similar results, with higher maximal f1 than sigmoid 0.5 . </w:t>
+      </w:r>
+    </w:p>
+    <w:p>
+      <w:pPr>
+        <w:rPr>
+          <w:rFonts w:ascii="David" w:hAnsi="David" w:cs="David"/>
+          <w:lang w:val="en-US"/>
+        </w:rPr>
+      </w:pPr>
+      <w:r>
+        <w:rPr>
+          <w:rFonts w:ascii="David" w:hAnsi="David" w:cs="David"/>
+          <w:lang w:val="en-US"/>
+        </w:rPr>
+        <w:t>Max f1 for sigm and &gt; 0 are the same (checked on 1 iteration in the Canaries): 0.72 .</w:t>
+      </w:r>
     </w:p>
     <w:p>
       <w:pPr>
@@ -988,23 +742,7 @@
           <w:lang w:val="en-US"/>
         </w:rPr>
         <w:lastRenderedPageBreak/>
-        <w:t xml:space="preserve">Average f1 </w:t>
-      </w:r>
-      <w:proofErr w:type="spellStart"/>
-      <w:r>
-        <w:rPr>
-          <w:rFonts w:ascii="David" w:hAnsi="David" w:cs="David"/>
-          <w:lang w:val="en-US"/>
-        </w:rPr>
-        <w:t>sigm</w:t>
-      </w:r>
-      <w:proofErr w:type="spellEnd"/>
-      <w:r>
-        <w:rPr>
-          <w:rFonts w:ascii="David" w:hAnsi="David" w:cs="David"/>
-          <w:lang w:val="en-US"/>
-        </w:rPr>
-        <w:t xml:space="preserve"> = 0.468, average f1 &gt; 0 = 0.476. </w:t>
+        <w:t xml:space="preserve">Average f1 sigm = 0.468, average f1 &gt; 0 = 0.476. </w:t>
       </w:r>
       <w:r>
         <w:rPr>
@@ -1120,23 +858,7 @@
           <w:rFonts w:ascii="David" w:hAnsi="David" w:cs="David"/>
           <w:lang w:val="en-US"/>
         </w:rPr>
-        <w:t xml:space="preserve">The predictions for the </w:t>
-      </w:r>
-      <w:proofErr w:type="gramStart"/>
-      <w:r>
-        <w:rPr>
-          <w:rFonts w:ascii="David" w:hAnsi="David" w:cs="David"/>
-          <w:lang w:val="en-US"/>
-        </w:rPr>
-        <w:t>off-diagonals</w:t>
-      </w:r>
-      <w:proofErr w:type="gramEnd"/>
-      <w:r>
-        <w:rPr>
-          <w:rFonts w:ascii="David" w:hAnsi="David" w:cs="David"/>
-          <w:lang w:val="en-US"/>
-        </w:rPr>
-        <w:t xml:space="preserve"> are actually better than for the diagonal.</w:t>
+        <w:t>The predictions for the off-diagonals are actually better than for the diagonal.</w:t>
       </w:r>
     </w:p>
     <w:p>
@@ -1193,23 +915,7 @@
           <w:rFonts w:ascii="David" w:hAnsi="David" w:cs="David"/>
           <w:lang w:val="en-US"/>
         </w:rPr>
-        <w:t xml:space="preserve">We reduced the number of bootstrapping iterations from 100 to 10 since 100 iterations yield huge </w:t>
-      </w:r>
-      <w:proofErr w:type="spellStart"/>
-      <w:r>
-        <w:rPr>
-          <w:rFonts w:ascii="David" w:hAnsi="David" w:cs="David"/>
-          <w:lang w:val="en-US"/>
-        </w:rPr>
-        <w:t>csvs</w:t>
-      </w:r>
-      <w:proofErr w:type="spellEnd"/>
-      <w:r>
-        <w:rPr>
-          <w:rFonts w:ascii="David" w:hAnsi="David" w:cs="David"/>
-          <w:lang w:val="en-US"/>
-        </w:rPr>
-        <w:t>.</w:t>
+        <w:t>We reduced the number of bootstrapping iterations from 100 to 10 since 100 iterations yield huge csvs.</w:t>
       </w:r>
     </w:p>
     <w:p>
@@ -1287,39 +993,8 @@
           <w:bCs/>
           <w:lang w:val="en-US"/>
         </w:rPr>
-        <w:t xml:space="preserve">Links are considered as ones if sigmoid prob based on the predicted </w:t>
-      </w:r>
-      <w:proofErr w:type="spellStart"/>
-      <w:r>
-        <w:rPr>
-          <w:rFonts w:ascii="David" w:hAnsi="David" w:cs="David"/>
-          <w:b/>
-          <w:bCs/>
-          <w:lang w:val="en-US"/>
-        </w:rPr>
-        <w:t>svd</w:t>
-      </w:r>
-      <w:proofErr w:type="spellEnd"/>
-      <w:r>
-        <w:rPr>
-          <w:rFonts w:ascii="David" w:hAnsi="David" w:cs="David"/>
-          <w:b/>
-          <w:bCs/>
-          <w:lang w:val="en-US"/>
-        </w:rPr>
-        <w:t xml:space="preserve"> value is larger than </w:t>
-      </w:r>
-      <w:proofErr w:type="gramStart"/>
-      <w:r>
-        <w:rPr>
-          <w:rFonts w:ascii="David" w:hAnsi="David" w:cs="David"/>
-          <w:b/>
-          <w:bCs/>
-          <w:lang w:val="en-US"/>
-        </w:rPr>
-        <w:t>0.5 .</w:t>
-      </w:r>
-      <w:proofErr w:type="gramEnd"/>
+        <w:t>Links are considered as ones if sigmoid prob based on the predicted svd value is larger than 0.5 .</w:t>
+      </w:r>
     </w:p>
     <w:p>
       <w:pPr>
@@ -1350,21 +1025,12 @@
         </w:rPr>
         <w:t xml:space="preserve">what appears to be, at first, </w:t>
       </w:r>
-      <w:proofErr w:type="spellStart"/>
-      <w:r>
-        <w:rPr>
-          <w:rFonts w:ascii="David" w:hAnsi="David" w:cs="David"/>
-          <w:lang w:val="en-US"/>
-        </w:rPr>
-        <w:t>non intuitive</w:t>
-      </w:r>
-      <w:proofErr w:type="spellEnd"/>
-      <w:r>
-        <w:rPr>
-          <w:rFonts w:ascii="David" w:hAnsi="David" w:cs="David"/>
-          <w:lang w:val="en-US"/>
-        </w:rPr>
-        <w:t xml:space="preserve"> results.</w:t>
+      <w:r>
+        <w:rPr>
+          <w:rFonts w:ascii="David" w:hAnsi="David" w:cs="David"/>
+          <w:lang w:val="en-US"/>
+        </w:rPr>
+        <w:t>non intuitive results.</w:t>
       </w:r>
     </w:p>
     <w:p>
@@ -1698,23 +1364,7 @@
           <w:rFonts w:ascii="David" w:hAnsi="David" w:cs="David"/>
           <w:lang w:val="en-US"/>
         </w:rPr>
-        <w:t xml:space="preserve">It shows marginally significant results, that in my opinion is </w:t>
-      </w:r>
-      <w:proofErr w:type="gramStart"/>
-      <w:r>
-        <w:rPr>
-          <w:rFonts w:ascii="David" w:hAnsi="David" w:cs="David"/>
-          <w:lang w:val="en-US"/>
-        </w:rPr>
-        <w:t>actually meaningful</w:t>
-      </w:r>
-      <w:proofErr w:type="gramEnd"/>
-      <w:r>
-        <w:rPr>
-          <w:rFonts w:ascii="David" w:hAnsi="David" w:cs="David"/>
-          <w:lang w:val="en-US"/>
-        </w:rPr>
-        <w:t>.</w:t>
+        <w:t>It shows marginally significant results, that in my opinion is actually meaningful.</w:t>
       </w:r>
     </w:p>
     <w:p>
@@ -1753,29 +1403,7 @@
           <w:color w:val="FF0000"/>
           <w:lang w:val="en-US"/>
         </w:rPr>
-        <w:t xml:space="preserve"> (make sure that you used the same </w:t>
-      </w:r>
-      <w:proofErr w:type="gramStart"/>
-      <w:r>
-        <w:rPr>
-          <w:rFonts w:ascii="David" w:hAnsi="David" w:cs="David"/>
-          <w:b/>
-          <w:bCs/>
-          <w:color w:val="FF0000"/>
-          <w:lang w:val="en-US"/>
-        </w:rPr>
-        <w:t>off-diagonal</w:t>
-      </w:r>
-      <w:proofErr w:type="gramEnd"/>
-      <w:r>
-        <w:rPr>
-          <w:rFonts w:ascii="David" w:hAnsi="David" w:cs="David"/>
-          <w:b/>
-          <w:bCs/>
-          <w:color w:val="FF0000"/>
-          <w:lang w:val="en-US"/>
-        </w:rPr>
-        <w:t xml:space="preserve"> in all)</w:t>
+        <w:t xml:space="preserve"> (make sure that you used the same off-diagonal in all)</w:t>
       </w:r>
     </w:p>
     <w:p>
@@ -2067,7 +1695,6 @@
         </w:rPr>
         <w:t xml:space="preserve">predictive capacity for the </w:t>
       </w:r>
-      <w:proofErr w:type="gramStart"/>
       <w:r>
         <w:rPr>
           <w:rFonts w:ascii="David" w:hAnsi="David" w:cs="David"/>
@@ -2080,15 +1707,7 @@
           <w:rFonts w:ascii="David" w:hAnsi="David" w:cs="David"/>
           <w:lang w:val="en-US"/>
         </w:rPr>
-        <w:t xml:space="preserve"> is</w:t>
-      </w:r>
-      <w:proofErr w:type="gramEnd"/>
-      <w:r>
-        <w:rPr>
-          <w:rFonts w:ascii="David" w:hAnsi="David" w:cs="David"/>
-          <w:lang w:val="en-US"/>
-        </w:rPr>
-        <w:t xml:space="preserve"> lower in comparison to the off-diagonals</w:t>
+        <w:t xml:space="preserve"> is lower in comparison to the off-diagonals</w:t>
       </w:r>
       <w:r>
         <w:rPr>
@@ -2115,29 +1734,7 @@
           <w:rtl/>
           <w:lang w:val="en-US"/>
         </w:rPr>
-        <w:t xml:space="preserve">יש חשיבות לאילו לינקים מורידים. לכן טוב עשינו כשמיצענו </w:t>
-      </w:r>
-      <w:proofErr w:type="spellStart"/>
-      <w:r>
-        <w:rPr>
-          <w:rFonts w:ascii="David" w:hAnsi="David" w:cs="David" w:hint="cs"/>
-          <w:b/>
-          <w:bCs/>
-          <w:rtl/>
-          <w:lang w:val="en-US"/>
-        </w:rPr>
-        <w:t>איטרציות</w:t>
-      </w:r>
-      <w:proofErr w:type="spellEnd"/>
-      <w:r>
-        <w:rPr>
-          <w:rFonts w:ascii="David" w:hAnsi="David" w:cs="David" w:hint="cs"/>
-          <w:b/>
-          <w:bCs/>
-          <w:rtl/>
-          <w:lang w:val="en-US"/>
-        </w:rPr>
-        <w:t>.</w:t>
+        <w:t>יש חשיבות לאילו לינקים מורידים. לכן טוב עשינו כשמיצענו איטרציות.</w:t>
       </w:r>
     </w:p>
     <w:p>
@@ -2641,9 +2238,16 @@
           <w:rtl/>
           <w:lang w:val="en-US"/>
         </w:rPr>
-        <w:t xml:space="preserve">להכין </w:t>
-      </w:r>
-      <w:proofErr w:type="spellStart"/>
+        <w:t xml:space="preserve">להכין פלוטים על </w:t>
+      </w:r>
+      <w:r>
+        <w:rPr>
+          <w:rFonts w:ascii="David" w:hAnsi="David" w:cs="David"/>
+          <w:color w:val="FF0000"/>
+          <w:lang w:val="en-US"/>
+        </w:rPr>
+        <w:t>facets</w:t>
+      </w:r>
       <w:r>
         <w:rPr>
           <w:rFonts w:ascii="David" w:hAnsi="David" w:cs="David" w:hint="cs"/>
@@ -2651,9 +2255,26 @@
           <w:rtl/>
           <w:lang w:val="en-US"/>
         </w:rPr>
-        <w:t>פלוטים</w:t>
-      </w:r>
-      <w:proofErr w:type="spellEnd"/>
+        <w:t xml:space="preserve"> של: </w:t>
+      </w:r>
+      <w:r>
+        <w:rPr>
+          <w:rFonts w:ascii="David" w:hAnsi="David" w:cs="David"/>
+          <w:color w:val="FF0000"/>
+          <w:lang w:val="en-US"/>
+        </w:rPr>
+        <w:t>size P, size C, density P, density C</w:t>
+      </w:r>
+    </w:p>
+    <w:p>
+      <w:pPr>
+        <w:bidi/>
+        <w:rPr>
+          <w:rFonts w:ascii="David" w:hAnsi="David" w:cs="David"/>
+          <w:color w:val="FF0000"/>
+          <w:lang w:val="en-US"/>
+        </w:rPr>
+      </w:pPr>
       <w:r>
         <w:rPr>
           <w:rFonts w:ascii="David" w:hAnsi="David" w:cs="David" w:hint="cs"/>
@@ -2661,7 +2282,7 @@
           <w:rtl/>
           <w:lang w:val="en-US"/>
         </w:rPr>
-        <w:t xml:space="preserve"> על </w:t>
+        <w:t xml:space="preserve">עבור </w:t>
       </w:r>
       <w:r>
         <w:rPr>
@@ -2669,126 +2290,26 @@
           <w:color w:val="FF0000"/>
           <w:lang w:val="en-US"/>
         </w:rPr>
-        <w:t>facets</w:t>
-      </w:r>
-      <w:r>
-        <w:rPr>
-          <w:rFonts w:ascii="David" w:hAnsi="David" w:cs="David" w:hint="cs"/>
+        <w:t>1 diag+ diag</w:t>
+      </w:r>
+    </w:p>
+    <w:p>
+      <w:pPr>
+        <w:bidi/>
+        <w:rPr>
+          <w:rFonts w:ascii="David" w:hAnsi="David" w:cs="David"/>
           <w:color w:val="FF0000"/>
-          <w:rtl/>
-          <w:lang w:val="en-US"/>
-        </w:rPr>
-        <w:t xml:space="preserve"> של: </w:t>
-      </w:r>
+          <w:lang w:val="en-US"/>
+        </w:rPr>
+      </w:pPr>
       <w:r>
         <w:rPr>
           <w:rFonts w:ascii="David" w:hAnsi="David" w:cs="David"/>
           <w:color w:val="FF0000"/>
           <w:lang w:val="en-US"/>
         </w:rPr>
-        <w:t>size P, size C, density P, density C</w:t>
-      </w:r>
-    </w:p>
-    <w:p>
-      <w:pPr>
-        <w:bidi/>
-        <w:rPr>
-          <w:rFonts w:ascii="David" w:hAnsi="David" w:cs="David"/>
-          <w:color w:val="FF0000"/>
-          <w:lang w:val="en-US"/>
-        </w:rPr>
-      </w:pPr>
-      <w:r>
-        <w:rPr>
-          <w:rFonts w:ascii="David" w:hAnsi="David" w:cs="David" w:hint="cs"/>
-          <w:color w:val="FF0000"/>
-          <w:rtl/>
-          <w:lang w:val="en-US"/>
-        </w:rPr>
-        <w:t xml:space="preserve">עבור </w:t>
-      </w:r>
-      <w:r>
-        <w:rPr>
-          <w:rFonts w:ascii="David" w:hAnsi="David" w:cs="David"/>
-          <w:color w:val="FF0000"/>
-          <w:lang w:val="en-US"/>
-        </w:rPr>
-        <w:t xml:space="preserve">1 </w:t>
-      </w:r>
-      <w:proofErr w:type="spellStart"/>
-      <w:r>
-        <w:rPr>
-          <w:rFonts w:ascii="David" w:hAnsi="David" w:cs="David"/>
-          <w:color w:val="FF0000"/>
-          <w:lang w:val="en-US"/>
-        </w:rPr>
-        <w:t>diag</w:t>
-      </w:r>
-      <w:proofErr w:type="spellEnd"/>
-      <w:r>
-        <w:rPr>
-          <w:rFonts w:ascii="David" w:hAnsi="David" w:cs="David"/>
-          <w:color w:val="FF0000"/>
-          <w:lang w:val="en-US"/>
-        </w:rPr>
-        <w:t xml:space="preserve">+ </w:t>
-      </w:r>
-      <w:proofErr w:type="spellStart"/>
-      <w:r>
-        <w:rPr>
-          <w:rFonts w:ascii="David" w:hAnsi="David" w:cs="David"/>
-          <w:color w:val="FF0000"/>
-          <w:lang w:val="en-US"/>
-        </w:rPr>
-        <w:t>diag</w:t>
-      </w:r>
-      <w:proofErr w:type="spellEnd"/>
-    </w:p>
-    <w:p>
-      <w:pPr>
-        <w:bidi/>
-        <w:rPr>
-          <w:rFonts w:ascii="David" w:hAnsi="David" w:cs="David"/>
-          <w:color w:val="FF0000"/>
-          <w:lang w:val="en-US"/>
-        </w:rPr>
-      </w:pPr>
-      <w:r>
-        <w:rPr>
-          <w:rFonts w:ascii="David" w:hAnsi="David" w:cs="David"/>
-          <w:color w:val="FF0000"/>
-          <w:lang w:val="en-US"/>
-        </w:rPr>
-        <w:t xml:space="preserve">1 </w:t>
-      </w:r>
-      <w:proofErr w:type="spellStart"/>
-      <w:r>
-        <w:rPr>
-          <w:rFonts w:ascii="David" w:hAnsi="David" w:cs="David"/>
-          <w:color w:val="FF0000"/>
-          <w:lang w:val="en-US"/>
-        </w:rPr>
-        <w:t>diag</w:t>
-      </w:r>
-      <w:proofErr w:type="spellEnd"/>
-      <w:r>
-        <w:rPr>
-          <w:rFonts w:ascii="David" w:hAnsi="David" w:cs="David"/>
-          <w:color w:val="FF0000"/>
-          <w:lang w:val="en-US"/>
-        </w:rPr>
-        <w:t xml:space="preserve"> no </w:t>
-      </w:r>
-      <w:proofErr w:type="spellStart"/>
-      <w:r>
-        <w:rPr>
-          <w:rFonts w:ascii="David" w:hAnsi="David" w:cs="David"/>
-          <w:color w:val="FF0000"/>
-          <w:lang w:val="en-US"/>
-        </w:rPr>
-        <w:t>diag</w:t>
-      </w:r>
-      <w:proofErr w:type="spellEnd"/>
+        <w:t>1 diag no diag</w:t>
+      </w:r>
     </w:p>
     <w:p>
       <w:pPr>
@@ -2878,6 +2399,27 @@
           <w:rFonts w:ascii="David" w:hAnsi="David" w:cs="David"/>
           <w:b/>
           <w:bCs/>
+          <w:color w:val="000000" w:themeColor="text1"/>
+          <w:lang w:val="en-US"/>
+        </w:rPr>
+      </w:pPr>
+      <w:r>
+        <w:rPr>
+          <w:rFonts w:ascii="David" w:hAnsi="David" w:cs="David"/>
+          <w:b/>
+          <w:bCs/>
+          <w:color w:val="000000" w:themeColor="text1"/>
+          <w:lang w:val="en-US"/>
+        </w:rPr>
+        <w:t>The results of the evaluators are average of all 10 iterations.</w:t>
+      </w:r>
+    </w:p>
+    <w:p>
+      <w:pPr>
+        <w:rPr>
+          <w:rFonts w:ascii="David" w:hAnsi="David" w:cs="David"/>
+          <w:b/>
+          <w:bCs/>
           <w:lang w:val="en-US"/>
         </w:rPr>
       </w:pPr>
@@ -2918,21 +2460,12 @@
           <w:lang w:val="en-US"/>
         </w:rPr>
       </w:pPr>
-      <w:proofErr w:type="gramStart"/>
-      <w:r>
-        <w:rPr>
-          <w:rFonts w:ascii="David" w:hAnsi="David" w:cs="David"/>
-          <w:lang w:val="en-US"/>
-        </w:rPr>
-        <w:t>Overall</w:t>
-      </w:r>
-      <w:proofErr w:type="gramEnd"/>
-      <w:r>
-        <w:rPr>
-          <w:rFonts w:ascii="David" w:hAnsi="David" w:cs="David"/>
-          <w:lang w:val="en-US"/>
-        </w:rPr>
-        <w:t xml:space="preserve"> Bray-Curtis similarity (all layer-to layer predictions, plants and pollinators combined):</w:t>
+      <w:r>
+        <w:rPr>
+          <w:rFonts w:ascii="David" w:hAnsi="David" w:cs="David"/>
+          <w:lang w:val="en-US"/>
+        </w:rPr>
+        <w:t>Overall Bray-Curtis similarity (all layer-to layer predictions, plants and pollinators combined):</w:t>
       </w:r>
     </w:p>
     <w:p>
@@ -3029,7 +2562,29 @@
           <w:rFonts w:ascii="David" w:hAnsi="David" w:cs="David"/>
           <w:lang w:val="en-US"/>
         </w:rPr>
-        <w:t>for 1 off-diagonal:</w:t>
+        <w:t>for 1 off-diagonal</w:t>
+      </w:r>
+      <w:r>
+        <w:rPr>
+          <w:rFonts w:ascii="David" w:hAnsi="David" w:cs="David" w:hint="cs"/>
+          <w:rtl/>
+          <w:lang w:val="en-US"/>
+        </w:rPr>
+        <w:t>+</w:t>
+      </w:r>
+      <w:r>
+        <w:rPr>
+          <w:rFonts w:ascii="David" w:hAnsi="David" w:cs="David"/>
+          <w:lang w:val="en-US"/>
+        </w:rPr>
+        <w:t>diagonal</w:t>
+      </w:r>
+      <w:r>
+        <w:rPr>
+          <w:rFonts w:ascii="David" w:hAnsi="David" w:cs="David"/>
+          <w:lang w:val="en-US"/>
+        </w:rPr>
+        <w:t>:</w:t>
       </w:r>
     </w:p>
     <w:p>
@@ -3108,6 +2663,7 @@
           <w:rFonts w:ascii="David" w:hAnsi="David" w:cs="David"/>
           <w:lang w:val="en-US"/>
         </w:rPr>
+        <w:lastRenderedPageBreak/>
         <w:t>Jaccard:</w:t>
       </w:r>
     </w:p>
@@ -3122,7 +2678,6 @@
         <w:rPr>
           <w:noProof/>
         </w:rPr>
-        <w:lastRenderedPageBreak/>
         <w:drawing>
           <wp:inline distT="0" distB="0" distL="0" distR="0" wp14:anchorId="10A2A8C5" wp14:editId="0689E8E4">
             <wp:extent cx="5244490" cy="4427484"/>
@@ -3357,38 +2912,40 @@
           <w:rtl/>
           <w:lang w:val="en-US"/>
         </w:rPr>
-        <w:t xml:space="preserve"> בכל </w:t>
-      </w:r>
-      <w:proofErr w:type="spellStart"/>
-      <w:r>
-        <w:rPr>
-          <w:rFonts w:ascii="David" w:hAnsi="David" w:cs="David" w:hint="cs"/>
+        <w:t xml:space="preserve"> בכל הפלוטים ומספר ספרות. להוסיף שנתות.</w:t>
+      </w:r>
+    </w:p>
+    <w:p>
+      <w:pPr>
+        <w:bidi/>
+        <w:rPr>
+          <w:rFonts w:ascii="David" w:hAnsi="David" w:cs="David"/>
           <w:color w:val="FF0000"/>
+          <w:lang w:val="en-US"/>
+        </w:rPr>
+      </w:pPr>
+    </w:p>
+    <w:p>
+      <w:pPr>
+        <w:rPr>
+          <w:rFonts w:ascii="David" w:hAnsi="David" w:cs="David"/>
+          <w:b/>
+          <w:bCs/>
+          <w:color w:val="000000" w:themeColor="text1"/>
           <w:rtl/>
           <w:lang w:val="en-US"/>
         </w:rPr>
-        <w:t>הפלוטים</w:t>
-      </w:r>
-      <w:proofErr w:type="spellEnd"/>
-      <w:r>
-        <w:rPr>
-          <w:rFonts w:ascii="David" w:hAnsi="David" w:cs="David" w:hint="cs"/>
-          <w:color w:val="FF0000"/>
-          <w:rtl/>
-          <w:lang w:val="en-US"/>
-        </w:rPr>
-        <w:t xml:space="preserve"> ומספר ספרות. להוסיף שנתות.</w:t>
-      </w:r>
-    </w:p>
-    <w:p>
-      <w:pPr>
-        <w:bidi/>
-        <w:rPr>
-          <w:rFonts w:ascii="David" w:hAnsi="David" w:cs="David"/>
-          <w:color w:val="FF0000"/>
-          <w:lang w:val="en-US"/>
-        </w:rPr>
-      </w:pPr>
+      </w:pPr>
+      <w:r>
+        <w:rPr>
+          <w:rFonts w:ascii="David" w:hAnsi="David" w:cs="David"/>
+          <w:b/>
+          <w:bCs/>
+          <w:color w:val="000000" w:themeColor="text1"/>
+          <w:lang w:val="en-US"/>
+        </w:rPr>
+        <w:t>Using predictions for weighted interactions</w:t>
+      </w:r>
     </w:p>
     <w:p>
       <w:pPr>
@@ -3656,10 +3213,20 @@
       <w:r>
         <w:rPr>
           <w:rFonts w:ascii="David" w:hAnsi="David" w:cs="David"/>
-          <w:color w:val="000000" w:themeColor="text1"/>
-          <w:lang w:val="en-US"/>
-        </w:rPr>
-        <w:t>Plants:</w:t>
+          <w:b/>
+          <w:bCs/>
+          <w:color w:val="000000" w:themeColor="text1"/>
+          <w:lang w:val="en-US"/>
+        </w:rPr>
+        <w:t>Plants</w:t>
+      </w:r>
+      <w:r>
+        <w:rPr>
+          <w:rFonts w:ascii="David" w:hAnsi="David" w:cs="David"/>
+          <w:color w:val="000000" w:themeColor="text1"/>
+          <w:lang w:val="en-US"/>
+        </w:rPr>
+        <w:t>:</w:t>
       </w:r>
     </w:p>
     <w:p>
@@ -3840,6 +3407,8 @@
       <w:r>
         <w:rPr>
           <w:rFonts w:ascii="David" w:hAnsi="David" w:cs="David"/>
+          <w:b/>
+          <w:bCs/>
           <w:color w:val="000000" w:themeColor="text1"/>
           <w:lang w:val="en-US"/>
         </w:rPr>
@@ -3919,6 +3488,201 @@
             </a:graphic>
           </wp:inline>
         </w:drawing>
+      </w:r>
+    </w:p>
+    <w:p>
+      <w:pPr>
+        <w:rPr>
+          <w:rFonts w:ascii="David" w:hAnsi="David" w:cs="David"/>
+          <w:color w:val="000000" w:themeColor="text1"/>
+          <w:lang w:val="en-US"/>
+        </w:rPr>
+      </w:pPr>
+    </w:p>
+    <w:p>
+      <w:pPr>
+        <w:rPr>
+          <w:rFonts w:ascii="David" w:hAnsi="David" w:cs="David"/>
+          <w:b/>
+          <w:bCs/>
+          <w:color w:val="000000" w:themeColor="text1"/>
+          <w:lang w:val="en-US"/>
+        </w:rPr>
+      </w:pPr>
+      <w:r>
+        <w:rPr>
+          <w:rFonts w:ascii="David" w:hAnsi="David" w:cs="David"/>
+          <w:b/>
+          <w:bCs/>
+          <w:color w:val="000000" w:themeColor="text1"/>
+          <w:lang w:val="en-US"/>
+        </w:rPr>
+        <w:t>20 most significant interactions that were not observed (original links == 0) and have sigmoid observed value larger than 0.5:</w:t>
+      </w:r>
+    </w:p>
+    <w:p>
+      <w:pPr>
+        <w:rPr>
+          <w:rFonts w:ascii="David" w:hAnsi="David" w:cs="David"/>
+          <w:b/>
+          <w:bCs/>
+          <w:color w:val="000000" w:themeColor="text1"/>
+          <w:lang w:val="en-US"/>
+        </w:rPr>
+      </w:pPr>
+      <w:r>
+        <w:rPr>
+          <w:rFonts w:ascii="David" w:hAnsi="David" w:cs="David"/>
+          <w:b/>
+          <w:bCs/>
+          <w:noProof/>
+          <w:color w:val="000000" w:themeColor="text1"/>
+          <w:lang w:val="en-US"/>
+        </w:rPr>
+        <w:drawing>
+          <wp:inline distT="0" distB="0" distL="0" distR="0" wp14:anchorId="430A6D08" wp14:editId="37262DAA">
+            <wp:extent cx="5185883" cy="4380499"/>
+            <wp:effectExtent l="0" t="0" r="0" b="1270"/>
+            <wp:docPr id="1227321864" name="Picture 1"/>
+            <wp:cNvGraphicFramePr>
+              <a:graphicFrameLocks xmlns:a="http://schemas.openxmlformats.org/drawingml/2006/main" noChangeAspect="1"/>
+            </wp:cNvGraphicFramePr>
+            <a:graphic xmlns:a="http://schemas.openxmlformats.org/drawingml/2006/main">
+              <a:graphicData uri="http://schemas.openxmlformats.org/drawingml/2006/picture">
+                <pic:pic xmlns:pic="http://schemas.openxmlformats.org/drawingml/2006/picture">
+                  <pic:nvPicPr>
+                    <pic:cNvPr id="1227321864" name="Picture 1"/>
+                    <pic:cNvPicPr/>
+                  </pic:nvPicPr>
+                  <pic:blipFill>
+                    <a:blip r:embed="rId29" cstate="print">
+                      <a:extLst>
+                        <a:ext uri="{28A0092B-C50C-407E-A947-70E740481C1C}">
+                          <a14:useLocalDpi xmlns:a14="http://schemas.microsoft.com/office/drawing/2010/main" val="0"/>
+                        </a:ext>
+                      </a:extLst>
+                    </a:blip>
+                    <a:stretch>
+                      <a:fillRect/>
+                    </a:stretch>
+                  </pic:blipFill>
+                  <pic:spPr>
+                    <a:xfrm>
+                      <a:off x="0" y="0"/>
+                      <a:ext cx="5185883" cy="4380499"/>
+                    </a:xfrm>
+                    <a:prstGeom prst="rect">
+                      <a:avLst/>
+                    </a:prstGeom>
+                  </pic:spPr>
+                </pic:pic>
+              </a:graphicData>
+            </a:graphic>
+          </wp:inline>
+        </w:drawing>
+      </w:r>
+    </w:p>
+    <w:p>
+      <w:pPr>
+        <w:rPr>
+          <w:rFonts w:ascii="David" w:hAnsi="David" w:cs="David"/>
+          <w:color w:val="000000" w:themeColor="text1"/>
+          <w:lang w:val="en-US"/>
+        </w:rPr>
+      </w:pPr>
+      <w:r>
+        <w:rPr>
+          <w:rFonts w:ascii="David" w:hAnsi="David" w:cs="David"/>
+          <w:color w:val="000000" w:themeColor="text1"/>
+          <w:lang w:val="en-US"/>
+        </w:rPr>
+        <w:lastRenderedPageBreak/>
+        <w:t>This is based on the weighted data, taking into consideration all layer combinations and iterations. Only interactions that appear in the data enough times to conduct a t-test were taken into consideration in the analysis.</w:t>
+      </w:r>
+    </w:p>
+    <w:p>
+      <w:pPr>
+        <w:rPr>
+          <w:rFonts w:ascii="David" w:hAnsi="David" w:cs="David"/>
+          <w:color w:val="000000" w:themeColor="text1"/>
+          <w:lang w:val="en-US"/>
+        </w:rPr>
+      </w:pPr>
+    </w:p>
+    <w:p>
+      <w:pPr>
+        <w:rPr>
+          <w:rFonts w:ascii="David" w:hAnsi="David" w:cs="David"/>
+          <w:color w:val="FF0000"/>
+          <w:lang w:val="en-US"/>
+        </w:rPr>
+      </w:pPr>
+      <w:r>
+        <w:rPr>
+          <w:rFonts w:ascii="David" w:hAnsi="David" w:cs="David"/>
+          <w:color w:val="FF0000"/>
+          <w:lang w:val="en-US"/>
+        </w:rPr>
+        <w:t>Try to v</w:t>
+      </w:r>
+      <w:r>
+        <w:rPr>
+          <w:rFonts w:ascii="David" w:hAnsi="David" w:cs="David"/>
+          <w:color w:val="FF0000"/>
+          <w:lang w:val="en-US"/>
+        </w:rPr>
+        <w:t>alidate with Web of Life database</w:t>
+      </w:r>
+    </w:p>
+    <w:p>
+      <w:pPr>
+        <w:rPr>
+          <w:rFonts w:ascii="David" w:hAnsi="David" w:cs="David"/>
+          <w:color w:val="FF0000"/>
+          <w:lang w:val="en-US"/>
+        </w:rPr>
+      </w:pPr>
+      <w:r>
+        <w:rPr>
+          <w:rFonts w:ascii="David" w:hAnsi="David" w:cs="David"/>
+          <w:color w:val="FF0000"/>
+          <w:lang w:val="en-US"/>
+        </w:rPr>
+        <w:t>Run for binary-based predictions</w:t>
+      </w:r>
+    </w:p>
+    <w:p>
+      <w:pPr>
+        <w:rPr>
+          <w:rFonts w:ascii="David" w:hAnsi="David" w:cs="David"/>
+          <w:color w:val="FF0000"/>
+          <w:lang w:val="en-US"/>
+        </w:rPr>
+      </w:pPr>
+      <w:r>
+        <w:rPr>
+          <w:rFonts w:ascii="David" w:hAnsi="David" w:cs="David"/>
+          <w:color w:val="FF0000"/>
+          <w:lang w:val="en-US"/>
+        </w:rPr>
+        <w:t>Check what species are concentrated around pred-obs = 0</w:t>
+      </w:r>
+    </w:p>
+    <w:p>
+      <w:pPr>
+        <w:rPr>
+          <w:rFonts w:ascii="David" w:hAnsi="David" w:cs="David"/>
+          <w:color w:val="FF0000"/>
+          <w:lang w:val="en-US"/>
+        </w:rPr>
+      </w:pPr>
+      <w:r>
+        <w:rPr>
+          <w:rFonts w:ascii="David" w:hAnsi="David" w:cs="David"/>
+          <w:color w:val="FF0000"/>
+          <w:lang w:val="en-US"/>
+        </w:rPr>
+        <w:t>Check correlation with degree.</w:t>
       </w:r>
     </w:p>
     <w:p>

--- a/results/10_iterations/canary/canaries_analysis_softimpute.docx
+++ b/results/10_iterations/canary/canaries_analysis_softimpute.docx
@@ -12,14 +12,25 @@
           <w:lang w:val="en-US"/>
         </w:rPr>
       </w:pPr>
-      <w:r>
-        <w:rPr>
-          <w:rFonts w:ascii="David" w:hAnsi="David" w:cs="David"/>
-          <w:b/>
-          <w:bCs/>
-          <w:lang w:val="en-US"/>
-        </w:rPr>
-        <w:t xml:space="preserve">Softimpute – </w:t>
+      <w:proofErr w:type="spellStart"/>
+      <w:r>
+        <w:rPr>
+          <w:rFonts w:ascii="David" w:hAnsi="David" w:cs="David"/>
+          <w:b/>
+          <w:bCs/>
+          <w:lang w:val="en-US"/>
+        </w:rPr>
+        <w:t>Softimpute</w:t>
+      </w:r>
+      <w:proofErr w:type="spellEnd"/>
+      <w:r>
+        <w:rPr>
+          <w:rFonts w:ascii="David" w:hAnsi="David" w:cs="David"/>
+          <w:b/>
+          <w:bCs/>
+          <w:lang w:val="en-US"/>
+        </w:rPr>
+        <w:t xml:space="preserve"> – </w:t>
       </w:r>
       <w:r>
         <w:rPr>
@@ -63,7 +74,64 @@
           <w:rFonts w:ascii="David" w:hAnsi="David" w:cs="David"/>
           <w:lang w:val="en-US"/>
         </w:rPr>
-        <w:t>Working code: softimpute_bootstrap.R in the softimpute github repository</w:t>
+        <w:t xml:space="preserve">Working code: </w:t>
+      </w:r>
+      <w:proofErr w:type="spellStart"/>
+      <w:r>
+        <w:rPr>
+          <w:rFonts w:ascii="David" w:hAnsi="David" w:cs="David"/>
+          <w:lang w:val="en-US"/>
+        </w:rPr>
+        <w:t>softimpute_</w:t>
+      </w:r>
+      <w:proofErr w:type="gramStart"/>
+      <w:r>
+        <w:rPr>
+          <w:rFonts w:ascii="David" w:hAnsi="David" w:cs="David"/>
+          <w:lang w:val="en-US"/>
+        </w:rPr>
+        <w:t>bootstrap.R</w:t>
+      </w:r>
+      <w:proofErr w:type="spellEnd"/>
+      <w:proofErr w:type="gramEnd"/>
+      <w:r>
+        <w:rPr>
+          <w:rFonts w:ascii="David" w:hAnsi="David" w:cs="David"/>
+          <w:lang w:val="en-US"/>
+        </w:rPr>
+        <w:t xml:space="preserve"> in the </w:t>
+      </w:r>
+      <w:proofErr w:type="spellStart"/>
+      <w:r>
+        <w:rPr>
+          <w:rFonts w:ascii="David" w:hAnsi="David" w:cs="David"/>
+          <w:lang w:val="en-US"/>
+        </w:rPr>
+        <w:t>softimpute</w:t>
+      </w:r>
+      <w:proofErr w:type="spellEnd"/>
+      <w:r>
+        <w:rPr>
+          <w:rFonts w:ascii="David" w:hAnsi="David" w:cs="David"/>
+          <w:lang w:val="en-US"/>
+        </w:rPr>
+        <w:t xml:space="preserve"> </w:t>
+      </w:r>
+      <w:proofErr w:type="spellStart"/>
+      <w:r>
+        <w:rPr>
+          <w:rFonts w:ascii="David" w:hAnsi="David" w:cs="David"/>
+          <w:lang w:val="en-US"/>
+        </w:rPr>
+        <w:t>github</w:t>
+      </w:r>
+      <w:proofErr w:type="spellEnd"/>
+      <w:r>
+        <w:rPr>
+          <w:rFonts w:ascii="David" w:hAnsi="David" w:cs="David"/>
+          <w:lang w:val="en-US"/>
+        </w:rPr>
+        <w:t xml:space="preserve"> repository</w:t>
       </w:r>
     </w:p>
     <w:p>
@@ -80,6 +148,7 @@
         </w:rPr>
         <w:t xml:space="preserve">Yielded </w:t>
       </w:r>
+      <w:proofErr w:type="gramStart"/>
       <w:r>
         <w:rPr>
           <w:rFonts w:ascii="David" w:hAnsi="David" w:cs="David"/>
@@ -92,22 +161,110 @@
           <w:rFonts w:ascii="David" w:hAnsi="David" w:cs="David"/>
           <w:lang w:val="en-US"/>
         </w:rPr>
-        <w:t xml:space="preserve"> very large csv files for the pollination networks inthe Canary Islands (in the Google Drive Research folder), with 100 iterations for removing zeros.</w:t>
-      </w:r>
-    </w:p>
-    <w:p>
-      <w:pPr>
-        <w:rPr>
-          <w:rFonts w:ascii="David" w:hAnsi="David" w:cs="David"/>
-          <w:lang w:val="en-US"/>
-        </w:rPr>
-      </w:pPr>
-      <w:r>
-        <w:rPr>
-          <w:rFonts w:ascii="David" w:hAnsi="David" w:cs="David"/>
-          <w:lang w:val="en-US"/>
-        </w:rPr>
-        <w:t>The amount of removed zeros is equal to the amount of ones removed (which are 20% of ones). Otherwise the amount of removed zeros i</w:t>
+        <w:t xml:space="preserve"> very</w:t>
+      </w:r>
+      <w:proofErr w:type="gramEnd"/>
+      <w:r>
+        <w:rPr>
+          <w:rFonts w:ascii="David" w:hAnsi="David" w:cs="David"/>
+          <w:lang w:val="en-US"/>
+        </w:rPr>
+        <w:t xml:space="preserve"> large csv </w:t>
+      </w:r>
+      <w:proofErr w:type="gramStart"/>
+      <w:r>
+        <w:rPr>
+          <w:rFonts w:ascii="David" w:hAnsi="David" w:cs="David"/>
+          <w:lang w:val="en-US"/>
+        </w:rPr>
+        <w:t>files</w:t>
+      </w:r>
+      <w:proofErr w:type="gramEnd"/>
+      <w:r>
+        <w:rPr>
+          <w:rFonts w:ascii="David" w:hAnsi="David" w:cs="David"/>
+          <w:lang w:val="en-US"/>
+        </w:rPr>
+        <w:t xml:space="preserve"> for the pollination networks </w:t>
+      </w:r>
+      <w:proofErr w:type="spellStart"/>
+      <w:r>
+        <w:rPr>
+          <w:rFonts w:ascii="David" w:hAnsi="David" w:cs="David"/>
+          <w:lang w:val="en-US"/>
+        </w:rPr>
+        <w:t>inthe</w:t>
+      </w:r>
+      <w:proofErr w:type="spellEnd"/>
+      <w:r>
+        <w:rPr>
+          <w:rFonts w:ascii="David" w:hAnsi="David" w:cs="David"/>
+          <w:lang w:val="en-US"/>
+        </w:rPr>
+        <w:t xml:space="preserve"> Canary Islands (in the Google Drive Research folder), with 100 iterations for removing zeros.</w:t>
+      </w:r>
+    </w:p>
+    <w:p>
+      <w:pPr>
+        <w:rPr>
+          <w:rFonts w:ascii="David" w:hAnsi="David" w:cs="David"/>
+          <w:lang w:val="en-US"/>
+        </w:rPr>
+      </w:pPr>
+      <w:r>
+        <w:rPr>
+          <w:rFonts w:ascii="David" w:hAnsi="David" w:cs="David"/>
+          <w:lang w:val="en-US"/>
+        </w:rPr>
+        <w:t xml:space="preserve">The amount of removed zeros is equal to the </w:t>
+      </w:r>
+      <w:proofErr w:type="gramStart"/>
+      <w:r>
+        <w:rPr>
+          <w:rFonts w:ascii="David" w:hAnsi="David" w:cs="David"/>
+          <w:lang w:val="en-US"/>
+        </w:rPr>
+        <w:t>amount</w:t>
+      </w:r>
+      <w:proofErr w:type="gramEnd"/>
+      <w:r>
+        <w:rPr>
+          <w:rFonts w:ascii="David" w:hAnsi="David" w:cs="David"/>
+          <w:lang w:val="en-US"/>
+        </w:rPr>
+        <w:t xml:space="preserve"> of ones removed (which are 20% of ones). </w:t>
+      </w:r>
+      <w:proofErr w:type="gramStart"/>
+      <w:r>
+        <w:rPr>
+          <w:rFonts w:ascii="David" w:hAnsi="David" w:cs="David"/>
+          <w:lang w:val="en-US"/>
+        </w:rPr>
+        <w:t>Otherwise</w:t>
+      </w:r>
+      <w:proofErr w:type="gramEnd"/>
+      <w:r>
+        <w:rPr>
+          <w:rFonts w:ascii="David" w:hAnsi="David" w:cs="David"/>
+          <w:lang w:val="en-US"/>
+        </w:rPr>
+        <w:t xml:space="preserve"> the amount of </w:t>
+      </w:r>
+      <w:proofErr w:type="gramStart"/>
+      <w:r>
+        <w:rPr>
+          <w:rFonts w:ascii="David" w:hAnsi="David" w:cs="David"/>
+          <w:lang w:val="en-US"/>
+        </w:rPr>
+        <w:t>removed zeros</w:t>
+      </w:r>
+      <w:proofErr w:type="gramEnd"/>
+      <w:r>
+        <w:rPr>
+          <w:rFonts w:ascii="David" w:hAnsi="David" w:cs="David"/>
+          <w:lang w:val="en-US"/>
+        </w:rPr>
+        <w:t xml:space="preserve"> i</w:t>
       </w:r>
       <w:r>
         <w:rPr>
@@ -136,7 +293,48 @@
           <w:rFonts w:ascii="David" w:hAnsi="David" w:cs="David"/>
           <w:lang w:val="en-US"/>
         </w:rPr>
-        <w:t xml:space="preserve">Analysis code: brazil_canary_analysis.R in the github repository. </w:t>
+        <w:t xml:space="preserve">Analysis code: </w:t>
+      </w:r>
+      <w:proofErr w:type="spellStart"/>
+      <w:r>
+        <w:rPr>
+          <w:rFonts w:ascii="David" w:hAnsi="David" w:cs="David"/>
+          <w:lang w:val="en-US"/>
+        </w:rPr>
+        <w:t>brazil_canary_</w:t>
+      </w:r>
+      <w:proofErr w:type="gramStart"/>
+      <w:r>
+        <w:rPr>
+          <w:rFonts w:ascii="David" w:hAnsi="David" w:cs="David"/>
+          <w:lang w:val="en-US"/>
+        </w:rPr>
+        <w:t>analysis.R</w:t>
+      </w:r>
+      <w:proofErr w:type="spellEnd"/>
+      <w:proofErr w:type="gramEnd"/>
+      <w:r>
+        <w:rPr>
+          <w:rFonts w:ascii="David" w:hAnsi="David" w:cs="David"/>
+          <w:lang w:val="en-US"/>
+        </w:rPr>
+        <w:t xml:space="preserve"> in the </w:t>
+      </w:r>
+      <w:proofErr w:type="spellStart"/>
+      <w:r>
+        <w:rPr>
+          <w:rFonts w:ascii="David" w:hAnsi="David" w:cs="David"/>
+          <w:lang w:val="en-US"/>
+        </w:rPr>
+        <w:t>github</w:t>
+      </w:r>
+      <w:proofErr w:type="spellEnd"/>
+      <w:r>
+        <w:rPr>
+          <w:rFonts w:ascii="David" w:hAnsi="David" w:cs="David"/>
+          <w:lang w:val="en-US"/>
+        </w:rPr>
+        <w:t xml:space="preserve"> repository. </w:t>
       </w:r>
     </w:p>
     <w:p>
@@ -315,7 +513,23 @@
           <w:rFonts w:ascii="David" w:hAnsi="David" w:cs="David"/>
           <w:lang w:val="en-US"/>
         </w:rPr>
-        <w:t>The same trends were observed for both Brazil and the Canary Islands; therefore I continued the analysis using only these values of k and lambda.</w:t>
+        <w:t xml:space="preserve">The same trends were observed for both Brazil and the Canary Islands; </w:t>
+      </w:r>
+      <w:proofErr w:type="gramStart"/>
+      <w:r>
+        <w:rPr>
+          <w:rFonts w:ascii="David" w:hAnsi="David" w:cs="David"/>
+          <w:lang w:val="en-US"/>
+        </w:rPr>
+        <w:t>therefore</w:t>
+      </w:r>
+      <w:proofErr w:type="gramEnd"/>
+      <w:r>
+        <w:rPr>
+          <w:rFonts w:ascii="David" w:hAnsi="David" w:cs="David"/>
+          <w:lang w:val="en-US"/>
+        </w:rPr>
+        <w:t xml:space="preserve"> I continued the analysis using only these values of k and lambda.</w:t>
       </w:r>
     </w:p>
     <w:p>
@@ -508,7 +722,23 @@
           <w:rFonts w:ascii="David" w:hAnsi="David" w:cs="David"/>
           <w:lang w:val="en-US"/>
         </w:rPr>
-        <w:t>Sigmoid = converting the predicted values using sigmoid function, than probabilities over 0.5 are considered links.</w:t>
+        <w:t xml:space="preserve">Sigmoid = converting the predicted values using sigmoid function, </w:t>
+      </w:r>
+      <w:proofErr w:type="gramStart"/>
+      <w:r>
+        <w:rPr>
+          <w:rFonts w:ascii="David" w:hAnsi="David" w:cs="David"/>
+          <w:lang w:val="en-US"/>
+        </w:rPr>
+        <w:t>than</w:t>
+      </w:r>
+      <w:proofErr w:type="gramEnd"/>
+      <w:r>
+        <w:rPr>
+          <w:rFonts w:ascii="David" w:hAnsi="David" w:cs="David"/>
+          <w:lang w:val="en-US"/>
+        </w:rPr>
+        <w:t xml:space="preserve"> probabilities over 0.5 are considered links.</w:t>
       </w:r>
     </w:p>
     <w:p>
@@ -706,28 +936,78 @@
           </wp:inline>
         </w:drawing>
       </w:r>
-      <w:r>
-        <w:rPr>
-          <w:rFonts w:ascii="David" w:hAnsi="David" w:cs="David"/>
-          <w:lang w:val="en-US"/>
-        </w:rPr>
-        <w:t xml:space="preserve">the min-max looks like the worse option since it cannot calculate the f1 score in some cases. The sigmoid and prob above 0 have similar results, with higher maximal f1 than sigmoid 0.5 . </w:t>
-      </w:r>
-    </w:p>
-    <w:p>
-      <w:pPr>
-        <w:rPr>
-          <w:rFonts w:ascii="David" w:hAnsi="David" w:cs="David"/>
-          <w:lang w:val="en-US"/>
-        </w:rPr>
-      </w:pPr>
-      <w:r>
-        <w:rPr>
-          <w:rFonts w:ascii="David" w:hAnsi="David" w:cs="David"/>
-          <w:lang w:val="en-US"/>
-        </w:rPr>
-        <w:t>Max f1 for sigm and &gt; 0 are the same (checked on 1 iteration in the Canaries): 0.72 .</w:t>
-      </w:r>
+      <w:proofErr w:type="gramStart"/>
+      <w:r>
+        <w:rPr>
+          <w:rFonts w:ascii="David" w:hAnsi="David" w:cs="David"/>
+          <w:lang w:val="en-US"/>
+        </w:rPr>
+        <w:t>the</w:t>
+      </w:r>
+      <w:proofErr w:type="gramEnd"/>
+      <w:r>
+        <w:rPr>
+          <w:rFonts w:ascii="David" w:hAnsi="David" w:cs="David"/>
+          <w:lang w:val="en-US"/>
+        </w:rPr>
+        <w:t xml:space="preserve"> min-max looks like the worse option since it cannot calculate the f1 score in some cases. The sigmoid and prob above 0 have similar results, with higher maximal f1 than sigmoid </w:t>
+      </w:r>
+      <w:proofErr w:type="gramStart"/>
+      <w:r>
+        <w:rPr>
+          <w:rFonts w:ascii="David" w:hAnsi="David" w:cs="David"/>
+          <w:lang w:val="en-US"/>
+        </w:rPr>
+        <w:t>0.5 .</w:t>
+      </w:r>
+      <w:proofErr w:type="gramEnd"/>
+      <w:r>
+        <w:rPr>
+          <w:rFonts w:ascii="David" w:hAnsi="David" w:cs="David"/>
+          <w:lang w:val="en-US"/>
+        </w:rPr>
+        <w:t xml:space="preserve"> </w:t>
+      </w:r>
+    </w:p>
+    <w:p>
+      <w:pPr>
+        <w:rPr>
+          <w:rFonts w:ascii="David" w:hAnsi="David" w:cs="David"/>
+          <w:lang w:val="en-US"/>
+        </w:rPr>
+      </w:pPr>
+      <w:r>
+        <w:rPr>
+          <w:rFonts w:ascii="David" w:hAnsi="David" w:cs="David"/>
+          <w:lang w:val="en-US"/>
+        </w:rPr>
+        <w:t xml:space="preserve">Max f1 for </w:t>
+      </w:r>
+      <w:proofErr w:type="spellStart"/>
+      <w:r>
+        <w:rPr>
+          <w:rFonts w:ascii="David" w:hAnsi="David" w:cs="David"/>
+          <w:lang w:val="en-US"/>
+        </w:rPr>
+        <w:t>sigm</w:t>
+      </w:r>
+      <w:proofErr w:type="spellEnd"/>
+      <w:r>
+        <w:rPr>
+          <w:rFonts w:ascii="David" w:hAnsi="David" w:cs="David"/>
+          <w:lang w:val="en-US"/>
+        </w:rPr>
+        <w:t xml:space="preserve"> and &gt; 0 are the same (checked on 1 iteration in the Canaries): </w:t>
+      </w:r>
+      <w:proofErr w:type="gramStart"/>
+      <w:r>
+        <w:rPr>
+          <w:rFonts w:ascii="David" w:hAnsi="David" w:cs="David"/>
+          <w:lang w:val="en-US"/>
+        </w:rPr>
+        <w:t>0.72 .</w:t>
+      </w:r>
+      <w:proofErr w:type="gramEnd"/>
     </w:p>
     <w:p>
       <w:pPr>
@@ -742,7 +1022,23 @@
           <w:lang w:val="en-US"/>
         </w:rPr>
         <w:lastRenderedPageBreak/>
-        <w:t xml:space="preserve">Average f1 sigm = 0.468, average f1 &gt; 0 = 0.476. </w:t>
+        <w:t xml:space="preserve">Average f1 </w:t>
+      </w:r>
+      <w:proofErr w:type="spellStart"/>
+      <w:r>
+        <w:rPr>
+          <w:rFonts w:ascii="David" w:hAnsi="David" w:cs="David"/>
+          <w:lang w:val="en-US"/>
+        </w:rPr>
+        <w:t>sigm</w:t>
+      </w:r>
+      <w:proofErr w:type="spellEnd"/>
+      <w:r>
+        <w:rPr>
+          <w:rFonts w:ascii="David" w:hAnsi="David" w:cs="David"/>
+          <w:lang w:val="en-US"/>
+        </w:rPr>
+        <w:t xml:space="preserve"> = 0.468, average f1 &gt; 0 = 0.476. </w:t>
       </w:r>
       <w:r>
         <w:rPr>
@@ -858,7 +1154,23 @@
           <w:rFonts w:ascii="David" w:hAnsi="David" w:cs="David"/>
           <w:lang w:val="en-US"/>
         </w:rPr>
-        <w:t>The predictions for the off-diagonals are actually better than for the diagonal.</w:t>
+        <w:t xml:space="preserve">The predictions for the </w:t>
+      </w:r>
+      <w:proofErr w:type="gramStart"/>
+      <w:r>
+        <w:rPr>
+          <w:rFonts w:ascii="David" w:hAnsi="David" w:cs="David"/>
+          <w:lang w:val="en-US"/>
+        </w:rPr>
+        <w:t>off-diagonals</w:t>
+      </w:r>
+      <w:proofErr w:type="gramEnd"/>
+      <w:r>
+        <w:rPr>
+          <w:rFonts w:ascii="David" w:hAnsi="David" w:cs="David"/>
+          <w:lang w:val="en-US"/>
+        </w:rPr>
+        <w:t xml:space="preserve"> are actually better than for the diagonal.</w:t>
       </w:r>
     </w:p>
     <w:p>
@@ -915,7 +1227,23 @@
           <w:rFonts w:ascii="David" w:hAnsi="David" w:cs="David"/>
           <w:lang w:val="en-US"/>
         </w:rPr>
-        <w:t>We reduced the number of bootstrapping iterations from 100 to 10 since 100 iterations yield huge csvs.</w:t>
+        <w:t xml:space="preserve">We reduced the number of bootstrapping iterations from 100 to 10 since 100 iterations yield huge </w:t>
+      </w:r>
+      <w:proofErr w:type="spellStart"/>
+      <w:r>
+        <w:rPr>
+          <w:rFonts w:ascii="David" w:hAnsi="David" w:cs="David"/>
+          <w:lang w:val="en-US"/>
+        </w:rPr>
+        <w:t>csvs</w:t>
+      </w:r>
+      <w:proofErr w:type="spellEnd"/>
+      <w:r>
+        <w:rPr>
+          <w:rFonts w:ascii="David" w:hAnsi="David" w:cs="David"/>
+          <w:lang w:val="en-US"/>
+        </w:rPr>
+        <w:t>.</w:t>
       </w:r>
     </w:p>
     <w:p>
@@ -993,8 +1321,39 @@
           <w:bCs/>
           <w:lang w:val="en-US"/>
         </w:rPr>
-        <w:t>Links are considered as ones if sigmoid prob based on the predicted svd value is larger than 0.5 .</w:t>
-      </w:r>
+        <w:t xml:space="preserve">Links are considered as ones if sigmoid prob based on the predicted </w:t>
+      </w:r>
+      <w:proofErr w:type="spellStart"/>
+      <w:r>
+        <w:rPr>
+          <w:rFonts w:ascii="David" w:hAnsi="David" w:cs="David"/>
+          <w:b/>
+          <w:bCs/>
+          <w:lang w:val="en-US"/>
+        </w:rPr>
+        <w:t>svd</w:t>
+      </w:r>
+      <w:proofErr w:type="spellEnd"/>
+      <w:r>
+        <w:rPr>
+          <w:rFonts w:ascii="David" w:hAnsi="David" w:cs="David"/>
+          <w:b/>
+          <w:bCs/>
+          <w:lang w:val="en-US"/>
+        </w:rPr>
+        <w:t xml:space="preserve"> value is larger than </w:t>
+      </w:r>
+      <w:proofErr w:type="gramStart"/>
+      <w:r>
+        <w:rPr>
+          <w:rFonts w:ascii="David" w:hAnsi="David" w:cs="David"/>
+          <w:b/>
+          <w:bCs/>
+          <w:lang w:val="en-US"/>
+        </w:rPr>
+        <w:t>0.5 .</w:t>
+      </w:r>
+      <w:proofErr w:type="gramEnd"/>
     </w:p>
     <w:p>
       <w:pPr>
@@ -1025,12 +1384,23 @@
         </w:rPr>
         <w:t xml:space="preserve">what appears to be, at first, </w:t>
       </w:r>
-      <w:r>
-        <w:rPr>
-          <w:rFonts w:ascii="David" w:hAnsi="David" w:cs="David"/>
-          <w:lang w:val="en-US"/>
-        </w:rPr>
-        <w:t>non intuitive results.</w:t>
+      <w:proofErr w:type="spellStart"/>
+      <w:proofErr w:type="gramStart"/>
+      <w:r>
+        <w:rPr>
+          <w:rFonts w:ascii="David" w:hAnsi="David" w:cs="David"/>
+          <w:lang w:val="en-US"/>
+        </w:rPr>
+        <w:t>non intuitive</w:t>
+      </w:r>
+      <w:proofErr w:type="spellEnd"/>
+      <w:proofErr w:type="gramEnd"/>
+      <w:r>
+        <w:rPr>
+          <w:rFonts w:ascii="David" w:hAnsi="David" w:cs="David"/>
+          <w:lang w:val="en-US"/>
+        </w:rPr>
+        <w:t xml:space="preserve"> results.</w:t>
       </w:r>
     </w:p>
     <w:p>
@@ -1236,12 +1606,21 @@
           </wp:inline>
         </w:drawing>
       </w:r>
-      <w:r>
-        <w:rPr>
-          <w:rFonts w:ascii="David" w:hAnsi="David" w:cs="David"/>
-          <w:lang w:val="en-US"/>
-        </w:rPr>
-        <w:t>is that right?</w:t>
+      <w:proofErr w:type="gramStart"/>
+      <w:r>
+        <w:rPr>
+          <w:rFonts w:ascii="David" w:hAnsi="David" w:cs="David"/>
+          <w:lang w:val="en-US"/>
+        </w:rPr>
+        <w:t>is</w:t>
+      </w:r>
+      <w:proofErr w:type="gramEnd"/>
+      <w:r>
+        <w:rPr>
+          <w:rFonts w:ascii="David" w:hAnsi="David" w:cs="David"/>
+          <w:lang w:val="en-US"/>
+        </w:rPr>
+        <w:t xml:space="preserve"> that right?</w:t>
       </w:r>
     </w:p>
     <w:p>
@@ -1349,14 +1728,32 @@
           <w:color w:val="FF0000"/>
           <w:lang w:val="en-US"/>
         </w:rPr>
-        <w:t>This is a t-test, replace with ANOVA</w:t>
-      </w:r>
+        <w:t xml:space="preserve">This is a t-test, </w:t>
+      </w:r>
+      <w:proofErr w:type="gramStart"/>
       <w:r>
         <w:rPr>
           <w:rFonts w:ascii="David" w:hAnsi="David" w:cs="David"/>
           <w:color w:val="FF0000"/>
           <w:lang w:val="en-US"/>
         </w:rPr>
+        <w:t>replace</w:t>
+      </w:r>
+      <w:proofErr w:type="gramEnd"/>
+      <w:r>
+        <w:rPr>
+          <w:rFonts w:ascii="David" w:hAnsi="David" w:cs="David"/>
+          <w:color w:val="FF0000"/>
+          <w:lang w:val="en-US"/>
+        </w:rPr>
+        <w:t xml:space="preserve"> with ANOVA</w:t>
+      </w:r>
+      <w:r>
+        <w:rPr>
+          <w:rFonts w:ascii="David" w:hAnsi="David" w:cs="David"/>
+          <w:color w:val="FF0000"/>
+          <w:lang w:val="en-US"/>
+        </w:rPr>
         <w:t xml:space="preserve">. </w:t>
       </w:r>
       <w:r>
@@ -1364,7 +1761,23 @@
           <w:rFonts w:ascii="David" w:hAnsi="David" w:cs="David"/>
           <w:lang w:val="en-US"/>
         </w:rPr>
-        <w:t>It shows marginally significant results, that in my opinion is actually meaningful.</w:t>
+        <w:t xml:space="preserve">It shows marginally significant results, that in my opinion is </w:t>
+      </w:r>
+      <w:proofErr w:type="gramStart"/>
+      <w:r>
+        <w:rPr>
+          <w:rFonts w:ascii="David" w:hAnsi="David" w:cs="David"/>
+          <w:lang w:val="en-US"/>
+        </w:rPr>
+        <w:t>actually meaningful</w:t>
+      </w:r>
+      <w:proofErr w:type="gramEnd"/>
+      <w:r>
+        <w:rPr>
+          <w:rFonts w:ascii="David" w:hAnsi="David" w:cs="David"/>
+          <w:lang w:val="en-US"/>
+        </w:rPr>
+        <w:t>.</w:t>
       </w:r>
     </w:p>
     <w:p>
@@ -1403,7 +1816,29 @@
           <w:color w:val="FF0000"/>
           <w:lang w:val="en-US"/>
         </w:rPr>
-        <w:t xml:space="preserve"> (make sure that you used the same off-diagonal in all)</w:t>
+        <w:t xml:space="preserve"> (make sure that you used the same </w:t>
+      </w:r>
+      <w:proofErr w:type="gramStart"/>
+      <w:r>
+        <w:rPr>
+          <w:rFonts w:ascii="David" w:hAnsi="David" w:cs="David"/>
+          <w:b/>
+          <w:bCs/>
+          <w:color w:val="FF0000"/>
+          <w:lang w:val="en-US"/>
+        </w:rPr>
+        <w:t>off-diagonal</w:t>
+      </w:r>
+      <w:proofErr w:type="gramEnd"/>
+      <w:r>
+        <w:rPr>
+          <w:rFonts w:ascii="David" w:hAnsi="David" w:cs="David"/>
+          <w:b/>
+          <w:bCs/>
+          <w:color w:val="FF0000"/>
+          <w:lang w:val="en-US"/>
+        </w:rPr>
+        <w:t xml:space="preserve"> in all)</w:t>
       </w:r>
     </w:p>
     <w:p>
@@ -1695,6 +2130,7 @@
         </w:rPr>
         <w:t xml:space="preserve">predictive capacity for the </w:t>
       </w:r>
+      <w:proofErr w:type="gramStart"/>
       <w:r>
         <w:rPr>
           <w:rFonts w:ascii="David" w:hAnsi="David" w:cs="David"/>
@@ -1707,7 +2143,15 @@
           <w:rFonts w:ascii="David" w:hAnsi="David" w:cs="David"/>
           <w:lang w:val="en-US"/>
         </w:rPr>
-        <w:t xml:space="preserve"> is lower in comparison to the off-diagonals</w:t>
+        <w:t xml:space="preserve"> is</w:t>
+      </w:r>
+      <w:proofErr w:type="gramEnd"/>
+      <w:r>
+        <w:rPr>
+          <w:rFonts w:ascii="David" w:hAnsi="David" w:cs="David"/>
+          <w:lang w:val="en-US"/>
+        </w:rPr>
+        <w:t xml:space="preserve"> lower in comparison to the off-diagonals</w:t>
       </w:r>
       <w:r>
         <w:rPr>
@@ -1891,8 +2335,20 @@
           <w:color w:val="FF0000"/>
           <w:lang w:val="en-US"/>
         </w:rPr>
-        <w:t>ran this analysis again and got different results for density. Check that there is no mistake</w:t>
-      </w:r>
+        <w:t xml:space="preserve">ran this analysis again and got different results for density. Check that there </w:t>
+      </w:r>
+      <w:proofErr w:type="gramStart"/>
+      <w:r>
+        <w:rPr>
+          <w:rFonts w:ascii="David" w:hAnsi="David" w:cs="David"/>
+          <w:b/>
+          <w:bCs/>
+          <w:color w:val="FF0000"/>
+          <w:lang w:val="en-US"/>
+        </w:rPr>
+        <w:t>is no mistake</w:t>
+      </w:r>
+      <w:proofErr w:type="gramEnd"/>
       <w:r>
         <w:rPr>
           <w:rFonts w:ascii="David" w:hAnsi="David" w:cs="David"/>
@@ -2290,8 +2746,36 @@
           <w:color w:val="FF0000"/>
           <w:lang w:val="en-US"/>
         </w:rPr>
-        <w:t>1 diag+ diag</w:t>
-      </w:r>
+        <w:t xml:space="preserve">1 </w:t>
+      </w:r>
+      <w:proofErr w:type="spellStart"/>
+      <w:r>
+        <w:rPr>
+          <w:rFonts w:ascii="David" w:hAnsi="David" w:cs="David"/>
+          <w:color w:val="FF0000"/>
+          <w:lang w:val="en-US"/>
+        </w:rPr>
+        <w:t>diag</w:t>
+      </w:r>
+      <w:proofErr w:type="spellEnd"/>
+      <w:r>
+        <w:rPr>
+          <w:rFonts w:ascii="David" w:hAnsi="David" w:cs="David"/>
+          <w:color w:val="FF0000"/>
+          <w:lang w:val="en-US"/>
+        </w:rPr>
+        <w:t xml:space="preserve">+ </w:t>
+      </w:r>
+      <w:proofErr w:type="spellStart"/>
+      <w:r>
+        <w:rPr>
+          <w:rFonts w:ascii="David" w:hAnsi="David" w:cs="David"/>
+          <w:color w:val="FF0000"/>
+          <w:lang w:val="en-US"/>
+        </w:rPr>
+        <w:t>diag</w:t>
+      </w:r>
+      <w:proofErr w:type="spellEnd"/>
     </w:p>
     <w:p>
       <w:pPr>
@@ -2308,8 +2792,36 @@
           <w:color w:val="FF0000"/>
           <w:lang w:val="en-US"/>
         </w:rPr>
-        <w:t>1 diag no diag</w:t>
-      </w:r>
+        <w:t xml:space="preserve">1 </w:t>
+      </w:r>
+      <w:proofErr w:type="spellStart"/>
+      <w:r>
+        <w:rPr>
+          <w:rFonts w:ascii="David" w:hAnsi="David" w:cs="David"/>
+          <w:color w:val="FF0000"/>
+          <w:lang w:val="en-US"/>
+        </w:rPr>
+        <w:t>diag</w:t>
+      </w:r>
+      <w:proofErr w:type="spellEnd"/>
+      <w:r>
+        <w:rPr>
+          <w:rFonts w:ascii="David" w:hAnsi="David" w:cs="David"/>
+          <w:color w:val="FF0000"/>
+          <w:lang w:val="en-US"/>
+        </w:rPr>
+        <w:t xml:space="preserve"> no </w:t>
+      </w:r>
+      <w:proofErr w:type="spellStart"/>
+      <w:r>
+        <w:rPr>
+          <w:rFonts w:ascii="David" w:hAnsi="David" w:cs="David"/>
+          <w:color w:val="FF0000"/>
+          <w:lang w:val="en-US"/>
+        </w:rPr>
+        <w:t>diag</w:t>
+      </w:r>
+      <w:proofErr w:type="spellEnd"/>
     </w:p>
     <w:p>
       <w:pPr>
@@ -2460,12 +2972,21 @@
           <w:lang w:val="en-US"/>
         </w:rPr>
       </w:pPr>
-      <w:r>
-        <w:rPr>
-          <w:rFonts w:ascii="David" w:hAnsi="David" w:cs="David"/>
-          <w:lang w:val="en-US"/>
-        </w:rPr>
-        <w:t>Overall Bray-Curtis similarity (all layer-to layer predictions, plants and pollinators combined):</w:t>
+      <w:proofErr w:type="gramStart"/>
+      <w:r>
+        <w:rPr>
+          <w:rFonts w:ascii="David" w:hAnsi="David" w:cs="David"/>
+          <w:lang w:val="en-US"/>
+        </w:rPr>
+        <w:t>Overall</w:t>
+      </w:r>
+      <w:proofErr w:type="gramEnd"/>
+      <w:r>
+        <w:rPr>
+          <w:rFonts w:ascii="David" w:hAnsi="David" w:cs="David"/>
+          <w:lang w:val="en-US"/>
+        </w:rPr>
+        <w:t xml:space="preserve"> Bray-Curtis similarity (all layer-to layer predictions, plants and pollinators combined):</w:t>
       </w:r>
     </w:p>
     <w:p>
@@ -3191,15 +3712,51 @@
           <w:color w:val="000000" w:themeColor="text1"/>
           <w:lang w:val="en-US"/>
         </w:rPr>
-        <w:t>Here iterations are not averaged. Results for only one off-diagonal (no diagonal)</w:t>
-      </w:r>
-      <w:r>
-        <w:rPr>
-          <w:rFonts w:ascii="David" w:hAnsi="David" w:cs="David"/>
-          <w:color w:val="000000" w:themeColor="text1"/>
-          <w:lang w:val="en-US"/>
-        </w:rPr>
-        <w:t>. The results are similar when adding the diagonal.</w:t>
+        <w:t xml:space="preserve">Here iterations are not </w:t>
+      </w:r>
+      <w:proofErr w:type="gramStart"/>
+      <w:r>
+        <w:rPr>
+          <w:rFonts w:ascii="David" w:hAnsi="David" w:cs="David"/>
+          <w:color w:val="000000" w:themeColor="text1"/>
+          <w:lang w:val="en-US"/>
+        </w:rPr>
+        <w:t>averaged</w:t>
+      </w:r>
+      <w:proofErr w:type="gramEnd"/>
+      <w:r>
+        <w:rPr>
+          <w:rFonts w:ascii="David" w:hAnsi="David" w:cs="David"/>
+          <w:color w:val="000000" w:themeColor="text1"/>
+          <w:lang w:val="en-US"/>
+        </w:rPr>
+        <w:t>. Results for only one off-diagonal (no diagonal)</w:t>
+      </w:r>
+      <w:r>
+        <w:rPr>
+          <w:rFonts w:ascii="David" w:hAnsi="David" w:cs="David"/>
+          <w:color w:val="000000" w:themeColor="text1"/>
+          <w:lang w:val="en-US"/>
+        </w:rPr>
+        <w:t xml:space="preserve">. The results are similar when adding </w:t>
+      </w:r>
+      <w:proofErr w:type="gramStart"/>
+      <w:r>
+        <w:rPr>
+          <w:rFonts w:ascii="David" w:hAnsi="David" w:cs="David"/>
+          <w:color w:val="000000" w:themeColor="text1"/>
+          <w:lang w:val="en-US"/>
+        </w:rPr>
+        <w:t>the diagonal</w:t>
+      </w:r>
+      <w:proofErr w:type="gramEnd"/>
+      <w:r>
+        <w:rPr>
+          <w:rFonts w:ascii="David" w:hAnsi="David" w:cs="David"/>
+          <w:color w:val="000000" w:themeColor="text1"/>
+          <w:lang w:val="en-US"/>
+        </w:rPr>
+        <w:t>.</w:t>
       </w:r>
     </w:p>
     <w:p>
@@ -3250,9 +3807,9 @@
         </w:rPr>
         <w:lastRenderedPageBreak/>
         <w:drawing>
-          <wp:inline distT="0" distB="0" distL="0" distR="0" wp14:anchorId="054EB1A5" wp14:editId="0866D7AF">
-            <wp:extent cx="3594004" cy="3230380"/>
-            <wp:effectExtent l="0" t="0" r="635" b="0"/>
+          <wp:inline distT="0" distB="0" distL="0" distR="0" wp14:anchorId="054EB1A5" wp14:editId="3CD817E4">
+            <wp:extent cx="3593465" cy="3044082"/>
+            <wp:effectExtent l="0" t="0" r="6985" b="4445"/>
             <wp:docPr id="726903772" name="Picture 3"/>
             <wp:cNvGraphicFramePr>
               <a:graphicFrameLocks xmlns:a="http://schemas.openxmlformats.org/drawingml/2006/main" noChangeAspect="1"/>
@@ -3264,7 +3821,7 @@
                     <pic:cNvPr id="726903772" name="Picture 726903772"/>
                     <pic:cNvPicPr/>
                   </pic:nvPicPr>
-                  <pic:blipFill>
+                  <pic:blipFill rotWithShape="1">
                     <a:blip r:embed="rId26">
                       <a:extLst>
                         <a:ext uri="{28A0092B-C50C-407E-A947-70E740481C1C}">
@@ -3272,18 +3829,25 @@
                         </a:ext>
                       </a:extLst>
                     </a:blip>
-                    <a:stretch>
-                      <a:fillRect/>
-                    </a:stretch>
+                    <a:srcRect t="5753"/>
+                    <a:stretch/>
                   </pic:blipFill>
-                  <pic:spPr>
+                  <pic:spPr bwMode="auto">
                     <a:xfrm>
                       <a:off x="0" y="0"/>
-                      <a:ext cx="3623107" cy="3256539"/>
+                      <a:ext cx="3623107" cy="3069192"/>
                     </a:xfrm>
                     <a:prstGeom prst="rect">
                       <a:avLst/>
                     </a:prstGeom>
+                    <a:ln>
+                      <a:noFill/>
+                    </a:ln>
+                    <a:extLst>
+                      <a:ext uri="{53640926-AAD7-44D8-BBD7-CCE9431645EC}">
+                        <a14:shadowObscured xmlns:a14="http://schemas.microsoft.com/office/drawing/2010/main"/>
+                      </a:ext>
+                    </a:extLst>
                   </pic:spPr>
                 </pic:pic>
               </a:graphicData>
@@ -3329,9 +3893,9 @@
           <w:lang w:val="en-US"/>
         </w:rPr>
         <w:drawing>
-          <wp:inline distT="0" distB="0" distL="0" distR="0" wp14:anchorId="3F537679" wp14:editId="236BCE0D">
-            <wp:extent cx="3582637" cy="3220348"/>
-            <wp:effectExtent l="0" t="0" r="0" b="5715"/>
+          <wp:inline distT="0" distB="0" distL="0" distR="0" wp14:anchorId="3F537679" wp14:editId="757F0B9F">
+            <wp:extent cx="3581618" cy="3003550"/>
+            <wp:effectExtent l="0" t="0" r="0" b="6350"/>
             <wp:docPr id="1077470917" name="Picture 4"/>
             <wp:cNvGraphicFramePr>
               <a:graphicFrameLocks xmlns:a="http://schemas.openxmlformats.org/drawingml/2006/main" noChangeAspect="1"/>
@@ -3343,7 +3907,7 @@
                     <pic:cNvPr id="1077470917" name="Picture 4"/>
                     <pic:cNvPicPr/>
                   </pic:nvPicPr>
-                  <pic:blipFill>
+                  <pic:blipFill rotWithShape="1">
                     <a:blip r:embed="rId27">
                       <a:extLst>
                         <a:ext uri="{28A0092B-C50C-407E-A947-70E740481C1C}">
@@ -3351,18 +3915,25 @@
                         </a:ext>
                       </a:extLst>
                     </a:blip>
-                    <a:stretch>
-                      <a:fillRect/>
-                    </a:stretch>
+                    <a:srcRect t="6706"/>
+                    <a:stretch/>
                   </pic:blipFill>
-                  <pic:spPr>
+                  <pic:spPr bwMode="auto">
                     <a:xfrm>
                       <a:off x="0" y="0"/>
-                      <a:ext cx="3582637" cy="3220348"/>
+                      <a:ext cx="3582637" cy="3004404"/>
                     </a:xfrm>
                     <a:prstGeom prst="rect">
                       <a:avLst/>
                     </a:prstGeom>
+                    <a:ln>
+                      <a:noFill/>
+                    </a:ln>
+                    <a:extLst>
+                      <a:ext uri="{53640926-AAD7-44D8-BBD7-CCE9431645EC}">
+                        <a14:shadowObscured xmlns:a14="http://schemas.microsoft.com/office/drawing/2010/main"/>
+                      </a:ext>
+                    </a:extLst>
                   </pic:spPr>
                 </pic:pic>
               </a:graphicData>
@@ -3448,9 +4019,9 @@
         </w:rPr>
         <w:lastRenderedPageBreak/>
         <w:drawing>
-          <wp:inline distT="0" distB="0" distL="0" distR="0" wp14:anchorId="37CC7B11" wp14:editId="25C6CB17">
-            <wp:extent cx="3702408" cy="3327816"/>
-            <wp:effectExtent l="0" t="0" r="0" b="0"/>
+          <wp:inline distT="0" distB="0" distL="0" distR="0" wp14:anchorId="37CC7B11" wp14:editId="0CC4F6D4">
+            <wp:extent cx="3701290" cy="3121466"/>
+            <wp:effectExtent l="0" t="0" r="0" b="3175"/>
             <wp:docPr id="1652613440" name="Picture 5"/>
             <wp:cNvGraphicFramePr>
               <a:graphicFrameLocks xmlns:a="http://schemas.openxmlformats.org/drawingml/2006/main" noChangeAspect="1"/>
@@ -3462,7 +4033,7 @@
                     <pic:cNvPr id="1652613440" name="Picture 1652613440"/>
                     <pic:cNvPicPr/>
                   </pic:nvPicPr>
-                  <pic:blipFill>
+                  <pic:blipFill rotWithShape="1">
                     <a:blip r:embed="rId28">
                       <a:extLst>
                         <a:ext uri="{28A0092B-C50C-407E-A947-70E740481C1C}">
@@ -3470,18 +4041,25 @@
                         </a:ext>
                       </a:extLst>
                     </a:blip>
-                    <a:stretch>
-                      <a:fillRect/>
-                    </a:stretch>
+                    <a:srcRect t="6172"/>
+                    <a:stretch/>
                   </pic:blipFill>
-                  <pic:spPr>
+                  <pic:spPr bwMode="auto">
                     <a:xfrm>
                       <a:off x="0" y="0"/>
-                      <a:ext cx="3738169" cy="3359959"/>
+                      <a:ext cx="3738169" cy="3152568"/>
                     </a:xfrm>
                     <a:prstGeom prst="rect">
                       <a:avLst/>
                     </a:prstGeom>
+                    <a:ln>
+                      <a:noFill/>
+                    </a:ln>
+                    <a:extLst>
+                      <a:ext uri="{53640926-AAD7-44D8-BBD7-CCE9431645EC}">
+                        <a14:shadowObscured xmlns:a14="http://schemas.microsoft.com/office/drawing/2010/main"/>
+                      </a:ext>
+                    </a:extLst>
                   </pic:spPr>
                 </pic:pic>
               </a:graphicData>
@@ -3597,7 +4175,184 @@
           <w:lang w:val="en-US"/>
         </w:rPr>
         <w:lastRenderedPageBreak/>
-        <w:t>This is based on the weighted data, taking into consideration all layer combinations and iterations. Only interactions that appear in the data enough times to conduct a t-test were taken into consideration in the analysis.</w:t>
+        <w:t xml:space="preserve">This is based on the weighted data, taking into consideration all layer combinations and iterations. Only interactions that appear in the data </w:t>
+      </w:r>
+      <w:proofErr w:type="gramStart"/>
+      <w:r>
+        <w:rPr>
+          <w:rFonts w:ascii="David" w:hAnsi="David" w:cs="David"/>
+          <w:color w:val="000000" w:themeColor="text1"/>
+          <w:lang w:val="en-US"/>
+        </w:rPr>
+        <w:t>enough</w:t>
+      </w:r>
+      <w:proofErr w:type="gramEnd"/>
+      <w:r>
+        <w:rPr>
+          <w:rFonts w:ascii="David" w:hAnsi="David" w:cs="David"/>
+          <w:color w:val="000000" w:themeColor="text1"/>
+          <w:lang w:val="en-US"/>
+        </w:rPr>
+        <w:t xml:space="preserve"> times to conduct a t-test were taken into consideration in the analysis.</w:t>
+      </w:r>
+    </w:p>
+    <w:p>
+      <w:pPr>
+        <w:rPr>
+          <w:rFonts w:ascii="David" w:hAnsi="David" w:cs="David"/>
+          <w:color w:val="000000" w:themeColor="text1"/>
+          <w:lang w:val="en-US"/>
+        </w:rPr>
+      </w:pPr>
+    </w:p>
+    <w:p>
+      <w:pPr>
+        <w:rPr>
+          <w:rFonts w:ascii="David" w:hAnsi="David" w:cs="David"/>
+          <w:color w:val="000000" w:themeColor="text1"/>
+          <w:lang w:val="en-US"/>
+        </w:rPr>
+      </w:pPr>
+      <w:r>
+        <w:rPr>
+          <w:rFonts w:ascii="David" w:hAnsi="David" w:cs="David"/>
+          <w:noProof/>
+          <w:color w:val="000000" w:themeColor="text1"/>
+          <w:lang w:val="en-US"/>
+        </w:rPr>
+        <w:drawing>
+          <wp:inline distT="0" distB="0" distL="0" distR="0" wp14:anchorId="040DB714" wp14:editId="6B99179D">
+            <wp:extent cx="5943600" cy="5020310"/>
+            <wp:effectExtent l="0" t="0" r="0" b="8890"/>
+            <wp:docPr id="996577731" name="Picture 2" descr="A graph of a number of blue and white bars&#10;&#10;AI-generated content may be incorrect."/>
+            <wp:cNvGraphicFramePr>
+              <a:graphicFrameLocks xmlns:a="http://schemas.openxmlformats.org/drawingml/2006/main" noChangeAspect="1"/>
+            </wp:cNvGraphicFramePr>
+            <a:graphic xmlns:a="http://schemas.openxmlformats.org/drawingml/2006/main">
+              <a:graphicData uri="http://schemas.openxmlformats.org/drawingml/2006/picture">
+                <pic:pic xmlns:pic="http://schemas.openxmlformats.org/drawingml/2006/picture">
+                  <pic:nvPicPr>
+                    <pic:cNvPr id="996577731" name="Picture 2" descr="A graph of a number of blue and white bars&#10;&#10;AI-generated content may be incorrect."/>
+                    <pic:cNvPicPr/>
+                  </pic:nvPicPr>
+                  <pic:blipFill>
+                    <a:blip r:embed="rId30">
+                      <a:extLst>
+                        <a:ext uri="{28A0092B-C50C-407E-A947-70E740481C1C}">
+                          <a14:useLocalDpi xmlns:a14="http://schemas.microsoft.com/office/drawing/2010/main" val="0"/>
+                        </a:ext>
+                      </a:extLst>
+                    </a:blip>
+                    <a:stretch>
+                      <a:fillRect/>
+                    </a:stretch>
+                  </pic:blipFill>
+                  <pic:spPr>
+                    <a:xfrm>
+                      <a:off x="0" y="0"/>
+                      <a:ext cx="5943600" cy="5020310"/>
+                    </a:xfrm>
+                    <a:prstGeom prst="rect">
+                      <a:avLst/>
+                    </a:prstGeom>
+                  </pic:spPr>
+                </pic:pic>
+              </a:graphicData>
+            </a:graphic>
+          </wp:inline>
+        </w:drawing>
+      </w:r>
+    </w:p>
+    <w:p>
+      <w:pPr>
+        <w:rPr>
+          <w:rFonts w:ascii="David" w:hAnsi="David" w:cs="David"/>
+          <w:color w:val="000000" w:themeColor="text1"/>
+          <w:lang w:val="en-US"/>
+        </w:rPr>
+      </w:pPr>
+    </w:p>
+    <w:p>
+      <w:pPr>
+        <w:rPr>
+          <w:rFonts w:ascii="David" w:hAnsi="David" w:cs="David"/>
+          <w:color w:val="000000" w:themeColor="text1"/>
+          <w:lang w:val="en-US"/>
+        </w:rPr>
+      </w:pPr>
+      <w:r>
+        <w:rPr>
+          <w:rFonts w:ascii="David" w:hAnsi="David" w:cs="David"/>
+          <w:color w:val="000000" w:themeColor="text1"/>
+          <w:lang w:val="en-US"/>
+        </w:rPr>
+        <w:t>There is a difference between the probable links predicted with binary and weighted data:</w:t>
+      </w:r>
+    </w:p>
+    <w:p>
+      <w:pPr>
+        <w:rPr>
+          <w:rFonts w:ascii="David" w:hAnsi="David" w:cs="David"/>
+          <w:color w:val="000000" w:themeColor="text1"/>
+          <w:lang w:val="en-US"/>
+        </w:rPr>
+      </w:pPr>
+      <w:r>
+        <w:rPr>
+          <w:rFonts w:ascii="David" w:hAnsi="David" w:cs="David"/>
+          <w:noProof/>
+          <w:color w:val="000000" w:themeColor="text1"/>
+          <w:lang w:val="en-US"/>
+        </w:rPr>
+        <w:lastRenderedPageBreak/>
+        <w:drawing>
+          <wp:inline distT="0" distB="0" distL="0" distR="0" wp14:anchorId="0A200B40" wp14:editId="31FB3540">
+            <wp:extent cx="4293870" cy="3355328"/>
+            <wp:effectExtent l="0" t="0" r="0" b="0"/>
+            <wp:docPr id="2073456079" name="Picture 3"/>
+            <wp:cNvGraphicFramePr>
+              <a:graphicFrameLocks xmlns:a="http://schemas.openxmlformats.org/drawingml/2006/main" noChangeAspect="1"/>
+            </wp:cNvGraphicFramePr>
+            <a:graphic xmlns:a="http://schemas.openxmlformats.org/drawingml/2006/main">
+              <a:graphicData uri="http://schemas.openxmlformats.org/drawingml/2006/picture">
+                <pic:pic xmlns:pic="http://schemas.openxmlformats.org/drawingml/2006/picture">
+                  <pic:nvPicPr>
+                    <pic:cNvPr id="2073456079" name="Picture 2073456079"/>
+                    <pic:cNvPicPr/>
+                  </pic:nvPicPr>
+                  <pic:blipFill rotWithShape="1">
+                    <a:blip r:embed="rId31">
+                      <a:extLst>
+                        <a:ext uri="{28A0092B-C50C-407E-A947-70E740481C1C}">
+                          <a14:useLocalDpi xmlns:a14="http://schemas.microsoft.com/office/drawing/2010/main" val="0"/>
+                        </a:ext>
+                      </a:extLst>
+                    </a:blip>
+                    <a:srcRect t="7526"/>
+                    <a:stretch/>
+                  </pic:blipFill>
+                  <pic:spPr bwMode="auto">
+                    <a:xfrm>
+                      <a:off x="0" y="0"/>
+                      <a:ext cx="4294534" cy="3355847"/>
+                    </a:xfrm>
+                    <a:prstGeom prst="rect">
+                      <a:avLst/>
+                    </a:prstGeom>
+                    <a:ln>
+                      <a:noFill/>
+                    </a:ln>
+                    <a:extLst>
+                      <a:ext uri="{53640926-AAD7-44D8-BBD7-CCE9431645EC}">
+                        <a14:shadowObscured xmlns:a14="http://schemas.microsoft.com/office/drawing/2010/main"/>
+                      </a:ext>
+                    </a:extLst>
+                  </pic:spPr>
+                </pic:pic>
+              </a:graphicData>
+            </a:graphic>
+          </wp:inline>
+        </w:drawing>
       </w:r>
     </w:p>
     <w:p>
@@ -3648,24 +4403,25 @@
           <w:color w:val="FF0000"/>
           <w:lang w:val="en-US"/>
         </w:rPr>
-        <w:t>Run for binary-based predictions</w:t>
-      </w:r>
-    </w:p>
-    <w:p>
-      <w:pPr>
+        <w:t>Check what species are concentrated around pred-</w:t>
+      </w:r>
+      <w:proofErr w:type="spellStart"/>
+      <w:r>
         <w:rPr>
           <w:rFonts w:ascii="David" w:hAnsi="David" w:cs="David"/>
           <w:color w:val="FF0000"/>
           <w:lang w:val="en-US"/>
         </w:rPr>
-      </w:pPr>
+        <w:t>obs</w:t>
+      </w:r>
+      <w:proofErr w:type="spellEnd"/>
       <w:r>
         <w:rPr>
           <w:rFonts w:ascii="David" w:hAnsi="David" w:cs="David"/>
           <w:color w:val="FF0000"/>
           <w:lang w:val="en-US"/>
         </w:rPr>
-        <w:t>Check what species are concentrated around pred-obs = 0</w:t>
+        <w:t xml:space="preserve"> = 0</w:t>
       </w:r>
     </w:p>
     <w:p>

--- a/results/10_iterations/canary/canaries_analysis_softimpute.docx
+++ b/results/10_iterations/canary/canaries_analysis_softimpute.docx
@@ -148,20 +148,27 @@
         </w:rPr>
         <w:t xml:space="preserve">Yielded </w:t>
       </w:r>
+      <w:r>
+        <w:rPr>
+          <w:rFonts w:ascii="David" w:hAnsi="David" w:cs="David"/>
+          <w:lang w:val="en-US"/>
+        </w:rPr>
+        <w:t>a</w:t>
+      </w:r>
+      <w:r>
+        <w:rPr>
+          <w:rFonts w:ascii="David" w:hAnsi="David" w:cs="David"/>
+          <w:lang w:val="en-US"/>
+        </w:rPr>
+        <w:t xml:space="preserve"> very large csv </w:t>
+      </w:r>
       <w:proofErr w:type="gramStart"/>
       <w:r>
         <w:rPr>
           <w:rFonts w:ascii="David" w:hAnsi="David" w:cs="David"/>
           <w:lang w:val="en-US"/>
         </w:rPr>
-        <w:t>a</w:t>
-      </w:r>
-      <w:r>
-        <w:rPr>
-          <w:rFonts w:ascii="David" w:hAnsi="David" w:cs="David"/>
-          <w:lang w:val="en-US"/>
-        </w:rPr>
-        <w:t xml:space="preserve"> very</w:t>
+        <w:t>files</w:t>
       </w:r>
       <w:proofErr w:type="gramEnd"/>
       <w:r>
@@ -169,7 +176,38 @@
           <w:rFonts w:ascii="David" w:hAnsi="David" w:cs="David"/>
           <w:lang w:val="en-US"/>
         </w:rPr>
-        <w:t xml:space="preserve"> large csv </w:t>
+        <w:t xml:space="preserve"> for the pollination networks </w:t>
+      </w:r>
+      <w:proofErr w:type="spellStart"/>
+      <w:r>
+        <w:rPr>
+          <w:rFonts w:ascii="David" w:hAnsi="David" w:cs="David"/>
+          <w:lang w:val="en-US"/>
+        </w:rPr>
+        <w:t>inthe</w:t>
+      </w:r>
+      <w:proofErr w:type="spellEnd"/>
+      <w:r>
+        <w:rPr>
+          <w:rFonts w:ascii="David" w:hAnsi="David" w:cs="David"/>
+          <w:lang w:val="en-US"/>
+        </w:rPr>
+        <w:t xml:space="preserve"> Canary Islands (in the Google Drive Research folder), with 100 iterations for removing zeros.</w:t>
+      </w:r>
+    </w:p>
+    <w:p>
+      <w:pPr>
+        <w:rPr>
+          <w:rFonts w:ascii="David" w:hAnsi="David" w:cs="David"/>
+          <w:lang w:val="en-US"/>
+        </w:rPr>
+      </w:pPr>
+      <w:r>
+        <w:rPr>
+          <w:rFonts w:ascii="David" w:hAnsi="David" w:cs="David"/>
+          <w:lang w:val="en-US"/>
+        </w:rPr>
+        <w:t xml:space="preserve">The amount of removed zeros is equal to the </w:t>
       </w:r>
       <w:proofErr w:type="gramStart"/>
       <w:r>
@@ -177,7 +215,7 @@
           <w:rFonts w:ascii="David" w:hAnsi="David" w:cs="David"/>
           <w:lang w:val="en-US"/>
         </w:rPr>
-        <w:t>files</w:t>
+        <w:t>amount</w:t>
       </w:r>
       <w:proofErr w:type="gramEnd"/>
       <w:r>
@@ -185,38 +223,7 @@
           <w:rFonts w:ascii="David" w:hAnsi="David" w:cs="David"/>
           <w:lang w:val="en-US"/>
         </w:rPr>
-        <w:t xml:space="preserve"> for the pollination networks </w:t>
-      </w:r>
-      <w:proofErr w:type="spellStart"/>
-      <w:r>
-        <w:rPr>
-          <w:rFonts w:ascii="David" w:hAnsi="David" w:cs="David"/>
-          <w:lang w:val="en-US"/>
-        </w:rPr>
-        <w:t>inthe</w:t>
-      </w:r>
-      <w:proofErr w:type="spellEnd"/>
-      <w:r>
-        <w:rPr>
-          <w:rFonts w:ascii="David" w:hAnsi="David" w:cs="David"/>
-          <w:lang w:val="en-US"/>
-        </w:rPr>
-        <w:t xml:space="preserve"> Canary Islands (in the Google Drive Research folder), with 100 iterations for removing zeros.</w:t>
-      </w:r>
-    </w:p>
-    <w:p>
-      <w:pPr>
-        <w:rPr>
-          <w:rFonts w:ascii="David" w:hAnsi="David" w:cs="David"/>
-          <w:lang w:val="en-US"/>
-        </w:rPr>
-      </w:pPr>
-      <w:r>
-        <w:rPr>
-          <w:rFonts w:ascii="David" w:hAnsi="David" w:cs="David"/>
-          <w:lang w:val="en-US"/>
-        </w:rPr>
-        <w:t xml:space="preserve">The amount of removed zeros is equal to the </w:t>
+        <w:t xml:space="preserve"> of ones removed (which are 20% of ones). </w:t>
       </w:r>
       <w:proofErr w:type="gramStart"/>
       <w:r>
@@ -224,7 +231,7 @@
           <w:rFonts w:ascii="David" w:hAnsi="David" w:cs="David"/>
           <w:lang w:val="en-US"/>
         </w:rPr>
-        <w:t>amount</w:t>
+        <w:t>Otherwise</w:t>
       </w:r>
       <w:proofErr w:type="gramEnd"/>
       <w:r>
@@ -232,39 +239,7 @@
           <w:rFonts w:ascii="David" w:hAnsi="David" w:cs="David"/>
           <w:lang w:val="en-US"/>
         </w:rPr>
-        <w:t xml:space="preserve"> of ones removed (which are 20% of ones). </w:t>
-      </w:r>
-      <w:proofErr w:type="gramStart"/>
-      <w:r>
-        <w:rPr>
-          <w:rFonts w:ascii="David" w:hAnsi="David" w:cs="David"/>
-          <w:lang w:val="en-US"/>
-        </w:rPr>
-        <w:t>Otherwise</w:t>
-      </w:r>
-      <w:proofErr w:type="gramEnd"/>
-      <w:r>
-        <w:rPr>
-          <w:rFonts w:ascii="David" w:hAnsi="David" w:cs="David"/>
-          <w:lang w:val="en-US"/>
-        </w:rPr>
-        <w:t xml:space="preserve"> the amount of </w:t>
-      </w:r>
-      <w:proofErr w:type="gramStart"/>
-      <w:r>
-        <w:rPr>
-          <w:rFonts w:ascii="David" w:hAnsi="David" w:cs="David"/>
-          <w:lang w:val="en-US"/>
-        </w:rPr>
-        <w:t>removed zeros</w:t>
-      </w:r>
-      <w:proofErr w:type="gramEnd"/>
-      <w:r>
-        <w:rPr>
-          <w:rFonts w:ascii="David" w:hAnsi="David" w:cs="David"/>
-          <w:lang w:val="en-US"/>
-        </w:rPr>
-        <w:t xml:space="preserve"> i</w:t>
+        <w:t xml:space="preserve"> the amount of removed zeros i</w:t>
       </w:r>
       <w:r>
         <w:rPr>
@@ -824,7 +799,7 @@
         </w:rPr>
         <w:lastRenderedPageBreak/>
         <w:drawing>
-          <wp:inline distT="0" distB="0" distL="0" distR="0" wp14:anchorId="7018F8A3" wp14:editId="6F20A14F">
+          <wp:inline distT="0" distB="0" distL="0" distR="0" wp14:anchorId="7018F8A3" wp14:editId="2C33E0F6">
             <wp:extent cx="7277864" cy="3699644"/>
             <wp:effectExtent l="0" t="0" r="0" b="0"/>
             <wp:docPr id="946855315" name="Picture 2"/>
@@ -891,7 +866,7 @@
           <w:lang w:val="en-US"/>
         </w:rPr>
         <w:drawing>
-          <wp:inline distT="0" distB="0" distL="0" distR="0" wp14:anchorId="7CA25923" wp14:editId="4FF7C3D5">
+          <wp:inline distT="0" distB="0" distL="0" distR="0" wp14:anchorId="7CA25923" wp14:editId="012965D2">
             <wp:extent cx="7301012" cy="3711411"/>
             <wp:effectExtent l="0" t="0" r="0" b="3810"/>
             <wp:docPr id="1522771385" name="Picture 4"/>
@@ -936,21 +911,12 @@
           </wp:inline>
         </w:drawing>
       </w:r>
-      <w:proofErr w:type="gramStart"/>
-      <w:r>
-        <w:rPr>
-          <w:rFonts w:ascii="David" w:hAnsi="David" w:cs="David"/>
-          <w:lang w:val="en-US"/>
-        </w:rPr>
-        <w:t>the</w:t>
-      </w:r>
-      <w:proofErr w:type="gramEnd"/>
-      <w:r>
-        <w:rPr>
-          <w:rFonts w:ascii="David" w:hAnsi="David" w:cs="David"/>
-          <w:lang w:val="en-US"/>
-        </w:rPr>
-        <w:t xml:space="preserve"> min-max looks like the worse option since it cannot calculate the f1 score in some cases. The sigmoid and prob above 0 have similar results, with higher maximal f1 than sigmoid </w:t>
+      <w:r>
+        <w:rPr>
+          <w:rFonts w:ascii="David" w:hAnsi="David" w:cs="David"/>
+          <w:lang w:val="en-US"/>
+        </w:rPr>
+        <w:t xml:space="preserve">the min-max looks like the worse option since it cannot calculate the f1 score in some cases. The sigmoid and prob above 0 have similar results, with higher maximal f1 than sigmoid </w:t>
       </w:r>
       <w:proofErr w:type="gramStart"/>
       <w:r>
@@ -1088,7 +1054,7 @@
           <w:lang w:val="en-US"/>
         </w:rPr>
         <w:drawing>
-          <wp:inline distT="0" distB="0" distL="0" distR="0" wp14:anchorId="4417915B" wp14:editId="26F72D3C">
+          <wp:inline distT="0" distB="0" distL="0" distR="0" wp14:anchorId="4417915B" wp14:editId="75B02286">
             <wp:extent cx="6318220" cy="3211817"/>
             <wp:effectExtent l="0" t="0" r="6985" b="8255"/>
             <wp:docPr id="1800440249" name="Picture 6"/>
@@ -1385,7 +1351,6 @@
         <w:t xml:space="preserve">what appears to be, at first, </w:t>
       </w:r>
       <w:proofErr w:type="spellStart"/>
-      <w:proofErr w:type="gramStart"/>
       <w:r>
         <w:rPr>
           <w:rFonts w:ascii="David" w:hAnsi="David" w:cs="David"/>
@@ -1394,7 +1359,6 @@
         <w:t>non intuitive</w:t>
       </w:r>
       <w:proofErr w:type="spellEnd"/>
-      <w:proofErr w:type="gramEnd"/>
       <w:r>
         <w:rPr>
           <w:rFonts w:ascii="David" w:hAnsi="David" w:cs="David"/>
@@ -1550,20 +1514,71 @@
           </wp:inline>
         </w:drawing>
       </w:r>
-    </w:p>
-    <w:p>
-      <w:pPr>
-        <w:rPr>
-          <w:rFonts w:ascii="David" w:hAnsi="David" w:cs="David"/>
-          <w:lang w:val="en-US"/>
-        </w:rPr>
-      </w:pPr>
-      <w:r>
-        <w:rPr>
-          <w:rFonts w:ascii="David" w:hAnsi="David" w:cs="David"/>
+      <w:r>
+        <w:rPr>
+          <w:rFonts w:ascii="David" w:hAnsi="David" w:cs="David"/>
+          <w:b/>
+          <w:bCs/>
           <w:noProof/>
           <w:lang w:val="en-US"/>
         </w:rPr>
+        <w:drawing>
+          <wp:inline distT="0" distB="0" distL="0" distR="0" wp14:anchorId="09E0B939" wp14:editId="264F01DF">
+            <wp:extent cx="2559999" cy="2300990"/>
+            <wp:effectExtent l="0" t="0" r="5715" b="0"/>
+            <wp:docPr id="1671987157" name="Picture 8"/>
+            <wp:cNvGraphicFramePr>
+              <a:graphicFrameLocks xmlns:a="http://schemas.openxmlformats.org/drawingml/2006/main" noChangeAspect="1"/>
+            </wp:cNvGraphicFramePr>
+            <a:graphic xmlns:a="http://schemas.openxmlformats.org/drawingml/2006/main">
+              <a:graphicData uri="http://schemas.openxmlformats.org/drawingml/2006/picture">
+                <pic:pic xmlns:pic="http://schemas.openxmlformats.org/drawingml/2006/picture">
+                  <pic:nvPicPr>
+                    <pic:cNvPr id="1671987157" name="Picture 1671987157"/>
+                    <pic:cNvPicPr/>
+                  </pic:nvPicPr>
+                  <pic:blipFill>
+                    <a:blip r:embed="rId11">
+                      <a:extLst>
+                        <a:ext uri="{28A0092B-C50C-407E-A947-70E740481C1C}">
+                          <a14:useLocalDpi xmlns:a14="http://schemas.microsoft.com/office/drawing/2010/main" val="0"/>
+                        </a:ext>
+                      </a:extLst>
+                    </a:blip>
+                    <a:stretch>
+                      <a:fillRect/>
+                    </a:stretch>
+                  </pic:blipFill>
+                  <pic:spPr>
+                    <a:xfrm>
+                      <a:off x="0" y="0"/>
+                      <a:ext cx="2580590" cy="2319498"/>
+                    </a:xfrm>
+                    <a:prstGeom prst="rect">
+                      <a:avLst/>
+                    </a:prstGeom>
+                  </pic:spPr>
+                </pic:pic>
+              </a:graphicData>
+            </a:graphic>
+          </wp:inline>
+        </w:drawing>
+      </w:r>
+    </w:p>
+    <w:p>
+      <w:pPr>
+        <w:rPr>
+          <w:rFonts w:ascii="David" w:hAnsi="David" w:cs="David"/>
+          <w:lang w:val="en-US"/>
+        </w:rPr>
+      </w:pPr>
+      <w:r>
+        <w:rPr>
+          <w:rFonts w:ascii="David" w:hAnsi="David" w:cs="David"/>
+          <w:noProof/>
+          <w:lang w:val="en-US"/>
+        </w:rPr>
+        <w:lastRenderedPageBreak/>
         <w:drawing>
           <wp:inline distT="0" distB="0" distL="0" distR="0" wp14:anchorId="0E065E61" wp14:editId="2A3A393D">
             <wp:extent cx="2505734" cy="2295421"/>
@@ -1580,7 +1595,7 @@
                     <pic:cNvPicPr/>
                   </pic:nvPicPr>
                   <pic:blipFill>
-                    <a:blip r:embed="rId11">
+                    <a:blip r:embed="rId12">
                       <a:extLst>
                         <a:ext uri="{28A0092B-C50C-407E-A947-70E740481C1C}">
                           <a14:useLocalDpi xmlns:a14="http://schemas.microsoft.com/office/drawing/2010/main" val="0"/>
@@ -1606,21 +1621,12 @@
           </wp:inline>
         </w:drawing>
       </w:r>
-      <w:proofErr w:type="gramStart"/>
-      <w:r>
-        <w:rPr>
-          <w:rFonts w:ascii="David" w:hAnsi="David" w:cs="David"/>
-          <w:lang w:val="en-US"/>
-        </w:rPr>
-        <w:t>is</w:t>
-      </w:r>
-      <w:proofErr w:type="gramEnd"/>
-      <w:r>
-        <w:rPr>
-          <w:rFonts w:ascii="David" w:hAnsi="David" w:cs="David"/>
-          <w:lang w:val="en-US"/>
-        </w:rPr>
-        <w:t xml:space="preserve"> that right?</w:t>
+      <w:r>
+        <w:rPr>
+          <w:rFonts w:ascii="David" w:hAnsi="David" w:cs="David"/>
+          <w:lang w:val="en-US"/>
+        </w:rPr>
+        <w:t>is that right?</w:t>
       </w:r>
     </w:p>
     <w:p>
@@ -1657,7 +1663,6 @@
         <w:rPr>
           <w:noProof/>
         </w:rPr>
-        <w:lastRenderedPageBreak/>
         <w:drawing>
           <wp:inline distT="0" distB="0" distL="0" distR="0" wp14:anchorId="1E9F8D0D" wp14:editId="6EF95322">
             <wp:extent cx="3073506" cy="3263900"/>
@@ -1676,7 +1681,7 @@
                     </pic:cNvPicPr>
                   </pic:nvPicPr>
                   <pic:blipFill>
-                    <a:blip r:embed="rId12">
+                    <a:blip r:embed="rId13">
                       <a:extLst>
                         <a:ext uri="{28A0092B-C50C-407E-A947-70E740481C1C}">
                           <a14:useLocalDpi xmlns:a14="http://schemas.microsoft.com/office/drawing/2010/main" val="0"/>
@@ -1728,77 +1733,103 @@
           <w:color w:val="FF0000"/>
           <w:lang w:val="en-US"/>
         </w:rPr>
-        <w:t xml:space="preserve">This is a t-test, </w:t>
+        <w:t>This is a t-test, replace with ANOVA</w:t>
+      </w:r>
+      <w:r>
+        <w:rPr>
+          <w:rFonts w:ascii="David" w:hAnsi="David" w:cs="David"/>
+          <w:color w:val="FF0000"/>
+          <w:lang w:val="en-US"/>
+        </w:rPr>
+        <w:t xml:space="preserve">. </w:t>
+      </w:r>
+      <w:r>
+        <w:rPr>
+          <w:rFonts w:ascii="David" w:hAnsi="David" w:cs="David"/>
+          <w:lang w:val="en-US"/>
+        </w:rPr>
+        <w:t xml:space="preserve">It shows marginally significant results, that in my opinion is </w:t>
       </w:r>
       <w:proofErr w:type="gramStart"/>
       <w:r>
         <w:rPr>
           <w:rFonts w:ascii="David" w:hAnsi="David" w:cs="David"/>
+          <w:lang w:val="en-US"/>
+        </w:rPr>
+        <w:t>actually meaningful</w:t>
+      </w:r>
+      <w:proofErr w:type="gramEnd"/>
+      <w:r>
+        <w:rPr>
+          <w:rFonts w:ascii="David" w:hAnsi="David" w:cs="David"/>
+          <w:lang w:val="en-US"/>
+        </w:rPr>
+        <w:t>.</w:t>
+      </w:r>
+    </w:p>
+    <w:p>
+      <w:pPr>
+        <w:rPr>
+          <w:rFonts w:ascii="David" w:hAnsi="David" w:cs="David"/>
+          <w:lang w:val="en-US"/>
+        </w:rPr>
+      </w:pPr>
+    </w:p>
+    <w:p>
+      <w:pPr>
+        <w:rPr>
+          <w:rFonts w:ascii="David" w:hAnsi="David" w:cs="David"/>
+          <w:b/>
+          <w:bCs/>
           <w:color w:val="FF0000"/>
           <w:lang w:val="en-US"/>
         </w:rPr>
-        <w:t>replace</w:t>
+      </w:pPr>
+      <w:r>
+        <w:rPr>
+          <w:rFonts w:ascii="David" w:hAnsi="David" w:cs="David"/>
+          <w:b/>
+          <w:bCs/>
+          <w:u w:val="single"/>
+          <w:lang w:val="en-US"/>
+        </w:rPr>
+        <w:t>Correlation with variables</w:t>
+      </w:r>
+      <w:r>
+        <w:rPr>
+          <w:rFonts w:ascii="David" w:hAnsi="David" w:cs="David"/>
+          <w:b/>
+          <w:bCs/>
+          <w:color w:val="FF0000"/>
+          <w:lang w:val="en-US"/>
+        </w:rPr>
+        <w:t xml:space="preserve"> (make sure that you used the same </w:t>
+      </w:r>
+      <w:proofErr w:type="gramStart"/>
+      <w:r>
+        <w:rPr>
+          <w:rFonts w:ascii="David" w:hAnsi="David" w:cs="David"/>
+          <w:b/>
+          <w:bCs/>
+          <w:color w:val="FF0000"/>
+          <w:lang w:val="en-US"/>
+        </w:rPr>
+        <w:t>off-diagonal</w:t>
       </w:r>
       <w:proofErr w:type="gramEnd"/>
       <w:r>
         <w:rPr>
           <w:rFonts w:ascii="David" w:hAnsi="David" w:cs="David"/>
+          <w:b/>
+          <w:bCs/>
           <w:color w:val="FF0000"/>
           <w:lang w:val="en-US"/>
         </w:rPr>
-        <w:t xml:space="preserve"> with ANOVA</w:t>
-      </w:r>
-      <w:r>
-        <w:rPr>
-          <w:rFonts w:ascii="David" w:hAnsi="David" w:cs="David"/>
-          <w:color w:val="FF0000"/>
-          <w:lang w:val="en-US"/>
-        </w:rPr>
-        <w:t xml:space="preserve">. </w:t>
-      </w:r>
-      <w:r>
-        <w:rPr>
-          <w:rFonts w:ascii="David" w:hAnsi="David" w:cs="David"/>
-          <w:lang w:val="en-US"/>
-        </w:rPr>
-        <w:t xml:space="preserve">It shows marginally significant results, that in my opinion is </w:t>
-      </w:r>
-      <w:proofErr w:type="gramStart"/>
-      <w:r>
-        <w:rPr>
-          <w:rFonts w:ascii="David" w:hAnsi="David" w:cs="David"/>
-          <w:lang w:val="en-US"/>
-        </w:rPr>
-        <w:t>actually meaningful</w:t>
-      </w:r>
-      <w:proofErr w:type="gramEnd"/>
-      <w:r>
-        <w:rPr>
-          <w:rFonts w:ascii="David" w:hAnsi="David" w:cs="David"/>
-          <w:lang w:val="en-US"/>
-        </w:rPr>
-        <w:t>.</w:t>
-      </w:r>
-    </w:p>
-    <w:p>
-      <w:pPr>
-        <w:rPr>
-          <w:rFonts w:ascii="David" w:hAnsi="David" w:cs="David"/>
-          <w:lang w:val="en-US"/>
-        </w:rPr>
-      </w:pPr>
-    </w:p>
-    <w:p>
-      <w:pPr>
-        <w:rPr>
-          <w:rFonts w:ascii="David" w:hAnsi="David" w:cs="David"/>
-          <w:b/>
-          <w:bCs/>
-          <w:color w:val="FF0000"/>
-          <w:lang w:val="en-US"/>
-        </w:rPr>
-      </w:pPr>
-      <w:r>
+        <w:t xml:space="preserve"> in all)</w:t>
+      </w:r>
+    </w:p>
+    <w:p>
+      <w:pPr>
         <w:rPr>
           <w:rFonts w:ascii="David" w:hAnsi="David" w:cs="David"/>
           <w:b/>
@@ -1806,50 +1837,6 @@
           <w:u w:val="single"/>
           <w:lang w:val="en-US"/>
         </w:rPr>
-        <w:t>Correlation with variables</w:t>
-      </w:r>
-      <w:r>
-        <w:rPr>
-          <w:rFonts w:ascii="David" w:hAnsi="David" w:cs="David"/>
-          <w:b/>
-          <w:bCs/>
-          <w:color w:val="FF0000"/>
-          <w:lang w:val="en-US"/>
-        </w:rPr>
-        <w:t xml:space="preserve"> (make sure that you used the same </w:t>
-      </w:r>
-      <w:proofErr w:type="gramStart"/>
-      <w:r>
-        <w:rPr>
-          <w:rFonts w:ascii="David" w:hAnsi="David" w:cs="David"/>
-          <w:b/>
-          <w:bCs/>
-          <w:color w:val="FF0000"/>
-          <w:lang w:val="en-US"/>
-        </w:rPr>
-        <w:t>off-diagonal</w:t>
-      </w:r>
-      <w:proofErr w:type="gramEnd"/>
-      <w:r>
-        <w:rPr>
-          <w:rFonts w:ascii="David" w:hAnsi="David" w:cs="David"/>
-          <w:b/>
-          <w:bCs/>
-          <w:color w:val="FF0000"/>
-          <w:lang w:val="en-US"/>
-        </w:rPr>
-        <w:t xml:space="preserve"> in all)</w:t>
-      </w:r>
-    </w:p>
-    <w:p>
-      <w:pPr>
-        <w:rPr>
-          <w:rFonts w:ascii="David" w:hAnsi="David" w:cs="David"/>
-          <w:b/>
-          <w:bCs/>
-          <w:u w:val="single"/>
-          <w:lang w:val="en-US"/>
-        </w:rPr>
       </w:pPr>
     </w:p>
     <w:p>
@@ -1907,6 +1894,7 @@
           <w:noProof/>
           <w:lang w:val="en-US"/>
         </w:rPr>
+        <w:lastRenderedPageBreak/>
         <w:drawing>
           <wp:inline distT="0" distB="0" distL="0" distR="0" wp14:anchorId="1CB9FD73" wp14:editId="441933DB">
             <wp:extent cx="2690459" cy="2464641"/>
@@ -1923,7 +1911,7 @@
                     <pic:cNvPicPr/>
                   </pic:nvPicPr>
                   <pic:blipFill>
-                    <a:blip r:embed="rId13">
+                    <a:blip r:embed="rId14">
                       <a:extLst>
                         <a:ext uri="{28A0092B-C50C-407E-A947-70E740481C1C}">
                           <a14:useLocalDpi xmlns:a14="http://schemas.microsoft.com/office/drawing/2010/main" val="0"/>
@@ -2043,7 +2031,6 @@
           <w:noProof/>
           <w:lang w:val="en-US"/>
         </w:rPr>
-        <w:lastRenderedPageBreak/>
         <w:drawing>
           <wp:inline distT="0" distB="0" distL="0" distR="0" wp14:anchorId="06147B16" wp14:editId="5885E3A3">
             <wp:extent cx="2677605" cy="2452865"/>
@@ -2060,7 +2047,7 @@
                     <pic:cNvPicPr/>
                   </pic:nvPicPr>
                   <pic:blipFill>
-                    <a:blip r:embed="rId14">
+                    <a:blip r:embed="rId15">
                       <a:extLst>
                         <a:ext uri="{28A0092B-C50C-407E-A947-70E740481C1C}">
                           <a14:useLocalDpi xmlns:a14="http://schemas.microsoft.com/office/drawing/2010/main" val="0"/>
@@ -2335,20 +2322,8 @@
           <w:color w:val="FF0000"/>
           <w:lang w:val="en-US"/>
         </w:rPr>
-        <w:t xml:space="preserve">ran this analysis again and got different results for density. Check that there </w:t>
-      </w:r>
-      <w:proofErr w:type="gramStart"/>
-      <w:r>
-        <w:rPr>
-          <w:rFonts w:ascii="David" w:hAnsi="David" w:cs="David"/>
-          <w:b/>
-          <w:bCs/>
-          <w:color w:val="FF0000"/>
-          <w:lang w:val="en-US"/>
-        </w:rPr>
-        <w:t>is no mistake</w:t>
-      </w:r>
-      <w:proofErr w:type="gramEnd"/>
+        <w:t>ran this analysis again and got different results for density. Check that there is no mistake</w:t>
+      </w:r>
       <w:r>
         <w:rPr>
           <w:rFonts w:ascii="David" w:hAnsi="David" w:cs="David"/>
@@ -2423,6 +2398,7 @@
           <w:noProof/>
           <w:lang w:val="en-US"/>
         </w:rPr>
+        <w:lastRenderedPageBreak/>
         <w:drawing>
           <wp:inline distT="0" distB="0" distL="0" distR="0" wp14:anchorId="4463A28A" wp14:editId="050D7B85">
             <wp:extent cx="2664477" cy="2440840"/>
@@ -2441,7 +2417,7 @@
                     </pic:cNvPicPr>
                   </pic:nvPicPr>
                   <pic:blipFill>
-                    <a:blip r:embed="rId15">
+                    <a:blip r:embed="rId16">
                       <a:extLst>
                         <a:ext uri="{28A0092B-C50C-407E-A947-70E740481C1C}">
                           <a14:useLocalDpi xmlns:a14="http://schemas.microsoft.com/office/drawing/2010/main" val="0"/>
@@ -2486,7 +2462,6 @@
           <w:noProof/>
           <w:lang w:val="en-US"/>
         </w:rPr>
-        <w:lastRenderedPageBreak/>
         <w:drawing>
           <wp:inline distT="0" distB="0" distL="0" distR="0" wp14:anchorId="1CC1EE83" wp14:editId="46CC28F6">
             <wp:extent cx="2734424" cy="2504732"/>
@@ -2503,7 +2478,7 @@
                     <pic:cNvPicPr/>
                   </pic:nvPicPr>
                   <pic:blipFill>
-                    <a:blip r:embed="rId16">
+                    <a:blip r:embed="rId17">
                       <a:extLst>
                         <a:ext uri="{28A0092B-C50C-407E-A947-70E740481C1C}">
                           <a14:useLocalDpi xmlns:a14="http://schemas.microsoft.com/office/drawing/2010/main" val="0"/>
@@ -2564,7 +2539,7 @@
                     <pic:cNvPicPr/>
                   </pic:nvPicPr>
                   <pic:blipFill>
-                    <a:blip r:embed="rId17">
+                    <a:blip r:embed="rId18">
                       <a:extLst>
                         <a:ext uri="{28A0092B-C50C-407E-A947-70E740481C1C}">
                           <a14:useLocalDpi xmlns:a14="http://schemas.microsoft.com/office/drawing/2010/main" val="0"/>
@@ -2619,6 +2594,7 @@
           <w:noProof/>
           <w:lang w:val="en-US"/>
         </w:rPr>
+        <w:lastRenderedPageBreak/>
         <w:drawing>
           <wp:inline distT="0" distB="0" distL="0" distR="0" wp14:anchorId="2F159970" wp14:editId="6B43CFB3">
             <wp:extent cx="2734310" cy="2504698"/>
@@ -2635,7 +2611,7 @@
                     <pic:cNvPicPr/>
                   </pic:nvPicPr>
                   <pic:blipFill>
-                    <a:blip r:embed="rId18">
+                    <a:blip r:embed="rId19">
                       <a:extLst>
                         <a:ext uri="{28A0092B-C50C-407E-A947-70E740481C1C}">
                           <a14:useLocalDpi xmlns:a14="http://schemas.microsoft.com/office/drawing/2010/main" val="0"/>
@@ -3030,7 +3006,7 @@
                     </pic:cNvPicPr>
                   </pic:nvPicPr>
                   <pic:blipFill>
-                    <a:blip r:embed="rId19">
+                    <a:blip r:embed="rId20">
                       <a:extLst>
                         <a:ext uri="{28A0092B-C50C-407E-A947-70E740481C1C}">
                           <a14:useLocalDpi xmlns:a14="http://schemas.microsoft.com/office/drawing/2010/main" val="0"/>
@@ -3121,6 +3097,7 @@
           <w:noProof/>
           <w:lang w:val="en-US"/>
         </w:rPr>
+        <w:lastRenderedPageBreak/>
         <w:drawing>
           <wp:inline distT="0" distB="0" distL="0" distR="0" wp14:anchorId="1FB0CE3B" wp14:editId="07F4A569">
             <wp:extent cx="2959100" cy="3142407"/>
@@ -3137,7 +3114,7 @@
                     <pic:cNvPicPr/>
                   </pic:nvPicPr>
                   <pic:blipFill>
-                    <a:blip r:embed="rId20">
+                    <a:blip r:embed="rId21">
                       <a:extLst>
                         <a:ext uri="{28A0092B-C50C-407E-A947-70E740481C1C}">
                           <a14:useLocalDpi xmlns:a14="http://schemas.microsoft.com/office/drawing/2010/main" val="0"/>
@@ -3184,7 +3161,6 @@
           <w:rFonts w:ascii="David" w:hAnsi="David" w:cs="David"/>
           <w:lang w:val="en-US"/>
         </w:rPr>
-        <w:lastRenderedPageBreak/>
         <w:t>Jaccard:</w:t>
       </w:r>
     </w:p>
@@ -3217,7 +3193,7 @@
                     </pic:cNvPicPr>
                   </pic:nvPicPr>
                   <pic:blipFill>
-                    <a:blip r:embed="rId21">
+                    <a:blip r:embed="rId22">
                       <a:extLst>
                         <a:ext uri="{28A0092B-C50C-407E-A947-70E740481C1C}">
                           <a14:useLocalDpi xmlns:a14="http://schemas.microsoft.com/office/drawing/2010/main" val="0"/>
@@ -3301,7 +3277,7 @@
                     <pic:cNvPicPr/>
                   </pic:nvPicPr>
                   <pic:blipFill>
-                    <a:blip r:embed="rId22">
+                    <a:blip r:embed="rId23">
                       <a:extLst>
                         <a:ext uri="{28A0092B-C50C-407E-A947-70E740481C1C}">
                           <a14:useLocalDpi xmlns:a14="http://schemas.microsoft.com/office/drawing/2010/main" val="0"/>
@@ -3372,7 +3348,7 @@
                     <pic:cNvPicPr/>
                   </pic:nvPicPr>
                   <pic:blipFill>
-                    <a:blip r:embed="rId23">
+                    <a:blip r:embed="rId24">
                       <a:extLst>
                         <a:ext uri="{28A0092B-C50C-407E-A947-70E740481C1C}">
                           <a14:useLocalDpi xmlns:a14="http://schemas.microsoft.com/office/drawing/2010/main" val="0"/>
@@ -3549,7 +3525,7 @@
                     <pic:cNvPicPr/>
                   </pic:nvPicPr>
                   <pic:blipFill>
-                    <a:blip r:embed="rId24">
+                    <a:blip r:embed="rId25">
                       <a:extLst>
                         <a:ext uri="{28A0092B-C50C-407E-A947-70E740481C1C}">
                           <a14:useLocalDpi xmlns:a14="http://schemas.microsoft.com/office/drawing/2010/main" val="0"/>
@@ -3624,7 +3600,7 @@
                     <pic:cNvPicPr/>
                   </pic:nvPicPr>
                   <pic:blipFill>
-                    <a:blip r:embed="rId25">
+                    <a:blip r:embed="rId26">
                       <a:extLst>
                         <a:ext uri="{28A0092B-C50C-407E-A947-70E740481C1C}">
                           <a14:useLocalDpi xmlns:a14="http://schemas.microsoft.com/office/drawing/2010/main" val="0"/>
@@ -3712,51 +3688,15 @@
           <w:color w:val="000000" w:themeColor="text1"/>
           <w:lang w:val="en-US"/>
         </w:rPr>
-        <w:t xml:space="preserve">Here iterations are not </w:t>
-      </w:r>
-      <w:proofErr w:type="gramStart"/>
-      <w:r>
-        <w:rPr>
-          <w:rFonts w:ascii="David" w:hAnsi="David" w:cs="David"/>
-          <w:color w:val="000000" w:themeColor="text1"/>
-          <w:lang w:val="en-US"/>
-        </w:rPr>
-        <w:t>averaged</w:t>
-      </w:r>
-      <w:proofErr w:type="gramEnd"/>
-      <w:r>
-        <w:rPr>
-          <w:rFonts w:ascii="David" w:hAnsi="David" w:cs="David"/>
-          <w:color w:val="000000" w:themeColor="text1"/>
-          <w:lang w:val="en-US"/>
-        </w:rPr>
-        <w:t>. Results for only one off-diagonal (no diagonal)</w:t>
-      </w:r>
-      <w:r>
-        <w:rPr>
-          <w:rFonts w:ascii="David" w:hAnsi="David" w:cs="David"/>
-          <w:color w:val="000000" w:themeColor="text1"/>
-          <w:lang w:val="en-US"/>
-        </w:rPr>
-        <w:t xml:space="preserve">. The results are similar when adding </w:t>
-      </w:r>
-      <w:proofErr w:type="gramStart"/>
-      <w:r>
-        <w:rPr>
-          <w:rFonts w:ascii="David" w:hAnsi="David" w:cs="David"/>
-          <w:color w:val="000000" w:themeColor="text1"/>
-          <w:lang w:val="en-US"/>
-        </w:rPr>
-        <w:t>the diagonal</w:t>
-      </w:r>
-      <w:proofErr w:type="gramEnd"/>
-      <w:r>
-        <w:rPr>
-          <w:rFonts w:ascii="David" w:hAnsi="David" w:cs="David"/>
-          <w:color w:val="000000" w:themeColor="text1"/>
-          <w:lang w:val="en-US"/>
-        </w:rPr>
-        <w:t>.</w:t>
+        <w:t>Here iterations are not averaged. Results for only one off-diagonal (no diagonal)</w:t>
+      </w:r>
+      <w:r>
+        <w:rPr>
+          <w:rFonts w:ascii="David" w:hAnsi="David" w:cs="David"/>
+          <w:color w:val="000000" w:themeColor="text1"/>
+          <w:lang w:val="en-US"/>
+        </w:rPr>
+        <w:t>. The results are similar when adding the diagonal.</w:t>
       </w:r>
     </w:p>
     <w:p>
@@ -3822,7 +3762,7 @@
                     <pic:cNvPicPr/>
                   </pic:nvPicPr>
                   <pic:blipFill rotWithShape="1">
-                    <a:blip r:embed="rId26">
+                    <a:blip r:embed="rId27">
                       <a:extLst>
                         <a:ext uri="{28A0092B-C50C-407E-A947-70E740481C1C}">
                           <a14:useLocalDpi xmlns:a14="http://schemas.microsoft.com/office/drawing/2010/main" val="0"/>
@@ -3908,7 +3848,7 @@
                     <pic:cNvPicPr/>
                   </pic:nvPicPr>
                   <pic:blipFill rotWithShape="1">
-                    <a:blip r:embed="rId27">
+                    <a:blip r:embed="rId28">
                       <a:extLst>
                         <a:ext uri="{28A0092B-C50C-407E-A947-70E740481C1C}">
                           <a14:useLocalDpi xmlns:a14="http://schemas.microsoft.com/office/drawing/2010/main" val="0"/>
@@ -4034,7 +3974,7 @@
                     <pic:cNvPicPr/>
                   </pic:nvPicPr>
                   <pic:blipFill rotWithShape="1">
-                    <a:blip r:embed="rId28">
+                    <a:blip r:embed="rId29">
                       <a:extLst>
                         <a:ext uri="{28A0092B-C50C-407E-A947-70E740481C1C}">
                           <a14:useLocalDpi xmlns:a14="http://schemas.microsoft.com/office/drawing/2010/main" val="0"/>
@@ -4118,7 +4058,7 @@
           <w:lang w:val="en-US"/>
         </w:rPr>
         <w:drawing>
-          <wp:inline distT="0" distB="0" distL="0" distR="0" wp14:anchorId="430A6D08" wp14:editId="37262DAA">
+          <wp:inline distT="0" distB="0" distL="0" distR="0" wp14:anchorId="430A6D08" wp14:editId="00BD353D">
             <wp:extent cx="5185883" cy="4380499"/>
             <wp:effectExtent l="0" t="0" r="0" b="1270"/>
             <wp:docPr id="1227321864" name="Picture 1"/>
@@ -4133,7 +4073,7 @@
                     <pic:cNvPicPr/>
                   </pic:nvPicPr>
                   <pic:blipFill>
-                    <a:blip r:embed="rId29" cstate="print">
+                    <a:blip r:embed="rId30" cstate="print">
                       <a:extLst>
                         <a:ext uri="{28A0092B-C50C-407E-A947-70E740481C1C}">
                           <a14:useLocalDpi xmlns:a14="http://schemas.microsoft.com/office/drawing/2010/main" val="0"/>
@@ -4175,25 +4115,7 @@
           <w:lang w:val="en-US"/>
         </w:rPr>
         <w:lastRenderedPageBreak/>
-        <w:t xml:space="preserve">This is based on the weighted data, taking into consideration all layer combinations and iterations. Only interactions that appear in the data </w:t>
-      </w:r>
-      <w:proofErr w:type="gramStart"/>
-      <w:r>
-        <w:rPr>
-          <w:rFonts w:ascii="David" w:hAnsi="David" w:cs="David"/>
-          <w:color w:val="000000" w:themeColor="text1"/>
-          <w:lang w:val="en-US"/>
-        </w:rPr>
-        <w:t>enough</w:t>
-      </w:r>
-      <w:proofErr w:type="gramEnd"/>
-      <w:r>
-        <w:rPr>
-          <w:rFonts w:ascii="David" w:hAnsi="David" w:cs="David"/>
-          <w:color w:val="000000" w:themeColor="text1"/>
-          <w:lang w:val="en-US"/>
-        </w:rPr>
-        <w:t xml:space="preserve"> times to conduct a t-test were taken into consideration in the analysis.</w:t>
+        <w:t>This is based on the weighted data, taking into consideration all layer combinations and iterations. Only interactions that appear in the data enough times to conduct a t-test were taken into consideration in the analysis.</w:t>
       </w:r>
     </w:p>
     <w:p>
@@ -4236,7 +4158,7 @@
                     <pic:cNvPicPr/>
                   </pic:nvPicPr>
                   <pic:blipFill>
-                    <a:blip r:embed="rId30">
+                    <a:blip r:embed="rId31">
                       <a:extLst>
                         <a:ext uri="{28A0092B-C50C-407E-A947-70E740481C1C}">
                           <a14:useLocalDpi xmlns:a14="http://schemas.microsoft.com/office/drawing/2010/main" val="0"/>
@@ -4321,7 +4243,7 @@
                     <pic:cNvPicPr/>
                   </pic:nvPicPr>
                   <pic:blipFill rotWithShape="1">
-                    <a:blip r:embed="rId31">
+                    <a:blip r:embed="rId32">
                       <a:extLst>
                         <a:ext uri="{28A0092B-C50C-407E-A947-70E740481C1C}">
                           <a14:useLocalDpi xmlns:a14="http://schemas.microsoft.com/office/drawing/2010/main" val="0"/>
@@ -4445,10 +4367,465 @@
       <w:pPr>
         <w:rPr>
           <w:rFonts w:ascii="David" w:hAnsi="David" w:cs="David"/>
-          <w:color w:val="000000" w:themeColor="text1"/>
-          <w:lang w:val="en-US"/>
-        </w:rPr>
-      </w:pPr>
+          <w:color w:val="FF0000"/>
+          <w:lang w:val="en-US"/>
+        </w:rPr>
+      </w:pPr>
+    </w:p>
+    <w:p>
+      <w:pPr>
+        <w:rPr>
+          <w:rFonts w:ascii="David" w:hAnsi="David" w:cs="David"/>
+          <w:b/>
+          <w:bCs/>
+          <w:color w:val="000000" w:themeColor="text1"/>
+          <w:lang w:val="en-US"/>
+        </w:rPr>
+      </w:pPr>
+      <w:r>
+        <w:rPr>
+          <w:rFonts w:ascii="David" w:hAnsi="David" w:cs="David"/>
+          <w:b/>
+          <w:bCs/>
+          <w:color w:val="000000" w:themeColor="text1"/>
+          <w:lang w:val="en-US"/>
+        </w:rPr>
+        <w:t>Comparing scales</w:t>
+      </w:r>
+    </w:p>
+    <w:p>
+      <w:pPr>
+        <w:rPr>
+          <w:rFonts w:ascii="David" w:hAnsi="David" w:cs="David"/>
+          <w:color w:val="000000" w:themeColor="text1"/>
+          <w:lang w:val="en-US"/>
+        </w:rPr>
+      </w:pPr>
+      <w:r>
+        <w:rPr>
+          <w:rFonts w:ascii="David" w:hAnsi="David" w:cs="David"/>
+          <w:color w:val="000000" w:themeColor="text1"/>
+          <w:lang w:val="en-US"/>
+        </w:rPr>
+        <w:t>I used Wilcoxon’s test if the distributions were not normal and t-tests otherwise</w:t>
+      </w:r>
+    </w:p>
+    <w:p>
+      <w:pPr>
+        <w:rPr>
+          <w:rFonts w:ascii="David" w:hAnsi="David" w:cs="David"/>
+          <w:b/>
+          <w:bCs/>
+          <w:color w:val="000000" w:themeColor="text1"/>
+          <w:lang w:val="en-US"/>
+        </w:rPr>
+      </w:pPr>
+      <w:r>
+        <w:rPr>
+          <w:rFonts w:ascii="David" w:hAnsi="David" w:cs="David"/>
+          <w:b/>
+          <w:bCs/>
+          <w:noProof/>
+          <w:color w:val="000000" w:themeColor="text1"/>
+          <w:lang w:val="en-US"/>
+        </w:rPr>
+        <w:drawing>
+          <wp:inline distT="0" distB="0" distL="0" distR="0" wp14:anchorId="03EE7BDD" wp14:editId="6D5E4315">
+            <wp:extent cx="3365491" cy="3025161"/>
+            <wp:effectExtent l="0" t="0" r="635" b="0"/>
+            <wp:docPr id="711564871" name="Picture 1"/>
+            <wp:cNvGraphicFramePr>
+              <a:graphicFrameLocks xmlns:a="http://schemas.openxmlformats.org/drawingml/2006/main" noChangeAspect="1"/>
+            </wp:cNvGraphicFramePr>
+            <a:graphic xmlns:a="http://schemas.openxmlformats.org/drawingml/2006/main">
+              <a:graphicData uri="http://schemas.openxmlformats.org/drawingml/2006/picture">
+                <pic:pic xmlns:pic="http://schemas.openxmlformats.org/drawingml/2006/picture">
+                  <pic:nvPicPr>
+                    <pic:cNvPr id="711564871" name="Picture 1"/>
+                    <pic:cNvPicPr/>
+                  </pic:nvPicPr>
+                  <pic:blipFill>
+                    <a:blip r:embed="rId33">
+                      <a:extLst>
+                        <a:ext uri="{28A0092B-C50C-407E-A947-70E740481C1C}">
+                          <a14:useLocalDpi xmlns:a14="http://schemas.microsoft.com/office/drawing/2010/main" val="0"/>
+                        </a:ext>
+                      </a:extLst>
+                    </a:blip>
+                    <a:stretch>
+                      <a:fillRect/>
+                    </a:stretch>
+                  </pic:blipFill>
+                  <pic:spPr>
+                    <a:xfrm>
+                      <a:off x="0" y="0"/>
+                      <a:ext cx="3365491" cy="3025161"/>
+                    </a:xfrm>
+                    <a:prstGeom prst="rect">
+                      <a:avLst/>
+                    </a:prstGeom>
+                  </pic:spPr>
+                </pic:pic>
+              </a:graphicData>
+            </a:graphic>
+          </wp:inline>
+        </w:drawing>
+      </w:r>
+    </w:p>
+    <w:p>
+      <w:pPr>
+        <w:rPr>
+          <w:rFonts w:ascii="David" w:hAnsi="David" w:cs="David"/>
+          <w:b/>
+          <w:bCs/>
+          <w:color w:val="000000" w:themeColor="text1"/>
+          <w:lang w:val="en-US"/>
+        </w:rPr>
+      </w:pPr>
+    </w:p>
+    <w:p>
+      <w:pPr>
+        <w:rPr>
+          <w:rFonts w:ascii="David" w:hAnsi="David" w:cs="David"/>
+          <w:color w:val="000000" w:themeColor="text1"/>
+          <w:lang w:val="en-US"/>
+        </w:rPr>
+      </w:pPr>
+      <w:r>
+        <w:rPr>
+          <w:rFonts w:ascii="David" w:hAnsi="David" w:cs="David"/>
+          <w:noProof/>
+          <w:color w:val="000000" w:themeColor="text1"/>
+          <w:lang w:val="en-US"/>
+        </w:rPr>
+        <w:lastRenderedPageBreak/>
+        <w:drawing>
+          <wp:inline distT="0" distB="0" distL="0" distR="0" wp14:anchorId="26B3239A" wp14:editId="562CF803">
+            <wp:extent cx="2458387" cy="987080"/>
+            <wp:effectExtent l="0" t="0" r="5715" b="3810"/>
+            <wp:docPr id="903401744" name="Picture 2"/>
+            <wp:cNvGraphicFramePr>
+              <a:graphicFrameLocks xmlns:a="http://schemas.openxmlformats.org/drawingml/2006/main" noChangeAspect="1"/>
+            </wp:cNvGraphicFramePr>
+            <a:graphic xmlns:a="http://schemas.openxmlformats.org/drawingml/2006/main">
+              <a:graphicData uri="http://schemas.openxmlformats.org/drawingml/2006/picture">
+                <pic:pic xmlns:pic="http://schemas.openxmlformats.org/drawingml/2006/picture">
+                  <pic:nvPicPr>
+                    <pic:cNvPr id="903401744" name="Picture 903401744"/>
+                    <pic:cNvPicPr/>
+                  </pic:nvPicPr>
+                  <pic:blipFill>
+                    <a:blip r:embed="rId34">
+                      <a:extLst>
+                        <a:ext uri="{28A0092B-C50C-407E-A947-70E740481C1C}">
+                          <a14:useLocalDpi xmlns:a14="http://schemas.microsoft.com/office/drawing/2010/main" val="0"/>
+                        </a:ext>
+                      </a:extLst>
+                    </a:blip>
+                    <a:stretch>
+                      <a:fillRect/>
+                    </a:stretch>
+                  </pic:blipFill>
+                  <pic:spPr>
+                    <a:xfrm>
+                      <a:off x="0" y="0"/>
+                      <a:ext cx="2494690" cy="1001656"/>
+                    </a:xfrm>
+                    <a:prstGeom prst="rect">
+                      <a:avLst/>
+                    </a:prstGeom>
+                  </pic:spPr>
+                </pic:pic>
+              </a:graphicData>
+            </a:graphic>
+          </wp:inline>
+        </w:drawing>
+      </w:r>
+    </w:p>
+    <w:p>
+      <w:pPr>
+        <w:rPr>
+          <w:rFonts w:ascii="David" w:hAnsi="David" w:cs="David"/>
+          <w:color w:val="000000" w:themeColor="text1"/>
+          <w:lang w:val="en-US"/>
+        </w:rPr>
+      </w:pPr>
+    </w:p>
+    <w:p>
+      <w:pPr>
+        <w:rPr>
+          <w:rFonts w:ascii="David" w:hAnsi="David" w:cs="David"/>
+          <w:color w:val="000000" w:themeColor="text1"/>
+          <w:lang w:val="en-US"/>
+        </w:rPr>
+      </w:pPr>
+      <w:r>
+        <w:rPr>
+          <w:rFonts w:ascii="David" w:hAnsi="David" w:cs="David"/>
+          <w:color w:val="000000" w:themeColor="text1"/>
+          <w:lang w:val="en-US"/>
+        </w:rPr>
+        <w:t>Only off-diagonals:</w:t>
+      </w:r>
+    </w:p>
+    <w:p>
+      <w:pPr>
+        <w:rPr>
+          <w:rFonts w:ascii="David" w:hAnsi="David" w:cs="David"/>
+          <w:color w:val="000000" w:themeColor="text1"/>
+          <w:lang w:val="en-US"/>
+        </w:rPr>
+      </w:pPr>
+      <w:r>
+        <w:rPr>
+          <w:rFonts w:ascii="David" w:hAnsi="David" w:cs="David"/>
+          <w:noProof/>
+          <w:color w:val="000000" w:themeColor="text1"/>
+          <w:lang w:val="en-US"/>
+        </w:rPr>
+        <w:drawing>
+          <wp:inline distT="0" distB="0" distL="0" distR="0" wp14:anchorId="78AA2CA7" wp14:editId="64403126">
+            <wp:extent cx="3297836" cy="2964176"/>
+            <wp:effectExtent l="0" t="0" r="4445" b="0"/>
+            <wp:docPr id="520411619" name="Picture 3"/>
+            <wp:cNvGraphicFramePr>
+              <a:graphicFrameLocks xmlns:a="http://schemas.openxmlformats.org/drawingml/2006/main" noChangeAspect="1"/>
+            </wp:cNvGraphicFramePr>
+            <a:graphic xmlns:a="http://schemas.openxmlformats.org/drawingml/2006/main">
+              <a:graphicData uri="http://schemas.openxmlformats.org/drawingml/2006/picture">
+                <pic:pic xmlns:pic="http://schemas.openxmlformats.org/drawingml/2006/picture">
+                  <pic:nvPicPr>
+                    <pic:cNvPr id="520411619" name="Picture 520411619"/>
+                    <pic:cNvPicPr/>
+                  </pic:nvPicPr>
+                  <pic:blipFill>
+                    <a:blip r:embed="rId35">
+                      <a:extLst>
+                        <a:ext uri="{28A0092B-C50C-407E-A947-70E740481C1C}">
+                          <a14:useLocalDpi xmlns:a14="http://schemas.microsoft.com/office/drawing/2010/main" val="0"/>
+                        </a:ext>
+                      </a:extLst>
+                    </a:blip>
+                    <a:stretch>
+                      <a:fillRect/>
+                    </a:stretch>
+                  </pic:blipFill>
+                  <pic:spPr>
+                    <a:xfrm>
+                      <a:off x="0" y="0"/>
+                      <a:ext cx="3313974" cy="2978681"/>
+                    </a:xfrm>
+                    <a:prstGeom prst="rect">
+                      <a:avLst/>
+                    </a:prstGeom>
+                  </pic:spPr>
+                </pic:pic>
+              </a:graphicData>
+            </a:graphic>
+          </wp:inline>
+        </w:drawing>
+      </w:r>
+    </w:p>
+    <w:p>
+      <w:pPr>
+        <w:rPr>
+          <w:rFonts w:ascii="David" w:hAnsi="David" w:cs="David"/>
+          <w:color w:val="000000" w:themeColor="text1"/>
+          <w:lang w:val="en-US"/>
+        </w:rPr>
+      </w:pPr>
+      <w:r>
+        <w:rPr>
+          <w:rFonts w:ascii="David" w:hAnsi="David" w:cs="David"/>
+          <w:noProof/>
+          <w:color w:val="000000" w:themeColor="text1"/>
+          <w:lang w:val="en-US"/>
+        </w:rPr>
+        <w:drawing>
+          <wp:inline distT="0" distB="0" distL="0" distR="0" wp14:anchorId="3365096A" wp14:editId="0CE92614">
+            <wp:extent cx="2415822" cy="969989"/>
+            <wp:effectExtent l="0" t="0" r="0" b="0"/>
+            <wp:docPr id="509965134" name="Picture 4"/>
+            <wp:cNvGraphicFramePr>
+              <a:graphicFrameLocks xmlns:a="http://schemas.openxmlformats.org/drawingml/2006/main" noChangeAspect="1"/>
+            </wp:cNvGraphicFramePr>
+            <a:graphic xmlns:a="http://schemas.openxmlformats.org/drawingml/2006/main">
+              <a:graphicData uri="http://schemas.openxmlformats.org/drawingml/2006/picture">
+                <pic:pic xmlns:pic="http://schemas.openxmlformats.org/drawingml/2006/picture">
+                  <pic:nvPicPr>
+                    <pic:cNvPr id="509965134" name="Picture 509965134"/>
+                    <pic:cNvPicPr/>
+                  </pic:nvPicPr>
+                  <pic:blipFill>
+                    <a:blip r:embed="rId36">
+                      <a:extLst>
+                        <a:ext uri="{28A0092B-C50C-407E-A947-70E740481C1C}">
+                          <a14:useLocalDpi xmlns:a14="http://schemas.microsoft.com/office/drawing/2010/main" val="0"/>
+                        </a:ext>
+                      </a:extLst>
+                    </a:blip>
+                    <a:stretch>
+                      <a:fillRect/>
+                    </a:stretch>
+                  </pic:blipFill>
+                  <pic:spPr>
+                    <a:xfrm>
+                      <a:off x="0" y="0"/>
+                      <a:ext cx="2481110" cy="996203"/>
+                    </a:xfrm>
+                    <a:prstGeom prst="rect">
+                      <a:avLst/>
+                    </a:prstGeom>
+                  </pic:spPr>
+                </pic:pic>
+              </a:graphicData>
+            </a:graphic>
+          </wp:inline>
+        </w:drawing>
+      </w:r>
+    </w:p>
+    <w:p>
+      <w:pPr>
+        <w:rPr>
+          <w:rFonts w:ascii="David" w:hAnsi="David" w:cs="David"/>
+          <w:color w:val="000000" w:themeColor="text1"/>
+          <w:lang w:val="en-US"/>
+        </w:rPr>
+      </w:pPr>
+    </w:p>
+    <w:p>
+      <w:pPr>
+        <w:rPr>
+          <w:rFonts w:ascii="David" w:hAnsi="David" w:cs="David"/>
+          <w:color w:val="000000" w:themeColor="text1"/>
+          <w:lang w:val="en-US"/>
+        </w:rPr>
+      </w:pPr>
+      <w:r>
+        <w:rPr>
+          <w:rFonts w:ascii="David" w:hAnsi="David" w:cs="David"/>
+          <w:color w:val="000000" w:themeColor="text1"/>
+          <w:lang w:val="en-US"/>
+        </w:rPr>
+        <w:t>Diagonal:</w:t>
+      </w:r>
+    </w:p>
+    <w:p>
+      <w:pPr>
+        <w:rPr>
+          <w:rFonts w:ascii="David" w:hAnsi="David" w:cs="David"/>
+          <w:color w:val="000000" w:themeColor="text1"/>
+          <w:lang w:val="en-US"/>
+        </w:rPr>
+      </w:pPr>
+      <w:r>
+        <w:rPr>
+          <w:rFonts w:ascii="David" w:hAnsi="David" w:cs="David"/>
+          <w:noProof/>
+          <w:color w:val="000000" w:themeColor="text1"/>
+          <w:lang w:val="en-US"/>
+        </w:rPr>
+        <w:drawing>
+          <wp:inline distT="0" distB="0" distL="0" distR="0" wp14:anchorId="3022029F" wp14:editId="3DAFF69E">
+            <wp:extent cx="2389377" cy="959371"/>
+            <wp:effectExtent l="0" t="0" r="0" b="6350"/>
+            <wp:docPr id="1516167924" name="Picture 5"/>
+            <wp:cNvGraphicFramePr>
+              <a:graphicFrameLocks xmlns:a="http://schemas.openxmlformats.org/drawingml/2006/main" noChangeAspect="1"/>
+            </wp:cNvGraphicFramePr>
+            <a:graphic xmlns:a="http://schemas.openxmlformats.org/drawingml/2006/main">
+              <a:graphicData uri="http://schemas.openxmlformats.org/drawingml/2006/picture">
+                <pic:pic xmlns:pic="http://schemas.openxmlformats.org/drawingml/2006/picture">
+                  <pic:nvPicPr>
+                    <pic:cNvPr id="1516167924" name="Picture 1516167924"/>
+                    <pic:cNvPicPr/>
+                  </pic:nvPicPr>
+                  <pic:blipFill>
+                    <a:blip r:embed="rId37">
+                      <a:extLst>
+                        <a:ext uri="{28A0092B-C50C-407E-A947-70E740481C1C}">
+                          <a14:useLocalDpi xmlns:a14="http://schemas.microsoft.com/office/drawing/2010/main" val="0"/>
+                        </a:ext>
+                      </a:extLst>
+                    </a:blip>
+                    <a:stretch>
+                      <a:fillRect/>
+                    </a:stretch>
+                  </pic:blipFill>
+                  <pic:spPr>
+                    <a:xfrm>
+                      <a:off x="0" y="0"/>
+                      <a:ext cx="2439375" cy="979446"/>
+                    </a:xfrm>
+                    <a:prstGeom prst="rect">
+                      <a:avLst/>
+                    </a:prstGeom>
+                  </pic:spPr>
+                </pic:pic>
+              </a:graphicData>
+            </a:graphic>
+          </wp:inline>
+        </w:drawing>
+      </w:r>
+    </w:p>
+    <w:p>
+      <w:pPr>
+        <w:rPr>
+          <w:rFonts w:ascii="David" w:hAnsi="David" w:cs="David"/>
+          <w:color w:val="000000" w:themeColor="text1"/>
+          <w:lang w:val="en-US"/>
+        </w:rPr>
+      </w:pPr>
+      <w:r>
+        <w:rPr>
+          <w:rFonts w:ascii="David" w:hAnsi="David" w:cs="David"/>
+          <w:noProof/>
+          <w:color w:val="000000" w:themeColor="text1"/>
+          <w:lang w:val="en-US"/>
+        </w:rPr>
+        <w:lastRenderedPageBreak/>
+        <w:drawing>
+          <wp:inline distT="0" distB="0" distL="0" distR="0" wp14:anchorId="1AD17B0E" wp14:editId="733720A7">
+            <wp:extent cx="3218761" cy="2893102"/>
+            <wp:effectExtent l="0" t="0" r="0" b="2540"/>
+            <wp:docPr id="1057841977" name="Picture 6"/>
+            <wp:cNvGraphicFramePr>
+              <a:graphicFrameLocks xmlns:a="http://schemas.openxmlformats.org/drawingml/2006/main" noChangeAspect="1"/>
+            </wp:cNvGraphicFramePr>
+            <a:graphic xmlns:a="http://schemas.openxmlformats.org/drawingml/2006/main">
+              <a:graphicData uri="http://schemas.openxmlformats.org/drawingml/2006/picture">
+                <pic:pic xmlns:pic="http://schemas.openxmlformats.org/drawingml/2006/picture">
+                  <pic:nvPicPr>
+                    <pic:cNvPr id="1057841977" name="Picture 1057841977"/>
+                    <pic:cNvPicPr/>
+                  </pic:nvPicPr>
+                  <pic:blipFill>
+                    <a:blip r:embed="rId38">
+                      <a:extLst>
+                        <a:ext uri="{28A0092B-C50C-407E-A947-70E740481C1C}">
+                          <a14:useLocalDpi xmlns:a14="http://schemas.microsoft.com/office/drawing/2010/main" val="0"/>
+                        </a:ext>
+                      </a:extLst>
+                    </a:blip>
+                    <a:stretch>
+                      <a:fillRect/>
+                    </a:stretch>
+                  </pic:blipFill>
+                  <pic:spPr>
+                    <a:xfrm>
+                      <a:off x="0" y="0"/>
+                      <a:ext cx="3230720" cy="2903851"/>
+                    </a:xfrm>
+                    <a:prstGeom prst="rect">
+                      <a:avLst/>
+                    </a:prstGeom>
+                  </pic:spPr>
+                </pic:pic>
+              </a:graphicData>
+            </a:graphic>
+          </wp:inline>
+        </w:drawing>
+      </w:r>
     </w:p>
     <w:p>
       <w:pPr>
@@ -4468,6 +4845,56 @@
           <w:lang w:val="en-US"/>
         </w:rPr>
       </w:pPr>
+      <w:r>
+        <w:rPr>
+          <w:rFonts w:ascii="David" w:hAnsi="David" w:cs="David"/>
+          <w:noProof/>
+          <w:color w:val="000000" w:themeColor="text1"/>
+          <w:rtl/>
+          <w:lang w:val="he-IL"/>
+        </w:rPr>
+        <w:drawing>
+          <wp:inline distT="0" distB="0" distL="0" distR="0" wp14:anchorId="21562FD3" wp14:editId="02AD98B6">
+            <wp:extent cx="3177067" cy="2855627"/>
+            <wp:effectExtent l="0" t="0" r="0" b="1905"/>
+            <wp:docPr id="2109611135" name="Picture 7"/>
+            <wp:cNvGraphicFramePr>
+              <a:graphicFrameLocks xmlns:a="http://schemas.openxmlformats.org/drawingml/2006/main" noChangeAspect="1"/>
+            </wp:cNvGraphicFramePr>
+            <a:graphic xmlns:a="http://schemas.openxmlformats.org/drawingml/2006/main">
+              <a:graphicData uri="http://schemas.openxmlformats.org/drawingml/2006/picture">
+                <pic:pic xmlns:pic="http://schemas.openxmlformats.org/drawingml/2006/picture">
+                  <pic:nvPicPr>
+                    <pic:cNvPr id="2109611135" name="Picture 2109611135"/>
+                    <pic:cNvPicPr/>
+                  </pic:nvPicPr>
+                  <pic:blipFill>
+                    <a:blip r:embed="rId11">
+                      <a:extLst>
+                        <a:ext uri="{28A0092B-C50C-407E-A947-70E740481C1C}">
+                          <a14:useLocalDpi xmlns:a14="http://schemas.microsoft.com/office/drawing/2010/main" val="0"/>
+                        </a:ext>
+                      </a:extLst>
+                    </a:blip>
+                    <a:stretch>
+                      <a:fillRect/>
+                    </a:stretch>
+                  </pic:blipFill>
+                  <pic:spPr>
+                    <a:xfrm>
+                      <a:off x="0" y="0"/>
+                      <a:ext cx="3232412" cy="2905372"/>
+                    </a:xfrm>
+                    <a:prstGeom prst="rect">
+                      <a:avLst/>
+                    </a:prstGeom>
+                  </pic:spPr>
+                </pic:pic>
+              </a:graphicData>
+            </a:graphic>
+          </wp:inline>
+        </w:drawing>
+      </w:r>
     </w:p>
     <w:sectPr>
       <w:pgSz w:w="12240" w:h="15840"/>

--- a/results/10_iterations/canary/canaries_analysis_softimpute.docx
+++ b/results/10_iterations/canary/canaries_analysis_softimpute.docx
@@ -148,6 +148,7 @@
         </w:rPr>
         <w:t xml:space="preserve">Yielded </w:t>
       </w:r>
+      <w:proofErr w:type="gramStart"/>
       <w:r>
         <w:rPr>
           <w:rFonts w:ascii="David" w:hAnsi="David" w:cs="David"/>
@@ -160,7 +161,15 @@
           <w:rFonts w:ascii="David" w:hAnsi="David" w:cs="David"/>
           <w:lang w:val="en-US"/>
         </w:rPr>
-        <w:t xml:space="preserve"> very large csv </w:t>
+        <w:t xml:space="preserve"> very</w:t>
+      </w:r>
+      <w:proofErr w:type="gramEnd"/>
+      <w:r>
+        <w:rPr>
+          <w:rFonts w:ascii="David" w:hAnsi="David" w:cs="David"/>
+          <w:lang w:val="en-US"/>
+        </w:rPr>
+        <w:t xml:space="preserve"> large csv </w:t>
       </w:r>
       <w:proofErr w:type="gramStart"/>
       <w:r>
@@ -239,7 +248,23 @@
           <w:rFonts w:ascii="David" w:hAnsi="David" w:cs="David"/>
           <w:lang w:val="en-US"/>
         </w:rPr>
-        <w:t xml:space="preserve"> the amount of removed zeros i</w:t>
+        <w:t xml:space="preserve"> the amount of </w:t>
+      </w:r>
+      <w:proofErr w:type="gramStart"/>
+      <w:r>
+        <w:rPr>
+          <w:rFonts w:ascii="David" w:hAnsi="David" w:cs="David"/>
+          <w:lang w:val="en-US"/>
+        </w:rPr>
+        <w:t>removed zeros</w:t>
+      </w:r>
+      <w:proofErr w:type="gramEnd"/>
+      <w:r>
+        <w:rPr>
+          <w:rFonts w:ascii="David" w:hAnsi="David" w:cs="David"/>
+          <w:lang w:val="en-US"/>
+        </w:rPr>
+        <w:t xml:space="preserve"> i</w:t>
       </w:r>
       <w:r>
         <w:rPr>
@@ -567,7 +592,7 @@
                     <pic:cNvPicPr/>
                   </pic:nvPicPr>
                   <pic:blipFill>
-                    <a:blip r:embed="rId4"/>
+                    <a:blip r:embed="rId5"/>
                     <a:stretch>
                       <a:fillRect/>
                     </a:stretch>
@@ -609,7 +634,7 @@
                     <pic:cNvPicPr/>
                   </pic:nvPicPr>
                   <pic:blipFill>
-                    <a:blip r:embed="rId5"/>
+                    <a:blip r:embed="rId6"/>
                     <a:stretch>
                       <a:fillRect/>
                     </a:stretch>
@@ -799,7 +824,7 @@
         </w:rPr>
         <w:lastRenderedPageBreak/>
         <w:drawing>
-          <wp:inline distT="0" distB="0" distL="0" distR="0" wp14:anchorId="7018F8A3" wp14:editId="2C33E0F6">
+          <wp:inline distT="0" distB="0" distL="0" distR="0" wp14:anchorId="7018F8A3" wp14:editId="46C34EBD">
             <wp:extent cx="7277864" cy="3699644"/>
             <wp:effectExtent l="0" t="0" r="0" b="0"/>
             <wp:docPr id="946855315" name="Picture 2"/>
@@ -816,7 +841,7 @@
                     </pic:cNvPicPr>
                   </pic:nvPicPr>
                   <pic:blipFill>
-                    <a:blip r:embed="rId6" cstate="print">
+                    <a:blip r:embed="rId7" cstate="print">
                       <a:extLst>
                         <a:ext uri="{28A0092B-C50C-407E-A947-70E740481C1C}">
                           <a14:useLocalDpi xmlns:a14="http://schemas.microsoft.com/office/drawing/2010/main" val="0"/>
@@ -866,7 +891,7 @@
           <w:lang w:val="en-US"/>
         </w:rPr>
         <w:drawing>
-          <wp:inline distT="0" distB="0" distL="0" distR="0" wp14:anchorId="7CA25923" wp14:editId="012965D2">
+          <wp:inline distT="0" distB="0" distL="0" distR="0" wp14:anchorId="7CA25923" wp14:editId="4BEFBA1A">
             <wp:extent cx="7301012" cy="3711411"/>
             <wp:effectExtent l="0" t="0" r="0" b="3810"/>
             <wp:docPr id="1522771385" name="Picture 4"/>
@@ -883,7 +908,7 @@
                     </pic:cNvPicPr>
                   </pic:nvPicPr>
                   <pic:blipFill>
-                    <a:blip r:embed="rId7" cstate="print">
+                    <a:blip r:embed="rId8" cstate="print">
                       <a:extLst>
                         <a:ext uri="{28A0092B-C50C-407E-A947-70E740481C1C}">
                           <a14:useLocalDpi xmlns:a14="http://schemas.microsoft.com/office/drawing/2010/main" val="0"/>
@@ -911,12 +936,21 @@
           </wp:inline>
         </w:drawing>
       </w:r>
-      <w:r>
-        <w:rPr>
-          <w:rFonts w:ascii="David" w:hAnsi="David" w:cs="David"/>
-          <w:lang w:val="en-US"/>
-        </w:rPr>
-        <w:t xml:space="preserve">the min-max looks like the worse option since it cannot calculate the f1 score in some cases. The sigmoid and prob above 0 have similar results, with higher maximal f1 than sigmoid </w:t>
+      <w:proofErr w:type="gramStart"/>
+      <w:r>
+        <w:rPr>
+          <w:rFonts w:ascii="David" w:hAnsi="David" w:cs="David"/>
+          <w:lang w:val="en-US"/>
+        </w:rPr>
+        <w:t>the</w:t>
+      </w:r>
+      <w:proofErr w:type="gramEnd"/>
+      <w:r>
+        <w:rPr>
+          <w:rFonts w:ascii="David" w:hAnsi="David" w:cs="David"/>
+          <w:lang w:val="en-US"/>
+        </w:rPr>
+        <w:t xml:space="preserve"> min-max looks like the worse option since it cannot calculate the f1 score in some cases. The sigmoid and prob above 0 have similar results, with higher maximal f1 than sigmoid </w:t>
       </w:r>
       <w:proofErr w:type="gramStart"/>
       <w:r>
@@ -1071,7 +1105,7 @@
                     </pic:cNvPicPr>
                   </pic:nvPicPr>
                   <pic:blipFill>
-                    <a:blip r:embed="rId8" cstate="print">
+                    <a:blip r:embed="rId9" cstate="print">
                       <a:extLst>
                         <a:ext uri="{28A0092B-C50C-407E-A947-70E740481C1C}">
                           <a14:useLocalDpi xmlns:a14="http://schemas.microsoft.com/office/drawing/2010/main" val="0"/>
@@ -1351,6 +1385,7 @@
         <w:t xml:space="preserve">what appears to be, at first, </w:t>
       </w:r>
       <w:proofErr w:type="spellStart"/>
+      <w:proofErr w:type="gramStart"/>
       <w:r>
         <w:rPr>
           <w:rFonts w:ascii="David" w:hAnsi="David" w:cs="David"/>
@@ -1359,6 +1394,7 @@
         <w:t>non intuitive</w:t>
       </w:r>
       <w:proofErr w:type="spellEnd"/>
+      <w:proofErr w:type="gramEnd"/>
       <w:r>
         <w:rPr>
           <w:rFonts w:ascii="David" w:hAnsi="David" w:cs="David"/>
@@ -1438,7 +1474,7 @@
                     <pic:cNvPicPr/>
                   </pic:nvPicPr>
                   <pic:blipFill>
-                    <a:blip r:embed="rId9">
+                    <a:blip r:embed="rId10">
                       <a:extLst>
                         <a:ext uri="{28A0092B-C50C-407E-A947-70E740481C1C}">
                           <a14:useLocalDpi xmlns:a14="http://schemas.microsoft.com/office/drawing/2010/main" val="0"/>
@@ -1488,7 +1524,7 @@
                     <pic:cNvPicPr/>
                   </pic:nvPicPr>
                   <pic:blipFill>
-                    <a:blip r:embed="rId10">
+                    <a:blip r:embed="rId11">
                       <a:extLst>
                         <a:ext uri="{28A0092B-C50C-407E-A947-70E740481C1C}">
                           <a14:useLocalDpi xmlns:a14="http://schemas.microsoft.com/office/drawing/2010/main" val="0"/>
@@ -1538,7 +1574,7 @@
                     <pic:cNvPicPr/>
                   </pic:nvPicPr>
                   <pic:blipFill>
-                    <a:blip r:embed="rId11">
+                    <a:blip r:embed="rId12">
                       <a:extLst>
                         <a:ext uri="{28A0092B-C50C-407E-A947-70E740481C1C}">
                           <a14:useLocalDpi xmlns:a14="http://schemas.microsoft.com/office/drawing/2010/main" val="0"/>
@@ -1595,7 +1631,7 @@
                     <pic:cNvPicPr/>
                   </pic:nvPicPr>
                   <pic:blipFill>
-                    <a:blip r:embed="rId12">
+                    <a:blip r:embed="rId13">
                       <a:extLst>
                         <a:ext uri="{28A0092B-C50C-407E-A947-70E740481C1C}">
                           <a14:useLocalDpi xmlns:a14="http://schemas.microsoft.com/office/drawing/2010/main" val="0"/>
@@ -1621,12 +1657,21 @@
           </wp:inline>
         </w:drawing>
       </w:r>
-      <w:r>
-        <w:rPr>
-          <w:rFonts w:ascii="David" w:hAnsi="David" w:cs="David"/>
-          <w:lang w:val="en-US"/>
-        </w:rPr>
-        <w:t>is that right?</w:t>
+      <w:proofErr w:type="gramStart"/>
+      <w:r>
+        <w:rPr>
+          <w:rFonts w:ascii="David" w:hAnsi="David" w:cs="David"/>
+          <w:lang w:val="en-US"/>
+        </w:rPr>
+        <w:t>is</w:t>
+      </w:r>
+      <w:proofErr w:type="gramEnd"/>
+      <w:r>
+        <w:rPr>
+          <w:rFonts w:ascii="David" w:hAnsi="David" w:cs="David"/>
+          <w:lang w:val="en-US"/>
+        </w:rPr>
+        <w:t xml:space="preserve"> that right?</w:t>
       </w:r>
     </w:p>
     <w:p>
@@ -1681,7 +1726,7 @@
                     </pic:cNvPicPr>
                   </pic:nvPicPr>
                   <pic:blipFill>
-                    <a:blip r:embed="rId13">
+                    <a:blip r:embed="rId14">
                       <a:extLst>
                         <a:ext uri="{28A0092B-C50C-407E-A947-70E740481C1C}">
                           <a14:useLocalDpi xmlns:a14="http://schemas.microsoft.com/office/drawing/2010/main" val="0"/>
@@ -1733,7 +1778,25 @@
           <w:color w:val="FF0000"/>
           <w:lang w:val="en-US"/>
         </w:rPr>
-        <w:t>This is a t-test, replace with ANOVA</w:t>
+        <w:t xml:space="preserve">This is a t-test, </w:t>
+      </w:r>
+      <w:proofErr w:type="gramStart"/>
+      <w:r>
+        <w:rPr>
+          <w:rFonts w:ascii="David" w:hAnsi="David" w:cs="David"/>
+          <w:color w:val="FF0000"/>
+          <w:lang w:val="en-US"/>
+        </w:rPr>
+        <w:t>replace</w:t>
+      </w:r>
+      <w:proofErr w:type="gramEnd"/>
+      <w:r>
+        <w:rPr>
+          <w:rFonts w:ascii="David" w:hAnsi="David" w:cs="David"/>
+          <w:color w:val="FF0000"/>
+          <w:lang w:val="en-US"/>
+        </w:rPr>
+        <w:t xml:space="preserve"> with ANOVA</w:t>
       </w:r>
       <w:r>
         <w:rPr>
@@ -1911,7 +1974,7 @@
                     <pic:cNvPicPr/>
                   </pic:nvPicPr>
                   <pic:blipFill>
-                    <a:blip r:embed="rId14">
+                    <a:blip r:embed="rId15">
                       <a:extLst>
                         <a:ext uri="{28A0092B-C50C-407E-A947-70E740481C1C}">
                           <a14:useLocalDpi xmlns:a14="http://schemas.microsoft.com/office/drawing/2010/main" val="0"/>
@@ -1968,6 +2031,173 @@
           <w:lang w:val="en-US"/>
         </w:rPr>
       </w:pPr>
+    </w:p>
+    <w:p>
+      <w:pPr>
+        <w:rPr>
+          <w:rFonts w:ascii="David" w:hAnsi="David" w:cs="David"/>
+          <w:lang w:val="en-US"/>
+        </w:rPr>
+      </w:pPr>
+      <w:r>
+        <w:rPr>
+          <w:rFonts w:ascii="David" w:hAnsi="David" w:cs="David"/>
+          <w:lang w:val="en-US"/>
+        </w:rPr>
+        <w:t>Island scale (off-</w:t>
+      </w:r>
+      <w:proofErr w:type="spellStart"/>
+      <w:r>
+        <w:rPr>
+          <w:rFonts w:ascii="David" w:hAnsi="David" w:cs="David"/>
+          <w:lang w:val="en-US"/>
+        </w:rPr>
+        <w:t>diags</w:t>
+      </w:r>
+      <w:proofErr w:type="spellEnd"/>
+      <w:r>
+        <w:rPr>
+          <w:rFonts w:ascii="David" w:hAnsi="David" w:cs="David"/>
+          <w:lang w:val="en-US"/>
+        </w:rPr>
+        <w:t xml:space="preserve"> and </w:t>
+      </w:r>
+      <w:proofErr w:type="spellStart"/>
+      <w:r>
+        <w:rPr>
+          <w:rFonts w:ascii="David" w:hAnsi="David" w:cs="David"/>
+          <w:lang w:val="en-US"/>
+        </w:rPr>
+        <w:t>diag</w:t>
+      </w:r>
+      <w:proofErr w:type="spellEnd"/>
+      <w:r>
+        <w:rPr>
+          <w:rFonts w:ascii="David" w:hAnsi="David" w:cs="David"/>
+          <w:lang w:val="en-US"/>
+        </w:rPr>
+        <w:t>):</w:t>
+      </w:r>
+    </w:p>
+    <w:p>
+      <w:pPr>
+        <w:rPr>
+          <w:rFonts w:ascii="David" w:hAnsi="David" w:cs="David"/>
+          <w:lang w:val="en-US"/>
+        </w:rPr>
+      </w:pPr>
+      <w:r>
+        <w:rPr>
+          <w:rFonts w:ascii="David" w:hAnsi="David" w:cs="David"/>
+          <w:noProof/>
+          <w:rtl/>
+          <w:lang w:val="he-IL"/>
+        </w:rPr>
+        <w:drawing>
+          <wp:inline distT="0" distB="0" distL="0" distR="0" wp14:anchorId="628F238F" wp14:editId="0B57526B">
+            <wp:extent cx="2696553" cy="2278966"/>
+            <wp:effectExtent l="0" t="0" r="8890" b="7620"/>
+            <wp:docPr id="1683388791" name="Picture 1"/>
+            <wp:cNvGraphicFramePr>
+              <a:graphicFrameLocks xmlns:a="http://schemas.openxmlformats.org/drawingml/2006/main" noChangeAspect="1"/>
+            </wp:cNvGraphicFramePr>
+            <a:graphic xmlns:a="http://schemas.openxmlformats.org/drawingml/2006/main">
+              <a:graphicData uri="http://schemas.openxmlformats.org/drawingml/2006/picture">
+                <pic:pic xmlns:pic="http://schemas.openxmlformats.org/drawingml/2006/picture">
+                  <pic:nvPicPr>
+                    <pic:cNvPr id="1683388791" name="Picture 1"/>
+                    <pic:cNvPicPr/>
+                  </pic:nvPicPr>
+                  <pic:blipFill>
+                    <a:blip r:embed="rId16">
+                      <a:extLst>
+                        <a:ext uri="{28A0092B-C50C-407E-A947-70E740481C1C}">
+                          <a14:useLocalDpi xmlns:a14="http://schemas.microsoft.com/office/drawing/2010/main" val="0"/>
+                        </a:ext>
+                      </a:extLst>
+                    </a:blip>
+                    <a:stretch>
+                      <a:fillRect/>
+                    </a:stretch>
+                  </pic:blipFill>
+                  <pic:spPr>
+                    <a:xfrm>
+                      <a:off x="0" y="0"/>
+                      <a:ext cx="2714237" cy="2293912"/>
+                    </a:xfrm>
+                    <a:prstGeom prst="rect">
+                      <a:avLst/>
+                    </a:prstGeom>
+                  </pic:spPr>
+                </pic:pic>
+              </a:graphicData>
+            </a:graphic>
+          </wp:inline>
+        </w:drawing>
+      </w:r>
+    </w:p>
+    <w:p>
+      <w:pPr>
+        <w:rPr>
+          <w:rFonts w:ascii="David" w:hAnsi="David" w:cs="David"/>
+          <w:lang w:val="en-US"/>
+        </w:rPr>
+      </w:pPr>
+      <w:proofErr w:type="spellStart"/>
+      <w:r>
+        <w:rPr>
+          <w:rFonts w:ascii="David" w:hAnsi="David" w:cs="David"/>
+          <w:lang w:val="en-US"/>
+        </w:rPr>
+        <w:t>Pumpumpummmm</w:t>
+      </w:r>
+      <w:proofErr w:type="spellEnd"/>
+    </w:p>
+    <w:p>
+      <w:pPr>
+        <w:rPr>
+          <w:rFonts w:ascii="David" w:hAnsi="David" w:cs="David"/>
+          <w:rtl/>
+          <w:lang w:val="en-US"/>
+        </w:rPr>
+      </w:pPr>
+      <w:r>
+        <w:rPr>
+          <w:rFonts w:ascii="David" w:hAnsi="David" w:cs="David"/>
+          <w:lang w:val="en-US"/>
+        </w:rPr>
+        <w:t xml:space="preserve">No significant relationship, </w:t>
+      </w:r>
+      <w:r>
+        <w:rPr>
+          <w:rFonts w:ascii="David" w:hAnsi="David" w:cs="David"/>
+          <w:lang w:val="en-US"/>
+        </w:rPr>
+        <w:t xml:space="preserve">the tendency is </w:t>
+      </w:r>
+      <w:r>
+        <w:rPr>
+          <w:rFonts w:ascii="David" w:hAnsi="David" w:cs="David"/>
+          <w:lang w:val="en-US"/>
+        </w:rPr>
+        <w:t>reverse decay</w:t>
+      </w:r>
+    </w:p>
+    <w:p>
+      <w:pPr>
+        <w:rPr>
+          <w:rFonts w:ascii="David" w:hAnsi="David" w:cs="David"/>
+          <w:lang w:val="en-US"/>
+        </w:rPr>
+      </w:pPr>
+    </w:p>
+    <w:p>
+      <w:pPr>
+        <w:rPr>
+          <w:rFonts w:ascii="David" w:hAnsi="David" w:cs="David"/>
+          <w:lang w:val="en-US"/>
+        </w:rPr>
+      </w:pPr>
       <w:r>
         <w:rPr>
           <w:rFonts w:ascii="David" w:hAnsi="David" w:cs="David"/>
@@ -1987,7 +2217,22 @@
           <w:rFonts w:ascii="David" w:hAnsi="David" w:cs="David"/>
           <w:lang w:val="en-US"/>
         </w:rPr>
-        <w:t>, use</w:t>
+        <w:t xml:space="preserve"> for site scale</w:t>
+      </w:r>
+      <w:r>
+        <w:rPr>
+          <w:rFonts w:ascii="David" w:hAnsi="David" w:cs="David"/>
+          <w:lang w:val="en-US"/>
+        </w:rPr>
+        <w:t xml:space="preserve">, </w:t>
+      </w:r>
+      <w:proofErr w:type="gramStart"/>
+      <w:r>
+        <w:rPr>
+          <w:rFonts w:ascii="David" w:hAnsi="David" w:cs="David"/>
+          <w:lang w:val="en-US"/>
+        </w:rPr>
+        <w:t>use</w:t>
       </w:r>
       <w:r>
         <w:rPr>
@@ -1996,6 +2241,7 @@
         </w:rPr>
         <w:t>d</w:t>
       </w:r>
+      <w:proofErr w:type="gramEnd"/>
       <w:r>
         <w:rPr>
           <w:rFonts w:ascii="David" w:hAnsi="David" w:cs="David"/>
@@ -2031,6 +2277,7 @@
           <w:noProof/>
           <w:lang w:val="en-US"/>
         </w:rPr>
+        <w:lastRenderedPageBreak/>
         <w:drawing>
           <wp:inline distT="0" distB="0" distL="0" distR="0" wp14:anchorId="06147B16" wp14:editId="5885E3A3">
             <wp:extent cx="2677605" cy="2452865"/>
@@ -2047,7 +2294,7 @@
                     <pic:cNvPicPr/>
                   </pic:nvPicPr>
                   <pic:blipFill>
-                    <a:blip r:embed="rId15">
+                    <a:blip r:embed="rId17">
                       <a:extLst>
                         <a:ext uri="{28A0092B-C50C-407E-A947-70E740481C1C}">
                           <a14:useLocalDpi xmlns:a14="http://schemas.microsoft.com/office/drawing/2010/main" val="0"/>
@@ -2183,7 +2430,6 @@
         <w:rPr>
           <w:rFonts w:ascii="David" w:hAnsi="David" w:cs="David"/>
           <w:color w:val="FF0000"/>
-          <w:rtl/>
           <w:lang w:val="en-US"/>
         </w:rPr>
       </w:pPr>
@@ -2322,8 +2568,20 @@
           <w:color w:val="FF0000"/>
           <w:lang w:val="en-US"/>
         </w:rPr>
-        <w:t>ran this analysis again and got different results for density. Check that there is no mistake</w:t>
-      </w:r>
+        <w:t xml:space="preserve">ran this analysis again and got different results for density. Check that there </w:t>
+      </w:r>
+      <w:proofErr w:type="gramStart"/>
+      <w:r>
+        <w:rPr>
+          <w:rFonts w:ascii="David" w:hAnsi="David" w:cs="David"/>
+          <w:b/>
+          <w:bCs/>
+          <w:color w:val="FF0000"/>
+          <w:lang w:val="en-US"/>
+        </w:rPr>
+        <w:t>is no mistake</w:t>
+      </w:r>
+      <w:proofErr w:type="gramEnd"/>
       <w:r>
         <w:rPr>
           <w:rFonts w:ascii="David" w:hAnsi="David" w:cs="David"/>
@@ -2398,7 +2656,6 @@
           <w:noProof/>
           <w:lang w:val="en-US"/>
         </w:rPr>
-        <w:lastRenderedPageBreak/>
         <w:drawing>
           <wp:inline distT="0" distB="0" distL="0" distR="0" wp14:anchorId="4463A28A" wp14:editId="050D7B85">
             <wp:extent cx="2664477" cy="2440840"/>
@@ -2417,7 +2674,7 @@
                     </pic:cNvPicPr>
                   </pic:nvPicPr>
                   <pic:blipFill>
-                    <a:blip r:embed="rId16">
+                    <a:blip r:embed="rId18">
                       <a:extLst>
                         <a:ext uri="{28A0092B-C50C-407E-A947-70E740481C1C}">
                           <a14:useLocalDpi xmlns:a14="http://schemas.microsoft.com/office/drawing/2010/main" val="0"/>
@@ -2462,6 +2719,7 @@
           <w:noProof/>
           <w:lang w:val="en-US"/>
         </w:rPr>
+        <w:lastRenderedPageBreak/>
         <w:drawing>
           <wp:inline distT="0" distB="0" distL="0" distR="0" wp14:anchorId="1CC1EE83" wp14:editId="46CC28F6">
             <wp:extent cx="2734424" cy="2504732"/>
@@ -2478,7 +2736,7 @@
                     <pic:cNvPicPr/>
                   </pic:nvPicPr>
                   <pic:blipFill>
-                    <a:blip r:embed="rId17">
+                    <a:blip r:embed="rId19">
                       <a:extLst>
                         <a:ext uri="{28A0092B-C50C-407E-A947-70E740481C1C}">
                           <a14:useLocalDpi xmlns:a14="http://schemas.microsoft.com/office/drawing/2010/main" val="0"/>
@@ -2539,7 +2797,7 @@
                     <pic:cNvPicPr/>
                   </pic:nvPicPr>
                   <pic:blipFill>
-                    <a:blip r:embed="rId18">
+                    <a:blip r:embed="rId20">
                       <a:extLst>
                         <a:ext uri="{28A0092B-C50C-407E-A947-70E740481C1C}">
                           <a14:useLocalDpi xmlns:a14="http://schemas.microsoft.com/office/drawing/2010/main" val="0"/>
@@ -2594,7 +2852,6 @@
           <w:noProof/>
           <w:lang w:val="en-US"/>
         </w:rPr>
-        <w:lastRenderedPageBreak/>
         <w:drawing>
           <wp:inline distT="0" distB="0" distL="0" distR="0" wp14:anchorId="2F159970" wp14:editId="6B43CFB3">
             <wp:extent cx="2734310" cy="2504698"/>
@@ -2611,7 +2868,7 @@
                     <pic:cNvPicPr/>
                   </pic:nvPicPr>
                   <pic:blipFill>
-                    <a:blip r:embed="rId19">
+                    <a:blip r:embed="rId21">
                       <a:extLst>
                         <a:ext uri="{28A0092B-C50C-407E-A947-70E740481C1C}">
                           <a14:useLocalDpi xmlns:a14="http://schemas.microsoft.com/office/drawing/2010/main" val="0"/>
@@ -3006,7 +3263,7 @@
                     </pic:cNvPicPr>
                   </pic:nvPicPr>
                   <pic:blipFill>
-                    <a:blip r:embed="rId20">
+                    <a:blip r:embed="rId22">
                       <a:extLst>
                         <a:ext uri="{28A0092B-C50C-407E-A947-70E740481C1C}">
                           <a14:useLocalDpi xmlns:a14="http://schemas.microsoft.com/office/drawing/2010/main" val="0"/>
@@ -3097,7 +3354,6 @@
           <w:noProof/>
           <w:lang w:val="en-US"/>
         </w:rPr>
-        <w:lastRenderedPageBreak/>
         <w:drawing>
           <wp:inline distT="0" distB="0" distL="0" distR="0" wp14:anchorId="1FB0CE3B" wp14:editId="07F4A569">
             <wp:extent cx="2959100" cy="3142407"/>
@@ -3114,7 +3370,7 @@
                     <pic:cNvPicPr/>
                   </pic:nvPicPr>
                   <pic:blipFill>
-                    <a:blip r:embed="rId21">
+                    <a:blip r:embed="rId23">
                       <a:extLst>
                         <a:ext uri="{28A0092B-C50C-407E-A947-70E740481C1C}">
                           <a14:useLocalDpi xmlns:a14="http://schemas.microsoft.com/office/drawing/2010/main" val="0"/>
@@ -3161,6 +3417,7 @@
           <w:rFonts w:ascii="David" w:hAnsi="David" w:cs="David"/>
           <w:lang w:val="en-US"/>
         </w:rPr>
+        <w:lastRenderedPageBreak/>
         <w:t>Jaccard:</w:t>
       </w:r>
     </w:p>
@@ -3193,7 +3450,7 @@
                     </pic:cNvPicPr>
                   </pic:nvPicPr>
                   <pic:blipFill>
-                    <a:blip r:embed="rId22">
+                    <a:blip r:embed="rId24">
                       <a:extLst>
                         <a:ext uri="{28A0092B-C50C-407E-A947-70E740481C1C}">
                           <a14:useLocalDpi xmlns:a14="http://schemas.microsoft.com/office/drawing/2010/main" val="0"/>
@@ -3277,7 +3534,7 @@
                     <pic:cNvPicPr/>
                   </pic:nvPicPr>
                   <pic:blipFill>
-                    <a:blip r:embed="rId23">
+                    <a:blip r:embed="rId25">
                       <a:extLst>
                         <a:ext uri="{28A0092B-C50C-407E-A947-70E740481C1C}">
                           <a14:useLocalDpi xmlns:a14="http://schemas.microsoft.com/office/drawing/2010/main" val="0"/>
@@ -3348,7 +3605,7 @@
                     <pic:cNvPicPr/>
                   </pic:nvPicPr>
                   <pic:blipFill>
-                    <a:blip r:embed="rId24">
+                    <a:blip r:embed="rId26">
                       <a:extLst>
                         <a:ext uri="{28A0092B-C50C-407E-A947-70E740481C1C}">
                           <a14:useLocalDpi xmlns:a14="http://schemas.microsoft.com/office/drawing/2010/main" val="0"/>
@@ -3426,6 +3683,165 @@
       <w:pPr>
         <w:rPr>
           <w:rFonts w:ascii="David" w:hAnsi="David" w:cs="David"/>
+          <w:lang w:val="en-US"/>
+        </w:rPr>
+      </w:pPr>
+      <w:r>
+        <w:rPr>
+          <w:rFonts w:ascii="David" w:hAnsi="David" w:cs="David"/>
+          <w:lang w:val="en-US"/>
+        </w:rPr>
+        <w:t>Island scale:</w:t>
+      </w:r>
+    </w:p>
+    <w:p>
+      <w:pPr>
+        <w:rPr>
+          <w:rFonts w:ascii="David" w:hAnsi="David" w:cs="David"/>
+          <w:lang w:val="en-US"/>
+        </w:rPr>
+      </w:pPr>
+      <w:r>
+        <w:rPr>
+          <w:rFonts w:ascii="David" w:hAnsi="David" w:cs="David"/>
+          <w:noProof/>
+          <w:lang w:val="en-US"/>
+        </w:rPr>
+        <w:drawing>
+          <wp:inline distT="0" distB="0" distL="0" distR="0" wp14:anchorId="3960B4A5" wp14:editId="2E52B34B">
+            <wp:extent cx="5444197" cy="3629465"/>
+            <wp:effectExtent l="0" t="0" r="4445" b="9525"/>
+            <wp:docPr id="578082289" name="Picture 9"/>
+            <wp:cNvGraphicFramePr>
+              <a:graphicFrameLocks xmlns:a="http://schemas.openxmlformats.org/drawingml/2006/main" noChangeAspect="1"/>
+            </wp:cNvGraphicFramePr>
+            <a:graphic xmlns:a="http://schemas.openxmlformats.org/drawingml/2006/main">
+              <a:graphicData uri="http://schemas.openxmlformats.org/drawingml/2006/picture">
+                <pic:pic xmlns:pic="http://schemas.openxmlformats.org/drawingml/2006/picture">
+                  <pic:nvPicPr>
+                    <pic:cNvPr id="578082289" name="Picture 578082289"/>
+                    <pic:cNvPicPr/>
+                  </pic:nvPicPr>
+                  <pic:blipFill>
+                    <a:blip r:embed="rId27">
+                      <a:extLst>
+                        <a:ext uri="{28A0092B-C50C-407E-A947-70E740481C1C}">
+                          <a14:useLocalDpi xmlns:a14="http://schemas.microsoft.com/office/drawing/2010/main" val="0"/>
+                        </a:ext>
+                      </a:extLst>
+                    </a:blip>
+                    <a:stretch>
+                      <a:fillRect/>
+                    </a:stretch>
+                  </pic:blipFill>
+                  <pic:spPr>
+                    <a:xfrm>
+                      <a:off x="0" y="0"/>
+                      <a:ext cx="5455478" cy="3636986"/>
+                    </a:xfrm>
+                    <a:prstGeom prst="rect">
+                      <a:avLst/>
+                    </a:prstGeom>
+                  </pic:spPr>
+                </pic:pic>
+              </a:graphicData>
+            </a:graphic>
+          </wp:inline>
+        </w:drawing>
+      </w:r>
+    </w:p>
+    <w:p>
+      <w:pPr>
+        <w:rPr>
+          <w:rFonts w:ascii="David" w:hAnsi="David" w:cs="David"/>
+          <w:lang w:val="en-US"/>
+        </w:rPr>
+      </w:pPr>
+      <w:r>
+        <w:rPr>
+          <w:rFonts w:ascii="David" w:hAnsi="David" w:cs="David"/>
+          <w:lang w:val="en-US"/>
+        </w:rPr>
+        <w:t>Remove the diagonal:</w:t>
+      </w:r>
+    </w:p>
+    <w:p>
+      <w:pPr>
+        <w:rPr>
+          <w:rFonts w:ascii="David" w:hAnsi="David" w:cs="David"/>
+          <w:lang w:val="en-US"/>
+        </w:rPr>
+      </w:pPr>
+      <w:r>
+        <w:rPr>
+          <w:rFonts w:ascii="David" w:hAnsi="David" w:cs="David"/>
+          <w:noProof/>
+          <w:lang w:val="en-US"/>
+        </w:rPr>
+        <w:drawing>
+          <wp:inline distT="0" distB="0" distL="0" distR="0" wp14:anchorId="48A145A6" wp14:editId="76F1435A">
+            <wp:extent cx="5486400" cy="3401646"/>
+            <wp:effectExtent l="0" t="0" r="0" b="8890"/>
+            <wp:docPr id="1383627545" name="Picture 10"/>
+            <wp:cNvGraphicFramePr>
+              <a:graphicFrameLocks xmlns:a="http://schemas.openxmlformats.org/drawingml/2006/main" noChangeAspect="1"/>
+            </wp:cNvGraphicFramePr>
+            <a:graphic xmlns:a="http://schemas.openxmlformats.org/drawingml/2006/main">
+              <a:graphicData uri="http://schemas.openxmlformats.org/drawingml/2006/picture">
+                <pic:pic xmlns:pic="http://schemas.openxmlformats.org/drawingml/2006/picture">
+                  <pic:nvPicPr>
+                    <pic:cNvPr id="1383627545" name="Picture 1383627545"/>
+                    <pic:cNvPicPr/>
+                  </pic:nvPicPr>
+                  <pic:blipFill rotWithShape="1">
+                    <a:blip r:embed="rId28">
+                      <a:extLst>
+                        <a:ext uri="{28A0092B-C50C-407E-A947-70E740481C1C}">
+                          <a14:useLocalDpi xmlns:a14="http://schemas.microsoft.com/office/drawing/2010/main" val="0"/>
+                        </a:ext>
+                      </a:extLst>
+                    </a:blip>
+                    <a:srcRect t="6997"/>
+                    <a:stretch/>
+                  </pic:blipFill>
+                  <pic:spPr bwMode="auto">
+                    <a:xfrm>
+                      <a:off x="0" y="0"/>
+                      <a:ext cx="5493083" cy="3405790"/>
+                    </a:xfrm>
+                    <a:prstGeom prst="rect">
+                      <a:avLst/>
+                    </a:prstGeom>
+                    <a:ln>
+                      <a:noFill/>
+                    </a:ln>
+                    <a:extLst>
+                      <a:ext uri="{53640926-AAD7-44D8-BBD7-CCE9431645EC}">
+                        <a14:shadowObscured xmlns:a14="http://schemas.microsoft.com/office/drawing/2010/main"/>
+                      </a:ext>
+                    </a:extLst>
+                  </pic:spPr>
+                </pic:pic>
+              </a:graphicData>
+            </a:graphic>
+          </wp:inline>
+        </w:drawing>
+      </w:r>
+    </w:p>
+    <w:p>
+      <w:pPr>
+        <w:bidi/>
+        <w:rPr>
+          <w:rFonts w:ascii="David" w:hAnsi="David" w:cs="David"/>
+          <w:color w:val="FF0000"/>
+          <w:lang w:val="en-US"/>
+        </w:rPr>
+      </w:pPr>
+    </w:p>
+    <w:p>
+      <w:pPr>
+        <w:rPr>
+          <w:rFonts w:ascii="David" w:hAnsi="David" w:cs="David"/>
           <w:b/>
           <w:bCs/>
           <w:color w:val="000000" w:themeColor="text1"/>
@@ -3458,6 +3874,7 @@
           <w:color w:val="000000" w:themeColor="text1"/>
           <w:lang w:val="en-US"/>
         </w:rPr>
+        <w:lastRenderedPageBreak/>
         <w:t xml:space="preserve">Checking relationship </w:t>
       </w:r>
       <w:r>
@@ -3525,7 +3942,7 @@
                     <pic:cNvPicPr/>
                   </pic:nvPicPr>
                   <pic:blipFill>
-                    <a:blip r:embed="rId25">
+                    <a:blip r:embed="rId29">
                       <a:extLst>
                         <a:ext uri="{28A0092B-C50C-407E-A947-70E740481C1C}">
                           <a14:useLocalDpi xmlns:a14="http://schemas.microsoft.com/office/drawing/2010/main" val="0"/>
@@ -3600,7 +4017,7 @@
                     <pic:cNvPicPr/>
                   </pic:nvPicPr>
                   <pic:blipFill>
-                    <a:blip r:embed="rId26">
+                    <a:blip r:embed="rId30">
                       <a:extLst>
                         <a:ext uri="{28A0092B-C50C-407E-A947-70E740481C1C}">
                           <a14:useLocalDpi xmlns:a14="http://schemas.microsoft.com/office/drawing/2010/main" val="0"/>
@@ -3678,25 +4095,144 @@
       <w:pPr>
         <w:rPr>
           <w:rFonts w:ascii="David" w:hAnsi="David" w:cs="David"/>
-          <w:color w:val="000000" w:themeColor="text1"/>
-          <w:lang w:val="en-US"/>
-        </w:rPr>
-      </w:pPr>
-      <w:r>
-        <w:rPr>
-          <w:rFonts w:ascii="David" w:hAnsi="David" w:cs="David"/>
-          <w:color w:val="000000" w:themeColor="text1"/>
-          <w:lang w:val="en-US"/>
-        </w:rPr>
-        <w:t>Here iterations are not averaged. Results for only one off-diagonal (no diagonal)</w:t>
-      </w:r>
-      <w:r>
-        <w:rPr>
-          <w:rFonts w:ascii="David" w:hAnsi="David" w:cs="David"/>
-          <w:color w:val="000000" w:themeColor="text1"/>
-          <w:lang w:val="en-US"/>
-        </w:rPr>
-        <w:t>. The results are similar when adding the diagonal.</w:t>
+          <w:color w:val="FF0000"/>
+          <w:lang w:val="en-US"/>
+        </w:rPr>
+      </w:pPr>
+      <w:r>
+        <w:rPr>
+          <w:rFonts w:ascii="David" w:hAnsi="David" w:cs="David"/>
+          <w:color w:val="000000" w:themeColor="text1"/>
+          <w:lang w:val="en-US"/>
+        </w:rPr>
+        <w:t xml:space="preserve">Here iterations are not </w:t>
+      </w:r>
+      <w:proofErr w:type="gramStart"/>
+      <w:r>
+        <w:rPr>
+          <w:rFonts w:ascii="David" w:hAnsi="David" w:cs="David"/>
+          <w:color w:val="000000" w:themeColor="text1"/>
+          <w:lang w:val="en-US"/>
+        </w:rPr>
+        <w:t>averaged</w:t>
+      </w:r>
+      <w:proofErr w:type="gramEnd"/>
+      <w:r>
+        <w:rPr>
+          <w:rFonts w:ascii="David" w:hAnsi="David" w:cs="David"/>
+          <w:color w:val="000000" w:themeColor="text1"/>
+          <w:lang w:val="en-US"/>
+        </w:rPr>
+        <w:t>. Results for only one off-diagonal (no diagonal)</w:t>
+      </w:r>
+      <w:r>
+        <w:rPr>
+          <w:rFonts w:ascii="David" w:hAnsi="David" w:cs="David"/>
+          <w:color w:val="000000" w:themeColor="text1"/>
+          <w:lang w:val="en-US"/>
+        </w:rPr>
+        <w:t xml:space="preserve">. The results are similar when adding </w:t>
+      </w:r>
+      <w:proofErr w:type="gramStart"/>
+      <w:r>
+        <w:rPr>
+          <w:rFonts w:ascii="David" w:hAnsi="David" w:cs="David"/>
+          <w:color w:val="000000" w:themeColor="text1"/>
+          <w:lang w:val="en-US"/>
+        </w:rPr>
+        <w:t>the diagonal</w:t>
+      </w:r>
+      <w:proofErr w:type="gramEnd"/>
+      <w:r>
+        <w:rPr>
+          <w:rFonts w:ascii="David" w:hAnsi="David" w:cs="David"/>
+          <w:color w:val="000000" w:themeColor="text1"/>
+          <w:lang w:val="en-US"/>
+        </w:rPr>
+        <w:t>.</w:t>
+      </w:r>
+      <w:r>
+        <w:rPr>
+          <w:rFonts w:ascii="David" w:hAnsi="David" w:cs="David"/>
+          <w:color w:val="000000" w:themeColor="text1"/>
+          <w:lang w:val="en-US"/>
+        </w:rPr>
+        <w:t xml:space="preserve"> </w:t>
+      </w:r>
+      <w:r>
+        <w:rPr>
+          <w:rFonts w:ascii="David" w:hAnsi="David" w:cs="David"/>
+          <w:color w:val="FF0000"/>
+          <w:lang w:val="en-US"/>
+        </w:rPr>
+        <w:t xml:space="preserve">Do it for </w:t>
+      </w:r>
+      <w:proofErr w:type="gramStart"/>
+      <w:r>
+        <w:rPr>
+          <w:rFonts w:ascii="David" w:hAnsi="David" w:cs="David"/>
+          <w:color w:val="FF0000"/>
+          <w:lang w:val="en-US"/>
+        </w:rPr>
+        <w:t>both off</w:t>
+      </w:r>
+      <w:proofErr w:type="gramEnd"/>
+      <w:r>
+        <w:rPr>
+          <w:rFonts w:ascii="David" w:hAnsi="David" w:cs="David"/>
+          <w:color w:val="FF0000"/>
+          <w:lang w:val="en-US"/>
+        </w:rPr>
+        <w:t>-diagonals</w:t>
+      </w:r>
+      <w:r>
+        <w:rPr>
+          <w:rFonts w:ascii="David" w:hAnsi="David" w:cs="David"/>
+          <w:color w:val="FF0000"/>
+          <w:lang w:val="en-US"/>
+        </w:rPr>
+        <w:t>. Might be wrong, check the code</w:t>
+      </w:r>
+    </w:p>
+    <w:p>
+      <w:pPr>
+        <w:rPr>
+          <w:rFonts w:ascii="David" w:hAnsi="David" w:cs="David"/>
+          <w:color w:val="FF0000"/>
+          <w:lang w:val="en-US"/>
+        </w:rPr>
+      </w:pPr>
+    </w:p>
+    <w:p>
+      <w:pPr>
+        <w:rPr>
+          <w:rFonts w:ascii="David" w:hAnsi="David" w:cs="David"/>
+          <w:color w:val="FF0000"/>
+          <w:lang w:val="en-US"/>
+        </w:rPr>
+      </w:pPr>
+      <w:r>
+        <w:rPr>
+          <w:rFonts w:ascii="David" w:hAnsi="David" w:cs="David"/>
+          <w:color w:val="FF0000"/>
+          <w:lang w:val="en-US"/>
+        </w:rPr>
+        <w:t>Updated: partner fidelity was calculated for 1 iteration based on existing links in the diagonal. The correlation needs to be calculated for diagonal and off-diagonals (together and separately).</w:t>
+      </w:r>
+    </w:p>
+    <w:p>
+      <w:pPr>
+        <w:rPr>
+          <w:rFonts w:ascii="David" w:hAnsi="David" w:cs="David"/>
+          <w:lang w:val="en-US"/>
+        </w:rPr>
+      </w:pPr>
+      <w:r>
+        <w:rPr>
+          <w:rFonts w:ascii="David" w:hAnsi="David" w:cs="David"/>
+          <w:lang w:val="en-US"/>
+        </w:rPr>
+        <w:t>Results – not updated:</w:t>
       </w:r>
     </w:p>
     <w:p>
@@ -3762,7 +4298,7 @@
                     <pic:cNvPicPr/>
                   </pic:nvPicPr>
                   <pic:blipFill rotWithShape="1">
-                    <a:blip r:embed="rId27">
+                    <a:blip r:embed="rId31">
                       <a:extLst>
                         <a:ext uri="{28A0092B-C50C-407E-A947-70E740481C1C}">
                           <a14:useLocalDpi xmlns:a14="http://schemas.microsoft.com/office/drawing/2010/main" val="0"/>
@@ -3848,7 +4384,7 @@
                     <pic:cNvPicPr/>
                   </pic:nvPicPr>
                   <pic:blipFill rotWithShape="1">
-                    <a:blip r:embed="rId28">
+                    <a:blip r:embed="rId32">
                       <a:extLst>
                         <a:ext uri="{28A0092B-C50C-407E-A947-70E740481C1C}">
                           <a14:useLocalDpi xmlns:a14="http://schemas.microsoft.com/office/drawing/2010/main" val="0"/>
@@ -3918,6 +4454,175 @@
       <w:r>
         <w:rPr>
           <w:rFonts w:ascii="David" w:hAnsi="David" w:cs="David"/>
+          <w:color w:val="000000" w:themeColor="text1"/>
+          <w:lang w:val="en-US"/>
+        </w:rPr>
+        <w:t xml:space="preserve">Island scale (one off-diagonal): </w:t>
+      </w:r>
+    </w:p>
+    <w:p>
+      <w:pPr>
+        <w:rPr>
+          <w:rFonts w:ascii="David" w:hAnsi="David" w:cs="David"/>
+          <w:color w:val="000000" w:themeColor="text1"/>
+          <w:lang w:val="en-US"/>
+        </w:rPr>
+      </w:pPr>
+      <w:r>
+        <w:rPr>
+          <w:rFonts w:ascii="David" w:hAnsi="David" w:cs="David"/>
+          <w:noProof/>
+          <w:color w:val="000000" w:themeColor="text1"/>
+          <w:lang w:val="en-US"/>
+        </w:rPr>
+        <w:lastRenderedPageBreak/>
+        <w:drawing>
+          <wp:inline distT="0" distB="0" distL="0" distR="0" wp14:anchorId="556DBB9A" wp14:editId="5D745A65">
+            <wp:extent cx="3556719" cy="3003452"/>
+            <wp:effectExtent l="0" t="0" r="5715" b="6985"/>
+            <wp:docPr id="1098480811" name="Picture 1"/>
+            <wp:cNvGraphicFramePr>
+              <a:graphicFrameLocks xmlns:a="http://schemas.openxmlformats.org/drawingml/2006/main" noChangeAspect="1"/>
+            </wp:cNvGraphicFramePr>
+            <a:graphic xmlns:a="http://schemas.openxmlformats.org/drawingml/2006/main">
+              <a:graphicData uri="http://schemas.openxmlformats.org/drawingml/2006/picture">
+                <pic:pic xmlns:pic="http://schemas.openxmlformats.org/drawingml/2006/picture">
+                  <pic:nvPicPr>
+                    <pic:cNvPr id="1098480811" name="Picture 1098480811"/>
+                    <pic:cNvPicPr/>
+                  </pic:nvPicPr>
+                  <pic:blipFill>
+                    <a:blip r:embed="rId33" cstate="print">
+                      <a:extLst>
+                        <a:ext uri="{28A0092B-C50C-407E-A947-70E740481C1C}">
+                          <a14:useLocalDpi xmlns:a14="http://schemas.microsoft.com/office/drawing/2010/main" val="0"/>
+                        </a:ext>
+                      </a:extLst>
+                    </a:blip>
+                    <a:stretch>
+                      <a:fillRect/>
+                    </a:stretch>
+                  </pic:blipFill>
+                  <pic:spPr>
+                    <a:xfrm>
+                      <a:off x="0" y="0"/>
+                      <a:ext cx="3562706" cy="3008508"/>
+                    </a:xfrm>
+                    <a:prstGeom prst="rect">
+                      <a:avLst/>
+                    </a:prstGeom>
+                  </pic:spPr>
+                </pic:pic>
+              </a:graphicData>
+            </a:graphic>
+          </wp:inline>
+        </w:drawing>
+      </w:r>
+    </w:p>
+    <w:p>
+      <w:pPr>
+        <w:rPr>
+          <w:rFonts w:ascii="David" w:hAnsi="David" w:cs="David"/>
+          <w:color w:val="000000" w:themeColor="text1"/>
+          <w:lang w:val="en-US"/>
+        </w:rPr>
+      </w:pPr>
+      <w:r>
+        <w:rPr>
+          <w:rFonts w:ascii="David" w:hAnsi="David" w:cs="David"/>
+          <w:color w:val="000000" w:themeColor="text1"/>
+          <w:lang w:val="en-US"/>
+        </w:rPr>
+        <w:t xml:space="preserve">Both </w:t>
+      </w:r>
+      <w:proofErr w:type="gramStart"/>
+      <w:r>
+        <w:rPr>
+          <w:rFonts w:ascii="David" w:hAnsi="David" w:cs="David"/>
+          <w:color w:val="000000" w:themeColor="text1"/>
+          <w:lang w:val="en-US"/>
+        </w:rPr>
+        <w:t>off-diagonals</w:t>
+      </w:r>
+      <w:proofErr w:type="gramEnd"/>
+      <w:r>
+        <w:rPr>
+          <w:rFonts w:ascii="David" w:hAnsi="David" w:cs="David"/>
+          <w:color w:val="000000" w:themeColor="text1"/>
+          <w:lang w:val="en-US"/>
+        </w:rPr>
+        <w:t>:</w:t>
+      </w:r>
+    </w:p>
+    <w:p>
+      <w:pPr>
+        <w:rPr>
+          <w:rFonts w:ascii="David" w:hAnsi="David" w:cs="David"/>
+          <w:color w:val="000000" w:themeColor="text1"/>
+          <w:lang w:val="en-US"/>
+        </w:rPr>
+      </w:pPr>
+      <w:r>
+        <w:rPr>
+          <w:rFonts w:ascii="David" w:hAnsi="David" w:cs="David"/>
+          <w:noProof/>
+          <w:color w:val="000000" w:themeColor="text1"/>
+          <w:lang w:val="en-US"/>
+        </w:rPr>
+        <w:drawing>
+          <wp:inline distT="0" distB="0" distL="0" distR="0" wp14:anchorId="0859CEF8" wp14:editId="25108600">
+            <wp:extent cx="3556635" cy="3003381"/>
+            <wp:effectExtent l="0" t="0" r="5715" b="6985"/>
+            <wp:docPr id="372620064" name="Picture 3" descr="A graph with green and blue lines&#10;&#10;AI-generated content may be incorrect."/>
+            <wp:cNvGraphicFramePr>
+              <a:graphicFrameLocks xmlns:a="http://schemas.openxmlformats.org/drawingml/2006/main" noChangeAspect="1"/>
+            </wp:cNvGraphicFramePr>
+            <a:graphic xmlns:a="http://schemas.openxmlformats.org/drawingml/2006/main">
+              <a:graphicData uri="http://schemas.openxmlformats.org/drawingml/2006/picture">
+                <pic:pic xmlns:pic="http://schemas.openxmlformats.org/drawingml/2006/picture">
+                  <pic:nvPicPr>
+                    <pic:cNvPr id="372620064" name="Picture 3" descr="A graph with green and blue lines&#10;&#10;AI-generated content may be incorrect."/>
+                    <pic:cNvPicPr/>
+                  </pic:nvPicPr>
+                  <pic:blipFill>
+                    <a:blip r:embed="rId34" cstate="print">
+                      <a:extLst>
+                        <a:ext uri="{28A0092B-C50C-407E-A947-70E740481C1C}">
+                          <a14:useLocalDpi xmlns:a14="http://schemas.microsoft.com/office/drawing/2010/main" val="0"/>
+                        </a:ext>
+                      </a:extLst>
+                    </a:blip>
+                    <a:stretch>
+                      <a:fillRect/>
+                    </a:stretch>
+                  </pic:blipFill>
+                  <pic:spPr>
+                    <a:xfrm>
+                      <a:off x="0" y="0"/>
+                      <a:ext cx="3566763" cy="3011933"/>
+                    </a:xfrm>
+                    <a:prstGeom prst="rect">
+                      <a:avLst/>
+                    </a:prstGeom>
+                  </pic:spPr>
+                </pic:pic>
+              </a:graphicData>
+            </a:graphic>
+          </wp:inline>
+        </w:drawing>
+      </w:r>
+    </w:p>
+    <w:p>
+      <w:pPr>
+        <w:rPr>
+          <w:rFonts w:ascii="David" w:hAnsi="David" w:cs="David"/>
+          <w:color w:val="000000" w:themeColor="text1"/>
+          <w:lang w:val="en-US"/>
+        </w:rPr>
+      </w:pPr>
+      <w:r>
+        <w:rPr>
+          <w:rFonts w:ascii="David" w:hAnsi="David" w:cs="David"/>
           <w:b/>
           <w:bCs/>
           <w:color w:val="000000" w:themeColor="text1"/>
@@ -3939,7 +4644,23 @@
           <w:color w:val="000000" w:themeColor="text1"/>
           <w:lang w:val="en-US"/>
         </w:rPr>
-        <w:t>(with diagonal):</w:t>
+        <w:t>(with diagonal</w:t>
+      </w:r>
+      <w:r>
+        <w:rPr>
+          <w:rFonts w:ascii="David" w:hAnsi="David" w:cs="David"/>
+          <w:color w:val="FF0000"/>
+          <w:lang w:val="en-US"/>
+        </w:rPr>
+        <w:t>??</w:t>
+      </w:r>
+      <w:r>
+        <w:rPr>
+          <w:rFonts w:ascii="David" w:hAnsi="David" w:cs="David"/>
+          <w:color w:val="000000" w:themeColor="text1"/>
+          <w:lang w:val="en-US"/>
+        </w:rPr>
+        <w:t>):</w:t>
       </w:r>
     </w:p>
     <w:p>
@@ -3974,7 +4695,7 @@
                     <pic:cNvPicPr/>
                   </pic:nvPicPr>
                   <pic:blipFill rotWithShape="1">
-                    <a:blip r:embed="rId29">
+                    <a:blip r:embed="rId35">
                       <a:extLst>
                         <a:ext uri="{28A0092B-C50C-407E-A947-70E740481C1C}">
                           <a14:useLocalDpi xmlns:a14="http://schemas.microsoft.com/office/drawing/2010/main" val="0"/>
@@ -4021,6 +4742,696 @@
       <w:pPr>
         <w:rPr>
           <w:rFonts w:ascii="David" w:hAnsi="David" w:cs="David"/>
+          <w:color w:val="000000" w:themeColor="text1"/>
+          <w:lang w:val="en-US"/>
+        </w:rPr>
+      </w:pPr>
+      <w:r>
+        <w:rPr>
+          <w:rFonts w:ascii="David" w:hAnsi="David" w:cs="David"/>
+          <w:noProof/>
+          <w:color w:val="000000" w:themeColor="text1"/>
+          <w:lang w:val="en-US"/>
+        </w:rPr>
+        <w:drawing>
+          <wp:inline distT="0" distB="0" distL="0" distR="0" wp14:anchorId="08605E1F" wp14:editId="10685E7D">
+            <wp:extent cx="3748299" cy="3165231"/>
+            <wp:effectExtent l="0" t="0" r="5080" b="0"/>
+            <wp:docPr id="1575366184" name="Picture 4"/>
+            <wp:cNvGraphicFramePr>
+              <a:graphicFrameLocks xmlns:a="http://schemas.openxmlformats.org/drawingml/2006/main" noChangeAspect="1"/>
+            </wp:cNvGraphicFramePr>
+            <a:graphic xmlns:a="http://schemas.openxmlformats.org/drawingml/2006/main">
+              <a:graphicData uri="http://schemas.openxmlformats.org/drawingml/2006/picture">
+                <pic:pic xmlns:pic="http://schemas.openxmlformats.org/drawingml/2006/picture">
+                  <pic:nvPicPr>
+                    <pic:cNvPr id="1575366184" name="Picture 1575366184"/>
+                    <pic:cNvPicPr/>
+                  </pic:nvPicPr>
+                  <pic:blipFill>
+                    <a:blip r:embed="rId36" cstate="print">
+                      <a:extLst>
+                        <a:ext uri="{28A0092B-C50C-407E-A947-70E740481C1C}">
+                          <a14:useLocalDpi xmlns:a14="http://schemas.microsoft.com/office/drawing/2010/main" val="0"/>
+                        </a:ext>
+                      </a:extLst>
+                    </a:blip>
+                    <a:stretch>
+                      <a:fillRect/>
+                    </a:stretch>
+                  </pic:blipFill>
+                  <pic:spPr>
+                    <a:xfrm>
+                      <a:off x="0" y="0"/>
+                      <a:ext cx="3756623" cy="3172260"/>
+                    </a:xfrm>
+                    <a:prstGeom prst="rect">
+                      <a:avLst/>
+                    </a:prstGeom>
+                  </pic:spPr>
+                </pic:pic>
+              </a:graphicData>
+            </a:graphic>
+          </wp:inline>
+        </w:drawing>
+      </w:r>
+    </w:p>
+    <w:p>
+      <w:pPr>
+        <w:rPr>
+          <w:rFonts w:ascii="David" w:hAnsi="David" w:cs="David"/>
+          <w:color w:val="000000" w:themeColor="text1"/>
+          <w:lang w:val="en-US"/>
+        </w:rPr>
+      </w:pPr>
+      <w:r>
+        <w:rPr>
+          <w:rFonts w:ascii="David" w:hAnsi="David" w:cs="David"/>
+          <w:color w:val="000000" w:themeColor="text1"/>
+          <w:lang w:val="en-US"/>
+        </w:rPr>
+        <w:t>Corrected:</w:t>
+      </w:r>
+    </w:p>
+    <w:p>
+      <w:pPr>
+        <w:rPr>
+          <w:rFonts w:ascii="David" w:hAnsi="David" w:cs="David"/>
+          <w:color w:val="000000" w:themeColor="text1"/>
+          <w:lang w:val="en-US"/>
+        </w:rPr>
+      </w:pPr>
+      <w:r>
+        <w:rPr>
+          <w:rFonts w:ascii="David" w:hAnsi="David" w:cs="David"/>
+          <w:color w:val="000000" w:themeColor="text1"/>
+          <w:lang w:val="en-US"/>
+        </w:rPr>
+        <w:t>All iterations, island scale, original links =1+0, off diagonals and diagonals</w:t>
+      </w:r>
+    </w:p>
+    <w:p>
+      <w:pPr>
+        <w:rPr>
+          <w:rFonts w:ascii="David" w:hAnsi="David" w:cs="David"/>
+          <w:color w:val="000000" w:themeColor="text1"/>
+          <w:lang w:val="en-US"/>
+        </w:rPr>
+      </w:pPr>
+      <w:r>
+        <w:rPr>
+          <w:rFonts w:ascii="David" w:hAnsi="David" w:cs="David"/>
+          <w:noProof/>
+          <w:color w:val="000000" w:themeColor="text1"/>
+          <w:lang w:val="en-US"/>
+        </w:rPr>
+        <w:lastRenderedPageBreak/>
+        <w:drawing>
+          <wp:inline distT="0" distB="0" distL="0" distR="0" wp14:anchorId="4288A8E8" wp14:editId="0C3A37EA">
+            <wp:extent cx="2841674" cy="2399636"/>
+            <wp:effectExtent l="0" t="0" r="0" b="1270"/>
+            <wp:docPr id="136820354" name="Picture 1"/>
+            <wp:cNvGraphicFramePr>
+              <a:graphicFrameLocks xmlns:a="http://schemas.openxmlformats.org/drawingml/2006/main" noChangeAspect="1"/>
+            </wp:cNvGraphicFramePr>
+            <a:graphic xmlns:a="http://schemas.openxmlformats.org/drawingml/2006/main">
+              <a:graphicData uri="http://schemas.openxmlformats.org/drawingml/2006/picture">
+                <pic:pic xmlns:pic="http://schemas.openxmlformats.org/drawingml/2006/picture">
+                  <pic:nvPicPr>
+                    <pic:cNvPr id="136820354" name="Picture 136820354"/>
+                    <pic:cNvPicPr/>
+                  </pic:nvPicPr>
+                  <pic:blipFill>
+                    <a:blip r:embed="rId37" cstate="print">
+                      <a:extLst>
+                        <a:ext uri="{28A0092B-C50C-407E-A947-70E740481C1C}">
+                          <a14:useLocalDpi xmlns:a14="http://schemas.microsoft.com/office/drawing/2010/main" val="0"/>
+                        </a:ext>
+                      </a:extLst>
+                    </a:blip>
+                    <a:stretch>
+                      <a:fillRect/>
+                    </a:stretch>
+                  </pic:blipFill>
+                  <pic:spPr>
+                    <a:xfrm>
+                      <a:off x="0" y="0"/>
+                      <a:ext cx="2864926" cy="2419271"/>
+                    </a:xfrm>
+                    <a:prstGeom prst="rect">
+                      <a:avLst/>
+                    </a:prstGeom>
+                  </pic:spPr>
+                </pic:pic>
+              </a:graphicData>
+            </a:graphic>
+          </wp:inline>
+        </w:drawing>
+      </w:r>
+      <w:r>
+        <w:rPr>
+          <w:rFonts w:ascii="David" w:hAnsi="David" w:cs="David"/>
+          <w:noProof/>
+          <w:color w:val="000000" w:themeColor="text1"/>
+          <w:lang w:val="en-US"/>
+        </w:rPr>
+        <w:drawing>
+          <wp:inline distT="0" distB="0" distL="0" distR="0" wp14:anchorId="5C989D15" wp14:editId="2BF46691">
+            <wp:extent cx="2851296" cy="2407761"/>
+            <wp:effectExtent l="0" t="0" r="6350" b="0"/>
+            <wp:docPr id="394252880" name="Picture 2"/>
+            <wp:cNvGraphicFramePr>
+              <a:graphicFrameLocks xmlns:a="http://schemas.openxmlformats.org/drawingml/2006/main" noChangeAspect="1"/>
+            </wp:cNvGraphicFramePr>
+            <a:graphic xmlns:a="http://schemas.openxmlformats.org/drawingml/2006/main">
+              <a:graphicData uri="http://schemas.openxmlformats.org/drawingml/2006/picture">
+                <pic:pic xmlns:pic="http://schemas.openxmlformats.org/drawingml/2006/picture">
+                  <pic:nvPicPr>
+                    <pic:cNvPr id="394252880" name="Picture 394252880"/>
+                    <pic:cNvPicPr/>
+                  </pic:nvPicPr>
+                  <pic:blipFill>
+                    <a:blip r:embed="rId38" cstate="print">
+                      <a:extLst>
+                        <a:ext uri="{28A0092B-C50C-407E-A947-70E740481C1C}">
+                          <a14:useLocalDpi xmlns:a14="http://schemas.microsoft.com/office/drawing/2010/main" val="0"/>
+                        </a:ext>
+                      </a:extLst>
+                    </a:blip>
+                    <a:stretch>
+                      <a:fillRect/>
+                    </a:stretch>
+                  </pic:blipFill>
+                  <pic:spPr>
+                    <a:xfrm>
+                      <a:off x="0" y="0"/>
+                      <a:ext cx="2881215" cy="2433026"/>
+                    </a:xfrm>
+                    <a:prstGeom prst="rect">
+                      <a:avLst/>
+                    </a:prstGeom>
+                  </pic:spPr>
+                </pic:pic>
+              </a:graphicData>
+            </a:graphic>
+          </wp:inline>
+        </w:drawing>
+      </w:r>
+    </w:p>
+    <w:p>
+      <w:pPr>
+        <w:rPr>
+          <w:rFonts w:ascii="David" w:hAnsi="David" w:cs="David"/>
+          <w:color w:val="000000" w:themeColor="text1"/>
+          <w:lang w:val="en-US"/>
+        </w:rPr>
+      </w:pPr>
+      <w:r>
+        <w:rPr>
+          <w:rFonts w:ascii="David" w:hAnsi="David" w:cs="David"/>
+          <w:color w:val="000000" w:themeColor="text1"/>
+          <w:lang w:val="en-US"/>
+        </w:rPr>
+        <w:t>Results are almost the same when removing the diagonal</w:t>
+      </w:r>
+      <w:r>
+        <w:rPr>
+          <w:rFonts w:ascii="David" w:hAnsi="David" w:cs="David"/>
+          <w:color w:val="000000" w:themeColor="text1"/>
+          <w:lang w:val="en-US"/>
+        </w:rPr>
+        <w:t>:</w:t>
+      </w:r>
+    </w:p>
+    <w:p>
+      <w:pPr>
+        <w:rPr>
+          <w:rFonts w:ascii="David" w:hAnsi="David" w:cs="David"/>
+          <w:color w:val="000000" w:themeColor="text1"/>
+          <w:lang w:val="en-US"/>
+        </w:rPr>
+      </w:pPr>
+      <w:r>
+        <w:rPr>
+          <w:rFonts w:ascii="David" w:hAnsi="David" w:cs="David"/>
+          <w:noProof/>
+          <w:color w:val="000000" w:themeColor="text1"/>
+          <w:lang w:val="en-US"/>
+        </w:rPr>
+        <w:drawing>
+          <wp:inline distT="0" distB="0" distL="0" distR="0" wp14:anchorId="6939D3C2" wp14:editId="76270DDB">
+            <wp:extent cx="2865366" cy="2419643"/>
+            <wp:effectExtent l="0" t="0" r="0" b="0"/>
+            <wp:docPr id="616980905" name="Picture 3"/>
+            <wp:cNvGraphicFramePr>
+              <a:graphicFrameLocks xmlns:a="http://schemas.openxmlformats.org/drawingml/2006/main" noChangeAspect="1"/>
+            </wp:cNvGraphicFramePr>
+            <a:graphic xmlns:a="http://schemas.openxmlformats.org/drawingml/2006/main">
+              <a:graphicData uri="http://schemas.openxmlformats.org/drawingml/2006/picture">
+                <pic:pic xmlns:pic="http://schemas.openxmlformats.org/drawingml/2006/picture">
+                  <pic:nvPicPr>
+                    <pic:cNvPr id="616980905" name="Picture 616980905"/>
+                    <pic:cNvPicPr/>
+                  </pic:nvPicPr>
+                  <pic:blipFill>
+                    <a:blip r:embed="rId39" cstate="print">
+                      <a:extLst>
+                        <a:ext uri="{28A0092B-C50C-407E-A947-70E740481C1C}">
+                          <a14:useLocalDpi xmlns:a14="http://schemas.microsoft.com/office/drawing/2010/main" val="0"/>
+                        </a:ext>
+                      </a:extLst>
+                    </a:blip>
+                    <a:stretch>
+                      <a:fillRect/>
+                    </a:stretch>
+                  </pic:blipFill>
+                  <pic:spPr>
+                    <a:xfrm>
+                      <a:off x="0" y="0"/>
+                      <a:ext cx="2875690" cy="2428361"/>
+                    </a:xfrm>
+                    <a:prstGeom prst="rect">
+                      <a:avLst/>
+                    </a:prstGeom>
+                  </pic:spPr>
+                </pic:pic>
+              </a:graphicData>
+            </a:graphic>
+          </wp:inline>
+        </w:drawing>
+      </w:r>
+      <w:r>
+        <w:rPr>
+          <w:rFonts w:ascii="David" w:hAnsi="David" w:cs="David"/>
+          <w:noProof/>
+          <w:color w:val="000000" w:themeColor="text1"/>
+          <w:lang w:val="en-US"/>
+        </w:rPr>
+        <w:drawing>
+          <wp:inline distT="0" distB="0" distL="0" distR="0" wp14:anchorId="6F2E06C2" wp14:editId="083AFCC3">
+            <wp:extent cx="2890356" cy="2440745"/>
+            <wp:effectExtent l="0" t="0" r="5715" b="0"/>
+            <wp:docPr id="997081678" name="Picture 4"/>
+            <wp:cNvGraphicFramePr>
+              <a:graphicFrameLocks xmlns:a="http://schemas.openxmlformats.org/drawingml/2006/main" noChangeAspect="1"/>
+            </wp:cNvGraphicFramePr>
+            <a:graphic xmlns:a="http://schemas.openxmlformats.org/drawingml/2006/main">
+              <a:graphicData uri="http://schemas.openxmlformats.org/drawingml/2006/picture">
+                <pic:pic xmlns:pic="http://schemas.openxmlformats.org/drawingml/2006/picture">
+                  <pic:nvPicPr>
+                    <pic:cNvPr id="997081678" name="Picture 997081678"/>
+                    <pic:cNvPicPr/>
+                  </pic:nvPicPr>
+                  <pic:blipFill>
+                    <a:blip r:embed="rId40" cstate="print">
+                      <a:extLst>
+                        <a:ext uri="{28A0092B-C50C-407E-A947-70E740481C1C}">
+                          <a14:useLocalDpi xmlns:a14="http://schemas.microsoft.com/office/drawing/2010/main" val="0"/>
+                        </a:ext>
+                      </a:extLst>
+                    </a:blip>
+                    <a:stretch>
+                      <a:fillRect/>
+                    </a:stretch>
+                  </pic:blipFill>
+                  <pic:spPr>
+                    <a:xfrm>
+                      <a:off x="0" y="0"/>
+                      <a:ext cx="2907054" cy="2454846"/>
+                    </a:xfrm>
+                    <a:prstGeom prst="rect">
+                      <a:avLst/>
+                    </a:prstGeom>
+                  </pic:spPr>
+                </pic:pic>
+              </a:graphicData>
+            </a:graphic>
+          </wp:inline>
+        </w:drawing>
+      </w:r>
+    </w:p>
+    <w:p>
+      <w:pPr>
+        <w:rPr>
+          <w:rFonts w:ascii="David" w:hAnsi="David" w:cs="David"/>
+          <w:color w:val="000000" w:themeColor="text1"/>
+          <w:lang w:val="en-US"/>
+        </w:rPr>
+      </w:pPr>
+      <w:r>
+        <w:rPr>
+          <w:rFonts w:ascii="David" w:hAnsi="David" w:cs="David"/>
+          <w:color w:val="000000" w:themeColor="text1"/>
+          <w:lang w:val="en-US"/>
+        </w:rPr>
+        <w:t xml:space="preserve">For the </w:t>
+      </w:r>
+      <w:proofErr w:type="gramStart"/>
+      <w:r>
+        <w:rPr>
+          <w:rFonts w:ascii="David" w:hAnsi="David" w:cs="David"/>
+          <w:color w:val="000000" w:themeColor="text1"/>
+          <w:lang w:val="en-US"/>
+        </w:rPr>
+        <w:t>off-diagonals</w:t>
+      </w:r>
+      <w:proofErr w:type="gramEnd"/>
+      <w:r>
+        <w:rPr>
+          <w:rFonts w:ascii="David" w:hAnsi="David" w:cs="David"/>
+          <w:color w:val="000000" w:themeColor="text1"/>
+          <w:lang w:val="en-US"/>
+        </w:rPr>
+        <w:t xml:space="preserve">, when looking at 1 </w:t>
+      </w:r>
+      <w:proofErr w:type="gramStart"/>
+      <w:r>
+        <w:rPr>
+          <w:rFonts w:ascii="David" w:hAnsi="David" w:cs="David"/>
+          <w:color w:val="000000" w:themeColor="text1"/>
+          <w:lang w:val="en-US"/>
+        </w:rPr>
+        <w:t>iteration</w:t>
+      </w:r>
+      <w:proofErr w:type="gramEnd"/>
+      <w:r>
+        <w:rPr>
+          <w:rFonts w:ascii="David" w:hAnsi="David" w:cs="David"/>
+          <w:color w:val="000000" w:themeColor="text1"/>
+          <w:lang w:val="en-US"/>
+        </w:rPr>
+        <w:t xml:space="preserve"> the trends are the same but not significant</w:t>
+      </w:r>
+      <w:r>
+        <w:rPr>
+          <w:rFonts w:ascii="David" w:hAnsi="David" w:cs="David"/>
+          <w:color w:val="000000" w:themeColor="text1"/>
+          <w:lang w:val="en-US"/>
+        </w:rPr>
+        <w:t>:</w:t>
+      </w:r>
+    </w:p>
+    <w:p>
+      <w:pPr>
+        <w:rPr>
+          <w:rFonts w:ascii="David" w:hAnsi="David" w:cs="David"/>
+          <w:color w:val="000000" w:themeColor="text1"/>
+          <w:lang w:val="en-US"/>
+        </w:rPr>
+      </w:pPr>
+      <w:r>
+        <w:rPr>
+          <w:rFonts w:ascii="David" w:hAnsi="David" w:cs="David" w:hint="cs"/>
+          <w:noProof/>
+          <w:color w:val="000000" w:themeColor="text1"/>
+          <w:rtl/>
+          <w:lang w:val="he-IL"/>
+        </w:rPr>
+        <w:drawing>
+          <wp:inline distT="0" distB="0" distL="0" distR="0" wp14:anchorId="2061277C" wp14:editId="3C89C64B">
+            <wp:extent cx="2913898" cy="2460625"/>
+            <wp:effectExtent l="0" t="0" r="1270" b="0"/>
+            <wp:docPr id="314017206" name="Picture 7"/>
+            <wp:cNvGraphicFramePr>
+              <a:graphicFrameLocks xmlns:a="http://schemas.openxmlformats.org/drawingml/2006/main" noChangeAspect="1"/>
+            </wp:cNvGraphicFramePr>
+            <a:graphic xmlns:a="http://schemas.openxmlformats.org/drawingml/2006/main">
+              <a:graphicData uri="http://schemas.openxmlformats.org/drawingml/2006/picture">
+                <pic:pic xmlns:pic="http://schemas.openxmlformats.org/drawingml/2006/picture">
+                  <pic:nvPicPr>
+                    <pic:cNvPr id="314017206" name="Picture 314017206"/>
+                    <pic:cNvPicPr/>
+                  </pic:nvPicPr>
+                  <pic:blipFill>
+                    <a:blip r:embed="rId41" cstate="print">
+                      <a:extLst>
+                        <a:ext uri="{28A0092B-C50C-407E-A947-70E740481C1C}">
+                          <a14:useLocalDpi xmlns:a14="http://schemas.microsoft.com/office/drawing/2010/main" val="0"/>
+                        </a:ext>
+                      </a:extLst>
+                    </a:blip>
+                    <a:stretch>
+                      <a:fillRect/>
+                    </a:stretch>
+                  </pic:blipFill>
+                  <pic:spPr>
+                    <a:xfrm>
+                      <a:off x="0" y="0"/>
+                      <a:ext cx="2925908" cy="2470767"/>
+                    </a:xfrm>
+                    <a:prstGeom prst="rect">
+                      <a:avLst/>
+                    </a:prstGeom>
+                  </pic:spPr>
+                </pic:pic>
+              </a:graphicData>
+            </a:graphic>
+          </wp:inline>
+        </w:drawing>
+      </w:r>
+      <w:r>
+        <w:rPr>
+          <w:rFonts w:ascii="David" w:hAnsi="David" w:cs="David" w:hint="cs"/>
+          <w:noProof/>
+          <w:color w:val="000000" w:themeColor="text1"/>
+          <w:rtl/>
+          <w:lang w:val="he-IL"/>
+        </w:rPr>
+        <w:drawing>
+          <wp:inline distT="0" distB="0" distL="0" distR="0" wp14:anchorId="3EC23CBC" wp14:editId="3CA0C1A7">
+            <wp:extent cx="2947216" cy="2488760"/>
+            <wp:effectExtent l="0" t="0" r="5715" b="6985"/>
+            <wp:docPr id="1107465307" name="Picture 6"/>
+            <wp:cNvGraphicFramePr>
+              <a:graphicFrameLocks xmlns:a="http://schemas.openxmlformats.org/drawingml/2006/main" noChangeAspect="1"/>
+            </wp:cNvGraphicFramePr>
+            <a:graphic xmlns:a="http://schemas.openxmlformats.org/drawingml/2006/main">
+              <a:graphicData uri="http://schemas.openxmlformats.org/drawingml/2006/picture">
+                <pic:pic xmlns:pic="http://schemas.openxmlformats.org/drawingml/2006/picture">
+                  <pic:nvPicPr>
+                    <pic:cNvPr id="1107465307" name="Picture 1107465307"/>
+                    <pic:cNvPicPr/>
+                  </pic:nvPicPr>
+                  <pic:blipFill>
+                    <a:blip r:embed="rId42" cstate="print">
+                      <a:extLst>
+                        <a:ext uri="{28A0092B-C50C-407E-A947-70E740481C1C}">
+                          <a14:useLocalDpi xmlns:a14="http://schemas.microsoft.com/office/drawing/2010/main" val="0"/>
+                        </a:ext>
+                      </a:extLst>
+                    </a:blip>
+                    <a:stretch>
+                      <a:fillRect/>
+                    </a:stretch>
+                  </pic:blipFill>
+                  <pic:spPr>
+                    <a:xfrm>
+                      <a:off x="0" y="0"/>
+                      <a:ext cx="2964743" cy="2503560"/>
+                    </a:xfrm>
+                    <a:prstGeom prst="rect">
+                      <a:avLst/>
+                    </a:prstGeom>
+                  </pic:spPr>
+                </pic:pic>
+              </a:graphicData>
+            </a:graphic>
+          </wp:inline>
+        </w:drawing>
+      </w:r>
+    </w:p>
+    <w:p>
+      <w:pPr>
+        <w:rPr>
+          <w:rFonts w:ascii="David" w:hAnsi="David" w:cs="David"/>
+          <w:color w:val="000000" w:themeColor="text1"/>
+          <w:lang w:val="en-US"/>
+        </w:rPr>
+      </w:pPr>
+      <w:r>
+        <w:rPr>
+          <w:rFonts w:ascii="David" w:hAnsi="David" w:cs="David"/>
+          <w:color w:val="000000" w:themeColor="text1"/>
+          <w:lang w:val="en-US"/>
+        </w:rPr>
+        <w:t xml:space="preserve">When looking at the correlations in different iterations, in some cases the </w:t>
+      </w:r>
+      <w:proofErr w:type="spellStart"/>
+      <w:r>
+        <w:rPr>
+          <w:rFonts w:ascii="David" w:hAnsi="David" w:cs="David"/>
+          <w:color w:val="000000" w:themeColor="text1"/>
+          <w:lang w:val="en-US"/>
+        </w:rPr>
+        <w:t>cor</w:t>
+      </w:r>
+      <w:proofErr w:type="spellEnd"/>
+      <w:r>
+        <w:rPr>
+          <w:rFonts w:ascii="David" w:hAnsi="David" w:cs="David"/>
+          <w:color w:val="000000" w:themeColor="text1"/>
+          <w:lang w:val="en-US"/>
+        </w:rPr>
+        <w:t xml:space="preserve"> is positive, sometimes negative, for some cases significant and in others not</w:t>
+      </w:r>
+      <w:r>
+        <w:rPr>
+          <w:rFonts w:ascii="David" w:hAnsi="David" w:cs="David"/>
+          <w:color w:val="000000" w:themeColor="text1"/>
+          <w:lang w:val="en-US"/>
+        </w:rPr>
+        <w:t xml:space="preserve"> (table</w:t>
+      </w:r>
+      <w:r>
+        <w:rPr>
+          <w:rFonts w:ascii="David" w:hAnsi="David" w:cs="David"/>
+          <w:color w:val="000000" w:themeColor="text1"/>
+          <w:lang w:val="en-US"/>
+        </w:rPr>
+        <w:t xml:space="preserve"> </w:t>
+      </w:r>
+      <w:r>
+        <w:rPr>
+          <w:rFonts w:ascii="David" w:hAnsi="David" w:cs="David"/>
+          <w:color w:val="000000" w:themeColor="text1"/>
+          <w:lang w:val="en-US"/>
+        </w:rPr>
+        <w:t>“</w:t>
+      </w:r>
+      <w:r>
+        <w:rPr>
+          <w:rFonts w:ascii="David" w:hAnsi="David" w:cs="David"/>
+          <w:color w:val="000000" w:themeColor="text1"/>
+          <w:lang w:val="en-US"/>
+        </w:rPr>
+        <w:t>pollinator_fidelity_itr_corr.csv</w:t>
+      </w:r>
+      <w:r>
+        <w:rPr>
+          <w:rFonts w:ascii="David" w:hAnsi="David" w:cs="David"/>
+          <w:color w:val="000000" w:themeColor="text1"/>
+          <w:lang w:val="en-US"/>
+        </w:rPr>
+        <w:t>”)</w:t>
+      </w:r>
+      <w:r>
+        <w:rPr>
+          <w:rFonts w:ascii="David" w:hAnsi="David" w:cs="David"/>
+          <w:color w:val="000000" w:themeColor="text1"/>
+          <w:lang w:val="en-US"/>
+        </w:rPr>
+        <w:t xml:space="preserve">. </w:t>
+      </w:r>
+      <w:proofErr w:type="gramStart"/>
+      <w:r>
+        <w:rPr>
+          <w:rFonts w:ascii="David" w:hAnsi="David" w:cs="David"/>
+          <w:color w:val="000000" w:themeColor="text1"/>
+          <w:lang w:val="en-US"/>
+        </w:rPr>
+        <w:t>So</w:t>
+      </w:r>
+      <w:proofErr w:type="gramEnd"/>
+      <w:r>
+        <w:rPr>
+          <w:rFonts w:ascii="David" w:hAnsi="David" w:cs="David"/>
+          <w:color w:val="000000" w:themeColor="text1"/>
+          <w:lang w:val="en-US"/>
+        </w:rPr>
+        <w:t xml:space="preserve"> we need to average the iterations.</w:t>
+      </w:r>
+    </w:p>
+    <w:p>
+      <w:pPr>
+        <w:rPr>
+          <w:rFonts w:ascii="David" w:hAnsi="David" w:cs="David"/>
+          <w:color w:val="000000" w:themeColor="text1"/>
+          <w:lang w:val="en-US"/>
+        </w:rPr>
+      </w:pPr>
+      <w:r>
+        <w:rPr>
+          <w:rFonts w:ascii="David" w:hAnsi="David" w:cs="David"/>
+          <w:color w:val="000000" w:themeColor="text1"/>
+          <w:lang w:val="en-US"/>
+        </w:rPr>
+        <w:lastRenderedPageBreak/>
+        <w:t>Mean partner fidelity (island scale):</w:t>
+      </w:r>
+    </w:p>
+    <w:p>
+      <w:pPr>
+        <w:rPr>
+          <w:rFonts w:ascii="David" w:hAnsi="David" w:cs="David" w:hint="cs"/>
+          <w:color w:val="000000" w:themeColor="text1"/>
+          <w:rtl/>
+          <w:lang w:val="en-US"/>
+        </w:rPr>
+      </w:pPr>
+      <w:r>
+        <w:rPr>
+          <w:rFonts w:ascii="David" w:hAnsi="David" w:cs="David" w:hint="cs"/>
+          <w:noProof/>
+          <w:color w:val="000000" w:themeColor="text1"/>
+          <w:rtl/>
+          <w:lang w:val="he-IL"/>
+        </w:rPr>
+        <w:drawing>
+          <wp:inline distT="0" distB="0" distL="0" distR="0" wp14:anchorId="17314A9B" wp14:editId="1F79463C">
+            <wp:extent cx="5099538" cy="3399692"/>
+            <wp:effectExtent l="0" t="0" r="6350" b="0"/>
+            <wp:docPr id="1252534012" name="Picture 8"/>
+            <wp:cNvGraphicFramePr>
+              <a:graphicFrameLocks xmlns:a="http://schemas.openxmlformats.org/drawingml/2006/main" noChangeAspect="1"/>
+            </wp:cNvGraphicFramePr>
+            <a:graphic xmlns:a="http://schemas.openxmlformats.org/drawingml/2006/main">
+              <a:graphicData uri="http://schemas.openxmlformats.org/drawingml/2006/picture">
+                <pic:pic xmlns:pic="http://schemas.openxmlformats.org/drawingml/2006/picture">
+                  <pic:nvPicPr>
+                    <pic:cNvPr id="1252534012" name="Picture 8"/>
+                    <pic:cNvPicPr/>
+                  </pic:nvPicPr>
+                  <pic:blipFill>
+                    <a:blip r:embed="rId43">
+                      <a:extLst>
+                        <a:ext uri="{28A0092B-C50C-407E-A947-70E740481C1C}">
+                          <a14:useLocalDpi xmlns:a14="http://schemas.microsoft.com/office/drawing/2010/main" val="0"/>
+                        </a:ext>
+                      </a:extLst>
+                    </a:blip>
+                    <a:stretch>
+                      <a:fillRect/>
+                    </a:stretch>
+                  </pic:blipFill>
+                  <pic:spPr>
+                    <a:xfrm>
+                      <a:off x="0" y="0"/>
+                      <a:ext cx="5110409" cy="3406939"/>
+                    </a:xfrm>
+                    <a:prstGeom prst="rect">
+                      <a:avLst/>
+                    </a:prstGeom>
+                  </pic:spPr>
+                </pic:pic>
+              </a:graphicData>
+            </a:graphic>
+          </wp:inline>
+        </w:drawing>
+      </w:r>
+    </w:p>
+    <w:p>
+      <w:pPr>
+        <w:rPr>
+          <w:rFonts w:ascii="David" w:hAnsi="David" w:cs="David"/>
+          <w:color w:val="000000" w:themeColor="text1"/>
+          <w:lang w:val="en-US"/>
+        </w:rPr>
+      </w:pPr>
+    </w:p>
+    <w:p>
+      <w:pPr>
+        <w:rPr>
+          <w:rFonts w:ascii="David" w:hAnsi="David" w:cs="David"/>
           <w:b/>
           <w:bCs/>
           <w:color w:val="000000" w:themeColor="text1"/>
@@ -4057,6 +5468,7 @@
           <w:color w:val="000000" w:themeColor="text1"/>
           <w:lang w:val="en-US"/>
         </w:rPr>
+        <w:lastRenderedPageBreak/>
         <w:drawing>
           <wp:inline distT="0" distB="0" distL="0" distR="0" wp14:anchorId="430A6D08" wp14:editId="00BD353D">
             <wp:extent cx="5185883" cy="4380499"/>
@@ -4073,7 +5485,7 @@
                     <pic:cNvPicPr/>
                   </pic:nvPicPr>
                   <pic:blipFill>
-                    <a:blip r:embed="rId30" cstate="print">
+                    <a:blip r:embed="rId44" cstate="print">
                       <a:extLst>
                         <a:ext uri="{28A0092B-C50C-407E-A947-70E740481C1C}">
                           <a14:useLocalDpi xmlns:a14="http://schemas.microsoft.com/office/drawing/2010/main" val="0"/>
@@ -4114,34 +5526,52 @@
           <w:color w:val="000000" w:themeColor="text1"/>
           <w:lang w:val="en-US"/>
         </w:rPr>
+        <w:t xml:space="preserve">This is based on the weighted data, taking into consideration all layer combinations and iterations. Only interactions that appear in the data </w:t>
+      </w:r>
+      <w:proofErr w:type="gramStart"/>
+      <w:r>
+        <w:rPr>
+          <w:rFonts w:ascii="David" w:hAnsi="David" w:cs="David"/>
+          <w:color w:val="000000" w:themeColor="text1"/>
+          <w:lang w:val="en-US"/>
+        </w:rPr>
+        <w:t>enough</w:t>
+      </w:r>
+      <w:proofErr w:type="gramEnd"/>
+      <w:r>
+        <w:rPr>
+          <w:rFonts w:ascii="David" w:hAnsi="David" w:cs="David"/>
+          <w:color w:val="000000" w:themeColor="text1"/>
+          <w:lang w:val="en-US"/>
+        </w:rPr>
+        <w:t xml:space="preserve"> times to conduct a t-test were taken into consideration in the analysis.</w:t>
+      </w:r>
+    </w:p>
+    <w:p>
+      <w:pPr>
+        <w:rPr>
+          <w:rFonts w:ascii="David" w:hAnsi="David" w:cs="David"/>
+          <w:color w:val="000000" w:themeColor="text1"/>
+          <w:lang w:val="en-US"/>
+        </w:rPr>
+      </w:pPr>
+    </w:p>
+    <w:p>
+      <w:pPr>
+        <w:rPr>
+          <w:rFonts w:ascii="David" w:hAnsi="David" w:cs="David"/>
+          <w:color w:val="000000" w:themeColor="text1"/>
+          <w:lang w:val="en-US"/>
+        </w:rPr>
+      </w:pPr>
+      <w:r>
+        <w:rPr>
+          <w:rFonts w:ascii="David" w:hAnsi="David" w:cs="David"/>
+          <w:noProof/>
+          <w:color w:val="000000" w:themeColor="text1"/>
+          <w:lang w:val="en-US"/>
+        </w:rPr>
         <w:lastRenderedPageBreak/>
-        <w:t>This is based on the weighted data, taking into consideration all layer combinations and iterations. Only interactions that appear in the data enough times to conduct a t-test were taken into consideration in the analysis.</w:t>
-      </w:r>
-    </w:p>
-    <w:p>
-      <w:pPr>
-        <w:rPr>
-          <w:rFonts w:ascii="David" w:hAnsi="David" w:cs="David"/>
-          <w:color w:val="000000" w:themeColor="text1"/>
-          <w:lang w:val="en-US"/>
-        </w:rPr>
-      </w:pPr>
-    </w:p>
-    <w:p>
-      <w:pPr>
-        <w:rPr>
-          <w:rFonts w:ascii="David" w:hAnsi="David" w:cs="David"/>
-          <w:color w:val="000000" w:themeColor="text1"/>
-          <w:lang w:val="en-US"/>
-        </w:rPr>
-      </w:pPr>
-      <w:r>
-        <w:rPr>
-          <w:rFonts w:ascii="David" w:hAnsi="David" w:cs="David"/>
-          <w:noProof/>
-          <w:color w:val="000000" w:themeColor="text1"/>
-          <w:lang w:val="en-US"/>
-        </w:rPr>
         <w:drawing>
           <wp:inline distT="0" distB="0" distL="0" distR="0" wp14:anchorId="040DB714" wp14:editId="6B99179D">
             <wp:extent cx="5943600" cy="5020310"/>
@@ -4158,7 +5588,7 @@
                     <pic:cNvPicPr/>
                   </pic:nvPicPr>
                   <pic:blipFill>
-                    <a:blip r:embed="rId31">
+                    <a:blip r:embed="rId45">
                       <a:extLst>
                         <a:ext uri="{28A0092B-C50C-407E-A947-70E740481C1C}">
                           <a14:useLocalDpi xmlns:a14="http://schemas.microsoft.com/office/drawing/2010/main" val="0"/>
@@ -4243,7 +5673,7 @@
                     <pic:cNvPicPr/>
                   </pic:nvPicPr>
                   <pic:blipFill rotWithShape="1">
-                    <a:blip r:embed="rId32">
+                    <a:blip r:embed="rId46">
                       <a:extLst>
                         <a:ext uri="{28A0092B-C50C-407E-A947-70E740481C1C}">
                           <a14:useLocalDpi xmlns:a14="http://schemas.microsoft.com/office/drawing/2010/main" val="0"/>
@@ -4445,7 +5875,7 @@
                     <pic:cNvPicPr/>
                   </pic:nvPicPr>
                   <pic:blipFill>
-                    <a:blip r:embed="rId33">
+                    <a:blip r:embed="rId47">
                       <a:extLst>
                         <a:ext uri="{28A0092B-C50C-407E-A947-70E740481C1C}">
                           <a14:useLocalDpi xmlns:a14="http://schemas.microsoft.com/office/drawing/2010/main" val="0"/>
@@ -4515,7 +5945,7 @@
                     <pic:cNvPicPr/>
                   </pic:nvPicPr>
                   <pic:blipFill>
-                    <a:blip r:embed="rId34">
+                    <a:blip r:embed="rId48">
                       <a:extLst>
                         <a:ext uri="{28A0092B-C50C-407E-A947-70E740481C1C}">
                           <a14:useLocalDpi xmlns:a14="http://schemas.microsoft.com/office/drawing/2010/main" val="0"/>
@@ -4599,7 +6029,7 @@
                     <pic:cNvPicPr/>
                   </pic:nvPicPr>
                   <pic:blipFill>
-                    <a:blip r:embed="rId35">
+                    <a:blip r:embed="rId49">
                       <a:extLst>
                         <a:ext uri="{28A0092B-C50C-407E-A947-70E740481C1C}">
                           <a14:useLocalDpi xmlns:a14="http://schemas.microsoft.com/office/drawing/2010/main" val="0"/>
@@ -4657,7 +6087,7 @@
                     <pic:cNvPicPr/>
                   </pic:nvPicPr>
                   <pic:blipFill>
-                    <a:blip r:embed="rId36">
+                    <a:blip r:embed="rId50">
                       <a:extLst>
                         <a:ext uri="{28A0092B-C50C-407E-A947-70E740481C1C}">
                           <a14:useLocalDpi xmlns:a14="http://schemas.microsoft.com/office/drawing/2010/main" val="0"/>
@@ -4741,7 +6171,7 @@
                     <pic:cNvPicPr/>
                   </pic:nvPicPr>
                   <pic:blipFill>
-                    <a:blip r:embed="rId37">
+                    <a:blip r:embed="rId51">
                       <a:extLst>
                         <a:ext uri="{28A0092B-C50C-407E-A947-70E740481C1C}">
                           <a14:useLocalDpi xmlns:a14="http://schemas.microsoft.com/office/drawing/2010/main" val="0"/>
@@ -4800,7 +6230,7 @@
                     <pic:cNvPicPr/>
                   </pic:nvPicPr>
                   <pic:blipFill>
-                    <a:blip r:embed="rId38">
+                    <a:blip r:embed="rId52">
                       <a:extLst>
                         <a:ext uri="{28A0092B-C50C-407E-A947-70E740481C1C}">
                           <a14:useLocalDpi xmlns:a14="http://schemas.microsoft.com/office/drawing/2010/main" val="0"/>
@@ -4869,7 +6299,7 @@
                     <pic:cNvPicPr/>
                   </pic:nvPicPr>
                   <pic:blipFill>
-                    <a:blip r:embed="rId11">
+                    <a:blip r:embed="rId12">
                       <a:extLst>
                         <a:ext uri="{28A0092B-C50C-407E-A947-70E740481C1C}">
                           <a14:useLocalDpi xmlns:a14="http://schemas.microsoft.com/office/drawing/2010/main" val="0"/>
@@ -6114,4 +7544,16 @@
     </a:ext>
   </a:extLst>
 </a:theme>
+</file>
+
+<file path=customXml/item1.xml><?xml version="1.0" encoding="utf-8"?>
+<b:Sources xmlns:b="http://schemas.openxmlformats.org/officeDocument/2006/bibliography" xmlns="http://schemas.openxmlformats.org/officeDocument/2006/bibliography" SelectedStyle="\APASixthEditionOfficeOnline.xsl" StyleName="APA" Version="6"/>
+</file>
+
+<file path=customXml/itemProps1.xml><?xml version="1.0" encoding="utf-8"?>
+<ds:datastoreItem xmlns:ds="http://schemas.openxmlformats.org/officeDocument/2006/customXml" ds:itemID="{02C520EF-D6E8-4A1C-BF85-86FACC3CA32D}">
+  <ds:schemaRefs>
+    <ds:schemaRef ds:uri="http://schemas.openxmlformats.org/officeDocument/2006/bibliography"/>
+  </ds:schemaRefs>
+</ds:datastoreItem>
 </file>